--- a/TFM_Intelligent_Portfolio_Management.docx
+++ b/TFM_Intelligent_Portfolio_Management.docx
@@ -69,8 +69,9 @@
           <w:szCs w:val="44"/>
           <w:lang w:val="en-US"/>
         </w:rPr>
-        <w:t xml:space="preserve">Desarrollo de un agente para la gestión dinámica del riesgo y rebalanceo de carteras de </w:t>
-      </w:r>
+        <w:t xml:space="preserve">Desarrollo de un </w:t>
+      </w:r>
+      <w:proofErr w:type="spellStart"/>
       <w:r>
         <w:rPr>
           <w:b/>
@@ -81,7 +82,150 @@
           <w:szCs w:val="44"/>
           <w:lang w:val="en-US"/>
         </w:rPr>
-        <w:t>inversion</w:t>
+        <w:t>agente</w:t>
+      </w:r>
+      <w:proofErr w:type="spellEnd"/>
+      <w:r>
+        <w:rPr>
+          <w:b/>
+          <w:bCs/>
+          <w:i/>
+          <w:iCs/>
+          <w:sz w:val="44"/>
+          <w:szCs w:val="44"/>
+          <w:lang w:val="en-US"/>
+        </w:rPr>
+        <w:t xml:space="preserve"> para la </w:t>
+      </w:r>
+      <w:proofErr w:type="spellStart"/>
+      <w:r>
+        <w:rPr>
+          <w:b/>
+          <w:bCs/>
+          <w:i/>
+          <w:iCs/>
+          <w:sz w:val="44"/>
+          <w:szCs w:val="44"/>
+          <w:lang w:val="en-US"/>
+        </w:rPr>
+        <w:t>gestión</w:t>
+      </w:r>
+      <w:proofErr w:type="spellEnd"/>
+      <w:r>
+        <w:rPr>
+          <w:b/>
+          <w:bCs/>
+          <w:i/>
+          <w:iCs/>
+          <w:sz w:val="44"/>
+          <w:szCs w:val="44"/>
+          <w:lang w:val="en-US"/>
+        </w:rPr>
+        <w:t xml:space="preserve"> </w:t>
+      </w:r>
+      <w:proofErr w:type="spellStart"/>
+      <w:r>
+        <w:rPr>
+          <w:b/>
+          <w:bCs/>
+          <w:i/>
+          <w:iCs/>
+          <w:sz w:val="44"/>
+          <w:szCs w:val="44"/>
+          <w:lang w:val="en-US"/>
+        </w:rPr>
+        <w:t>dinámica</w:t>
+      </w:r>
+      <w:proofErr w:type="spellEnd"/>
+      <w:r>
+        <w:rPr>
+          <w:b/>
+          <w:bCs/>
+          <w:i/>
+          <w:iCs/>
+          <w:sz w:val="44"/>
+          <w:szCs w:val="44"/>
+          <w:lang w:val="en-US"/>
+        </w:rPr>
+        <w:t xml:space="preserve"> del </w:t>
+      </w:r>
+      <w:proofErr w:type="spellStart"/>
+      <w:r>
+        <w:rPr>
+          <w:b/>
+          <w:bCs/>
+          <w:i/>
+          <w:iCs/>
+          <w:sz w:val="44"/>
+          <w:szCs w:val="44"/>
+          <w:lang w:val="en-US"/>
+        </w:rPr>
+        <w:t>riesgo</w:t>
+      </w:r>
+      <w:proofErr w:type="spellEnd"/>
+      <w:r>
+        <w:rPr>
+          <w:b/>
+          <w:bCs/>
+          <w:i/>
+          <w:iCs/>
+          <w:sz w:val="44"/>
+          <w:szCs w:val="44"/>
+          <w:lang w:val="en-US"/>
+        </w:rPr>
+        <w:t xml:space="preserve"> y </w:t>
+      </w:r>
+      <w:proofErr w:type="spellStart"/>
+      <w:r>
+        <w:rPr>
+          <w:b/>
+          <w:bCs/>
+          <w:i/>
+          <w:iCs/>
+          <w:sz w:val="44"/>
+          <w:szCs w:val="44"/>
+          <w:lang w:val="en-US"/>
+        </w:rPr>
+        <w:t>rebalanceo</w:t>
+      </w:r>
+      <w:proofErr w:type="spellEnd"/>
+      <w:r>
+        <w:rPr>
+          <w:b/>
+          <w:bCs/>
+          <w:i/>
+          <w:iCs/>
+          <w:sz w:val="44"/>
+          <w:szCs w:val="44"/>
+          <w:lang w:val="en-US"/>
+        </w:rPr>
+        <w:t xml:space="preserve"> de </w:t>
+      </w:r>
+      <w:proofErr w:type="spellStart"/>
+      <w:r>
+        <w:rPr>
+          <w:b/>
+          <w:bCs/>
+          <w:i/>
+          <w:iCs/>
+          <w:sz w:val="44"/>
+          <w:szCs w:val="44"/>
+          <w:lang w:val="en-US"/>
+        </w:rPr>
+        <w:t>carteras</w:t>
+      </w:r>
+      <w:proofErr w:type="spellEnd"/>
+      <w:r>
+        <w:rPr>
+          <w:b/>
+          <w:bCs/>
+          <w:i/>
+          <w:iCs/>
+          <w:sz w:val="44"/>
+          <w:szCs w:val="44"/>
+          <w:lang w:val="en-US"/>
+        </w:rPr>
+        <w:t xml:space="preserve"> de inversion</w:t>
       </w:r>
     </w:p>
     <w:p>
@@ -282,6 +426,17 @@
     </w:p>
     <w:sdt>
       <w:sdtPr>
+        <w:rPr>
+          <w:rFonts w:asciiTheme="minorHAnsi" w:eastAsiaTheme="minorHAnsi" w:hAnsiTheme="minorHAnsi" w:cstheme="minorBidi"/>
+          <w:b w:val="0"/>
+          <w:bCs w:val="0"/>
+          <w:color w:val="auto"/>
+          <w:kern w:val="2"/>
+          <w:sz w:val="24"/>
+          <w:szCs w:val="24"/>
+          <w:lang w:eastAsia="en-US"/>
+          <w14:ligatures w14:val="standardContextual"/>
+        </w:rPr>
         <w:id w:val="-829599982"/>
         <w:docPartObj>
           <w:docPartGallery w:val="Table of Contents"/>
@@ -290,14 +445,7 @@
       </w:sdtPr>
       <w:sdtEndPr>
         <w:rPr>
-          <w:rFonts w:asciiTheme="minorHAnsi" w:eastAsiaTheme="minorHAnsi" w:hAnsiTheme="minorHAnsi" w:cstheme="minorBidi"/>
           <w:noProof/>
-          <w:color w:val="auto"/>
-          <w:kern w:val="2"/>
-          <w:sz w:val="24"/>
-          <w:szCs w:val="24"/>
-          <w:lang w:eastAsia="en-US"/>
-          <w14:ligatures w14:val="standardContextual"/>
         </w:rPr>
       </w:sdtEndPr>
       <w:sdtContent>
@@ -597,13 +745,29 @@
         </w:rPr>
       </w:pPr>
       <w:bookmarkStart w:id="0" w:name="_Toc229847620"/>
-      <w:r>
-        <w:rPr>
-          <w:lang w:val="en-US"/>
-        </w:rPr>
-        <w:t>Pregunta de investigación</w:t>
+      <w:proofErr w:type="spellStart"/>
+      <w:r>
+        <w:rPr>
+          <w:lang w:val="en-US"/>
+        </w:rPr>
+        <w:t>Pregunta</w:t>
+      </w:r>
+      <w:proofErr w:type="spellEnd"/>
+      <w:r>
+        <w:rPr>
+          <w:lang w:val="en-US"/>
+        </w:rPr>
+        <w:t xml:space="preserve"> de </w:t>
+      </w:r>
+      <w:proofErr w:type="spellStart"/>
+      <w:r>
+        <w:rPr>
+          <w:lang w:val="en-US"/>
+        </w:rPr>
+        <w:t>investigación</w:t>
       </w:r>
       <w:bookmarkEnd w:id="0"/>
+      <w:proofErr w:type="spellEnd"/>
     </w:p>
     <w:p>
       <w:pPr>
@@ -634,6 +798,7 @@
         </w:rPr>
       </w:pPr>
       <w:bookmarkStart w:id="1" w:name="_Toc229847621"/>
+      <w:proofErr w:type="spellStart"/>
       <w:r>
         <w:rPr>
           <w:lang w:val="en-US"/>
@@ -641,6 +806,7 @@
         <w:t>Resumen</w:t>
       </w:r>
       <w:bookmarkEnd w:id="1"/>
+      <w:proofErr w:type="spellEnd"/>
       <w:r>
         <w:rPr>
           <w:lang w:val="en-US"/>
@@ -686,7 +852,15 @@
         <w:jc w:val="both"/>
       </w:pPr>
       <w:r>
-        <w:t>El objetivo principal es analizar la capacidad del agente para adaptar dinámicamente la composición y exposición de la cartera en distintos escenarios de mercado. Para ello, se evalúa su comportamiento mediante simulaciones retrospectivas (backtesting) a lo largo de diferentes fases del ciclo económico (alcistas, bajistas y laterales).</w:t>
+        <w:t>El objetivo principal es analizar la capacidad del agente para adaptar dinámicamente la composición y exposición de la cartera en distintos escenarios de mercado. Para ello, se evalúa su comportamiento mediante simulaciones retrospectivas (</w:t>
+      </w:r>
+      <w:proofErr w:type="spellStart"/>
+      <w:r>
+        <w:t>backtesting</w:t>
+      </w:r>
+      <w:proofErr w:type="spellEnd"/>
+      <w:r>
+        <w:t>) a lo largo de diferentes fases del ciclo económico (alcistas, bajistas y laterales).</w:t>
       </w:r>
     </w:p>
     <w:p>
@@ -699,7 +873,23 @@
         <w:jc w:val="both"/>
       </w:pPr>
       <w:r>
-        <w:t>Finalmente, el rendimiento del agente se analiza mediante métricas de rentabilidad ajustada al riesgo (como volatilidad, ratio de Sharpe o maximum drawdown), comparándolo con estrategias de referencia. Este análisis permite valorar la viabilidad y las limitaciones del uso de sistemas algorítmicos en la gestión de inversiones.</w:t>
+        <w:t xml:space="preserve">Finalmente, el rendimiento del agente se analiza mediante métricas de rentabilidad ajustada al riesgo (como volatilidad, ratio de Sharpe o </w:t>
+      </w:r>
+      <w:proofErr w:type="spellStart"/>
+      <w:r>
+        <w:t>maximum</w:t>
+      </w:r>
+      <w:proofErr w:type="spellEnd"/>
+      <w:r>
+        <w:t xml:space="preserve"> </w:t>
+      </w:r>
+      <w:proofErr w:type="spellStart"/>
+      <w:r>
+        <w:t>drawdown</w:t>
+      </w:r>
+      <w:proofErr w:type="spellEnd"/>
+      <w:r>
+        <w:t>), comparándolo con estrategias de referencia. Este análisis permite valorar la viabilidad y las limitaciones del uso de sistemas algorítmicos en la gestión de inversiones.</w:t>
       </w:r>
     </w:p>
     <w:p>
@@ -812,8 +1002,17 @@
           <w:b/>
           <w:bCs/>
         </w:rPr>
-        <w:t>machine learning</w:t>
-      </w:r>
+        <w:t xml:space="preserve">machine </w:t>
+      </w:r>
+      <w:proofErr w:type="spellStart"/>
+      <w:r>
+        <w:rPr>
+          <w:b/>
+          <w:bCs/>
+        </w:rPr>
+        <w:t>learning</w:t>
+      </w:r>
+      <w:proofErr w:type="spellEnd"/>
     </w:p>
     <w:p>
       <w:pPr>
@@ -962,6 +1161,5066 @@
           <w:tab w:val="left" w:pos="3493"/>
         </w:tabs>
       </w:pPr>
+    </w:p>
+    <w:p>
+      <w:pPr>
+        <w:tabs>
+          <w:tab w:val="left" w:pos="3493"/>
+        </w:tabs>
+        <w:rPr>
+          <w:b/>
+          <w:bCs/>
+          <w:lang w:val="en-US"/>
+        </w:rPr>
+      </w:pPr>
+      <w:r>
+        <w:rPr>
+          <w:rFonts w:ascii="Segoe UI Emoji" w:hAnsi="Segoe UI Emoji" w:cs="Segoe UI Emoji"/>
+          <w:b/>
+          <w:bCs/>
+          <w:lang w:val="en-US"/>
+        </w:rPr>
+        <w:t>🗺️</w:t>
+      </w:r>
+      <w:r>
+        <w:rPr>
+          <w:b/>
+          <w:bCs/>
+          <w:lang w:val="en-US"/>
+        </w:rPr>
+        <w:t xml:space="preserve"> Hoja de Ruta </w:t>
+      </w:r>
+      <w:proofErr w:type="spellStart"/>
+      <w:r>
+        <w:rPr>
+          <w:b/>
+          <w:bCs/>
+          <w:lang w:val="en-US"/>
+        </w:rPr>
+        <w:t>Ágil</w:t>
+      </w:r>
+      <w:proofErr w:type="spellEnd"/>
+      <w:r>
+        <w:rPr>
+          <w:b/>
+          <w:bCs/>
+          <w:lang w:val="en-US"/>
+        </w:rPr>
+        <w:t xml:space="preserve">: TFM </w:t>
+      </w:r>
+      <w:proofErr w:type="spellStart"/>
+      <w:r>
+        <w:rPr>
+          <w:b/>
+          <w:bCs/>
+          <w:lang w:val="en-US"/>
+        </w:rPr>
+        <w:t>Agente</w:t>
+      </w:r>
+      <w:proofErr w:type="spellEnd"/>
+      <w:r>
+        <w:rPr>
+          <w:b/>
+          <w:bCs/>
+          <w:lang w:val="en-US"/>
+        </w:rPr>
+        <w:t xml:space="preserve"> de </w:t>
+      </w:r>
+      <w:proofErr w:type="spellStart"/>
+      <w:r>
+        <w:rPr>
+          <w:b/>
+          <w:bCs/>
+          <w:lang w:val="en-US"/>
+        </w:rPr>
+        <w:t>Carteras</w:t>
+      </w:r>
+      <w:proofErr w:type="spellEnd"/>
+    </w:p>
+    <w:p>
+      <w:pPr>
+        <w:tabs>
+          <w:tab w:val="left" w:pos="3493"/>
+        </w:tabs>
+        <w:rPr>
+          <w:b/>
+          <w:bCs/>
+          <w:lang w:val="en-US"/>
+        </w:rPr>
+      </w:pPr>
+      <w:r>
+        <w:rPr>
+          <w:b/>
+          <w:bCs/>
+          <w:lang w:val="en-US"/>
+        </w:rPr>
+        <w:t xml:space="preserve">Fase 1: </w:t>
+      </w:r>
+      <w:proofErr w:type="spellStart"/>
+      <w:r>
+        <w:rPr>
+          <w:b/>
+          <w:bCs/>
+          <w:lang w:val="en-US"/>
+        </w:rPr>
+        <w:t>Cimientos</w:t>
+      </w:r>
+      <w:proofErr w:type="spellEnd"/>
+      <w:r>
+        <w:rPr>
+          <w:b/>
+          <w:bCs/>
+          <w:lang w:val="en-US"/>
+        </w:rPr>
+        <w:t xml:space="preserve"> de Datos y </w:t>
+      </w:r>
+      <w:proofErr w:type="spellStart"/>
+      <w:r>
+        <w:rPr>
+          <w:b/>
+          <w:bCs/>
+          <w:lang w:val="en-US"/>
+        </w:rPr>
+        <w:t>Señales</w:t>
+      </w:r>
+      <w:proofErr w:type="spellEnd"/>
+      <w:r>
+        <w:rPr>
+          <w:b/>
+          <w:bCs/>
+          <w:lang w:val="en-US"/>
+        </w:rPr>
+        <w:t xml:space="preserve"> (Mayo - Junio)</w:t>
+      </w:r>
+    </w:p>
+    <w:p>
+      <w:pPr>
+        <w:tabs>
+          <w:tab w:val="left" w:pos="3493"/>
+        </w:tabs>
+        <w:rPr>
+          <w:lang w:val="en-US"/>
+        </w:rPr>
+      </w:pPr>
+      <w:r>
+        <w:rPr>
+          <w:b/>
+          <w:bCs/>
+          <w:lang w:val="en-US"/>
+        </w:rPr>
+        <w:t xml:space="preserve">Sprint 1: </w:t>
+      </w:r>
+      <w:proofErr w:type="spellStart"/>
+      <w:r>
+        <w:rPr>
+          <w:b/>
+          <w:bCs/>
+          <w:lang w:val="en-US"/>
+        </w:rPr>
+        <w:t>Infraestructura</w:t>
+      </w:r>
+      <w:proofErr w:type="spellEnd"/>
+      <w:r>
+        <w:rPr>
+          <w:b/>
+          <w:bCs/>
+          <w:lang w:val="en-US"/>
+        </w:rPr>
+        <w:t xml:space="preserve"> de Datos (17 May - 31 May)</w:t>
+      </w:r>
+      <w:r>
+        <w:rPr>
+          <w:lang w:val="en-US"/>
+        </w:rPr>
+        <w:t xml:space="preserve"> </w:t>
+      </w:r>
+      <w:proofErr w:type="spellStart"/>
+      <w:r>
+        <w:rPr>
+          <w:i/>
+          <w:iCs/>
+          <w:lang w:val="en-US"/>
+        </w:rPr>
+        <w:t>Objetivo</w:t>
+      </w:r>
+      <w:proofErr w:type="spellEnd"/>
+      <w:r>
+        <w:rPr>
+          <w:i/>
+          <w:iCs/>
+          <w:lang w:val="en-US"/>
+        </w:rPr>
+        <w:t>:</w:t>
+      </w:r>
+      <w:r>
+        <w:rPr>
+          <w:lang w:val="en-US"/>
+        </w:rPr>
+        <w:t xml:space="preserve"> </w:t>
+      </w:r>
+      <w:proofErr w:type="spellStart"/>
+      <w:r>
+        <w:rPr>
+          <w:lang w:val="en-US"/>
+        </w:rPr>
+        <w:t>Conseguir</w:t>
+      </w:r>
+      <w:proofErr w:type="spellEnd"/>
+      <w:r>
+        <w:rPr>
+          <w:lang w:val="en-US"/>
+        </w:rPr>
+        <w:t xml:space="preserve"> </w:t>
+      </w:r>
+      <w:proofErr w:type="spellStart"/>
+      <w:r>
+        <w:rPr>
+          <w:lang w:val="en-US"/>
+        </w:rPr>
+        <w:t>que</w:t>
+      </w:r>
+      <w:proofErr w:type="spellEnd"/>
+      <w:r>
+        <w:rPr>
+          <w:lang w:val="en-US"/>
+        </w:rPr>
+        <w:t xml:space="preserve"> </w:t>
+      </w:r>
+      <w:proofErr w:type="spellStart"/>
+      <w:r>
+        <w:rPr>
+          <w:lang w:val="en-US"/>
+        </w:rPr>
+        <w:t>el</w:t>
+      </w:r>
+      <w:proofErr w:type="spellEnd"/>
+      <w:r>
+        <w:rPr>
+          <w:lang w:val="en-US"/>
+        </w:rPr>
+        <w:t xml:space="preserve"> </w:t>
+      </w:r>
+      <w:proofErr w:type="spellStart"/>
+      <w:r>
+        <w:rPr>
+          <w:lang w:val="en-US"/>
+        </w:rPr>
+        <w:t>proyecto</w:t>
+      </w:r>
+      <w:proofErr w:type="spellEnd"/>
+      <w:r>
+        <w:rPr>
+          <w:lang w:val="en-US"/>
+        </w:rPr>
+        <w:t xml:space="preserve"> se </w:t>
+      </w:r>
+      <w:proofErr w:type="spellStart"/>
+      <w:r>
+        <w:rPr>
+          <w:lang w:val="en-US"/>
+        </w:rPr>
+        <w:t>conecte</w:t>
+      </w:r>
+      <w:proofErr w:type="spellEnd"/>
+      <w:r>
+        <w:rPr>
+          <w:lang w:val="en-US"/>
+        </w:rPr>
+        <w:t xml:space="preserve"> a las APIs, </w:t>
+      </w:r>
+      <w:proofErr w:type="spellStart"/>
+      <w:r>
+        <w:rPr>
+          <w:lang w:val="en-US"/>
+        </w:rPr>
+        <w:t>descargue</w:t>
+      </w:r>
+      <w:proofErr w:type="spellEnd"/>
+      <w:r>
+        <w:rPr>
+          <w:lang w:val="en-US"/>
+        </w:rPr>
+        <w:t xml:space="preserve"> </w:t>
+      </w:r>
+      <w:proofErr w:type="spellStart"/>
+      <w:r>
+        <w:rPr>
+          <w:lang w:val="en-US"/>
+        </w:rPr>
+        <w:t>los</w:t>
+      </w:r>
+      <w:proofErr w:type="spellEnd"/>
+      <w:r>
+        <w:rPr>
+          <w:lang w:val="en-US"/>
+        </w:rPr>
+        <w:t xml:space="preserve"> </w:t>
+      </w:r>
+      <w:proofErr w:type="spellStart"/>
+      <w:r>
+        <w:rPr>
+          <w:lang w:val="en-US"/>
+        </w:rPr>
+        <w:t>datos</w:t>
+      </w:r>
+      <w:proofErr w:type="spellEnd"/>
+      <w:r>
+        <w:rPr>
+          <w:lang w:val="en-US"/>
+        </w:rPr>
+        <w:t xml:space="preserve"> y </w:t>
+      </w:r>
+      <w:proofErr w:type="spellStart"/>
+      <w:r>
+        <w:rPr>
+          <w:lang w:val="en-US"/>
+        </w:rPr>
+        <w:t>los</w:t>
+      </w:r>
+      <w:proofErr w:type="spellEnd"/>
+      <w:r>
+        <w:rPr>
+          <w:lang w:val="en-US"/>
+        </w:rPr>
+        <w:t xml:space="preserve"> </w:t>
+      </w:r>
+      <w:proofErr w:type="spellStart"/>
+      <w:r>
+        <w:rPr>
+          <w:lang w:val="en-US"/>
+        </w:rPr>
+        <w:t>guarde</w:t>
+      </w:r>
+      <w:proofErr w:type="spellEnd"/>
+      <w:r>
+        <w:rPr>
+          <w:lang w:val="en-US"/>
+        </w:rPr>
+        <w:t xml:space="preserve"> </w:t>
+      </w:r>
+      <w:proofErr w:type="spellStart"/>
+      <w:r>
+        <w:rPr>
+          <w:lang w:val="en-US"/>
+        </w:rPr>
+        <w:t>limpios</w:t>
+      </w:r>
+      <w:proofErr w:type="spellEnd"/>
+      <w:r>
+        <w:rPr>
+          <w:lang w:val="en-US"/>
+        </w:rPr>
+        <w:t xml:space="preserve"> </w:t>
+      </w:r>
+      <w:proofErr w:type="spellStart"/>
+      <w:r>
+        <w:rPr>
+          <w:lang w:val="en-US"/>
+        </w:rPr>
+        <w:t>en</w:t>
+      </w:r>
+      <w:proofErr w:type="spellEnd"/>
+      <w:r>
+        <w:rPr>
+          <w:lang w:val="en-US"/>
+        </w:rPr>
+        <w:t xml:space="preserve"> </w:t>
+      </w:r>
+      <w:proofErr w:type="spellStart"/>
+      <w:r>
+        <w:rPr>
+          <w:lang w:val="en-US"/>
+        </w:rPr>
+        <w:t>el</w:t>
+      </w:r>
+      <w:proofErr w:type="spellEnd"/>
+      <w:r>
+        <w:rPr>
+          <w:lang w:val="en-US"/>
+        </w:rPr>
+        <w:t xml:space="preserve"> disco </w:t>
+      </w:r>
+      <w:proofErr w:type="spellStart"/>
+      <w:r>
+        <w:rPr>
+          <w:lang w:val="en-US"/>
+        </w:rPr>
+        <w:t>duro</w:t>
+      </w:r>
+      <w:proofErr w:type="spellEnd"/>
+      <w:r>
+        <w:rPr>
+          <w:lang w:val="en-US"/>
+        </w:rPr>
+        <w:t xml:space="preserve"> para no </w:t>
+      </w:r>
+      <w:proofErr w:type="spellStart"/>
+      <w:r>
+        <w:rPr>
+          <w:lang w:val="en-US"/>
+        </w:rPr>
+        <w:t>volver</w:t>
+      </w:r>
+      <w:proofErr w:type="spellEnd"/>
+      <w:r>
+        <w:rPr>
+          <w:lang w:val="en-US"/>
+        </w:rPr>
+        <w:t xml:space="preserve"> a </w:t>
+      </w:r>
+      <w:proofErr w:type="spellStart"/>
+      <w:r>
+        <w:rPr>
+          <w:lang w:val="en-US"/>
+        </w:rPr>
+        <w:t>depender</w:t>
+      </w:r>
+      <w:proofErr w:type="spellEnd"/>
+      <w:r>
+        <w:rPr>
+          <w:lang w:val="en-US"/>
+        </w:rPr>
+        <w:t xml:space="preserve"> de internet.</w:t>
+      </w:r>
+    </w:p>
+    <w:p>
+      <w:pPr>
+        <w:numPr>
+          <w:ilvl w:val="0"/>
+          <w:numId w:val="22"/>
+        </w:numPr>
+        <w:tabs>
+          <w:tab w:val="left" w:pos="3493"/>
+        </w:tabs>
+        <w:rPr>
+          <w:lang w:val="en-US"/>
+        </w:rPr>
+      </w:pPr>
+      <w:r>
+        <w:rPr>
+          <w:b/>
+          <w:bCs/>
+          <w:lang w:val="en-US"/>
+        </w:rPr>
+        <w:t>Issue 1.1:</w:t>
+      </w:r>
+      <w:r>
+        <w:rPr>
+          <w:lang w:val="en-US"/>
+        </w:rPr>
+        <w:t xml:space="preserve"> </w:t>
+      </w:r>
+      <w:proofErr w:type="spellStart"/>
+      <w:r>
+        <w:rPr>
+          <w:lang w:val="en-US"/>
+        </w:rPr>
+        <w:t>Configurar</w:t>
+      </w:r>
+      <w:proofErr w:type="spellEnd"/>
+      <w:r>
+        <w:rPr>
+          <w:lang w:val="en-US"/>
+        </w:rPr>
+        <w:t xml:space="preserve"> </w:t>
+      </w:r>
+      <w:proofErr w:type="spellStart"/>
+      <w:r>
+        <w:rPr>
+          <w:lang w:val="en-US"/>
+        </w:rPr>
+        <w:t>esqueleto</w:t>
+      </w:r>
+      <w:proofErr w:type="spellEnd"/>
+      <w:r>
+        <w:rPr>
+          <w:lang w:val="en-US"/>
+        </w:rPr>
+        <w:t xml:space="preserve"> del </w:t>
+      </w:r>
+      <w:proofErr w:type="spellStart"/>
+      <w:r>
+        <w:rPr>
+          <w:lang w:val="en-US"/>
+        </w:rPr>
+        <w:t>repositorio</w:t>
+      </w:r>
+      <w:proofErr w:type="spellEnd"/>
+      <w:proofErr w:type="gramStart"/>
+      <w:r>
+        <w:rPr>
+          <w:lang w:val="en-US"/>
+        </w:rPr>
+        <w:t>, .env</w:t>
+      </w:r>
+      <w:proofErr w:type="gramEnd"/>
+      <w:r>
+        <w:rPr>
+          <w:lang w:val="en-US"/>
+        </w:rPr>
+        <w:t xml:space="preserve">, requirements.txt y YAML de </w:t>
+      </w:r>
+      <w:proofErr w:type="spellStart"/>
+      <w:r>
+        <w:rPr>
+          <w:lang w:val="en-US"/>
+        </w:rPr>
+        <w:t>configuración</w:t>
+      </w:r>
+      <w:proofErr w:type="spellEnd"/>
+      <w:r>
+        <w:rPr>
+          <w:lang w:val="en-US"/>
+        </w:rPr>
+        <w:t>.</w:t>
+      </w:r>
+    </w:p>
+    <w:p>
+      <w:pPr>
+        <w:numPr>
+          <w:ilvl w:val="0"/>
+          <w:numId w:val="22"/>
+        </w:numPr>
+        <w:tabs>
+          <w:tab w:val="left" w:pos="3493"/>
+        </w:tabs>
+        <w:rPr>
+          <w:lang w:val="en-US"/>
+        </w:rPr>
+      </w:pPr>
+      <w:r>
+        <w:rPr>
+          <w:b/>
+          <w:bCs/>
+          <w:lang w:val="en-US"/>
+        </w:rPr>
+        <w:t>Issue 1.2:</w:t>
+      </w:r>
+      <w:r>
+        <w:rPr>
+          <w:lang w:val="en-US"/>
+        </w:rPr>
+        <w:t xml:space="preserve"> </w:t>
+      </w:r>
+      <w:proofErr w:type="spellStart"/>
+      <w:r>
+        <w:rPr>
+          <w:lang w:val="en-US"/>
+        </w:rPr>
+        <w:t>Desarrollar</w:t>
+      </w:r>
+      <w:proofErr w:type="spellEnd"/>
+      <w:r>
+        <w:rPr>
+          <w:lang w:val="en-US"/>
+        </w:rPr>
+        <w:t xml:space="preserve"> tiingo_loader.py para </w:t>
+      </w:r>
+      <w:proofErr w:type="spellStart"/>
+      <w:r>
+        <w:rPr>
+          <w:lang w:val="en-US"/>
+        </w:rPr>
+        <w:t>descargar</w:t>
+      </w:r>
+      <w:proofErr w:type="spellEnd"/>
+      <w:r>
+        <w:rPr>
+          <w:lang w:val="en-US"/>
+        </w:rPr>
+        <w:t xml:space="preserve"> </w:t>
+      </w:r>
+      <w:proofErr w:type="spellStart"/>
+      <w:r>
+        <w:rPr>
+          <w:lang w:val="en-US"/>
+        </w:rPr>
+        <w:t>velas</w:t>
+      </w:r>
+      <w:proofErr w:type="spellEnd"/>
+      <w:r>
+        <w:rPr>
+          <w:lang w:val="en-US"/>
+        </w:rPr>
+        <w:t xml:space="preserve"> de 1H/4H </w:t>
+      </w:r>
+      <w:proofErr w:type="spellStart"/>
+      <w:r>
+        <w:rPr>
+          <w:lang w:val="en-US"/>
+        </w:rPr>
+        <w:t>desde</w:t>
+      </w:r>
+      <w:proofErr w:type="spellEnd"/>
+      <w:r>
+        <w:rPr>
+          <w:lang w:val="en-US"/>
+        </w:rPr>
+        <w:t xml:space="preserve"> 2018.</w:t>
+      </w:r>
+    </w:p>
+    <w:p>
+      <w:pPr>
+        <w:numPr>
+          <w:ilvl w:val="0"/>
+          <w:numId w:val="22"/>
+        </w:numPr>
+        <w:tabs>
+          <w:tab w:val="left" w:pos="3493"/>
+        </w:tabs>
+        <w:rPr>
+          <w:lang w:val="en-US"/>
+        </w:rPr>
+      </w:pPr>
+      <w:r>
+        <w:rPr>
+          <w:b/>
+          <w:bCs/>
+          <w:lang w:val="en-US"/>
+        </w:rPr>
+        <w:t>Issue 1.3:</w:t>
+      </w:r>
+      <w:r>
+        <w:rPr>
+          <w:lang w:val="en-US"/>
+        </w:rPr>
+        <w:t xml:space="preserve"> </w:t>
+      </w:r>
+      <w:proofErr w:type="spellStart"/>
+      <w:r>
+        <w:rPr>
+          <w:lang w:val="en-US"/>
+        </w:rPr>
+        <w:t>Desarrollar</w:t>
+      </w:r>
+      <w:proofErr w:type="spellEnd"/>
+      <w:r>
+        <w:rPr>
+          <w:lang w:val="en-US"/>
+        </w:rPr>
+        <w:t xml:space="preserve"> fred_loader.py para </w:t>
+      </w:r>
+      <w:proofErr w:type="spellStart"/>
+      <w:r>
+        <w:rPr>
+          <w:lang w:val="en-US"/>
+        </w:rPr>
+        <w:t>descargar</w:t>
+      </w:r>
+      <w:proofErr w:type="spellEnd"/>
+      <w:r>
+        <w:rPr>
+          <w:lang w:val="en-US"/>
+        </w:rPr>
+        <w:t xml:space="preserve"> </w:t>
+      </w:r>
+      <w:proofErr w:type="spellStart"/>
+      <w:r>
+        <w:rPr>
+          <w:lang w:val="en-US"/>
+        </w:rPr>
+        <w:t>inflación</w:t>
+      </w:r>
+      <w:proofErr w:type="spellEnd"/>
+      <w:r>
+        <w:rPr>
+          <w:lang w:val="en-US"/>
+        </w:rPr>
+        <w:t xml:space="preserve">, </w:t>
+      </w:r>
+      <w:proofErr w:type="spellStart"/>
+      <w:r>
+        <w:rPr>
+          <w:lang w:val="en-US"/>
+        </w:rPr>
+        <w:t>tipos</w:t>
+      </w:r>
+      <w:proofErr w:type="spellEnd"/>
+      <w:r>
+        <w:rPr>
+          <w:lang w:val="en-US"/>
+        </w:rPr>
+        <w:t xml:space="preserve"> de </w:t>
+      </w:r>
+      <w:proofErr w:type="spellStart"/>
+      <w:r>
+        <w:rPr>
+          <w:lang w:val="en-US"/>
+        </w:rPr>
+        <w:t>interés</w:t>
+      </w:r>
+      <w:proofErr w:type="spellEnd"/>
+      <w:r>
+        <w:rPr>
+          <w:lang w:val="en-US"/>
+        </w:rPr>
+        <w:t xml:space="preserve"> y VIX.</w:t>
+      </w:r>
+    </w:p>
+    <w:p>
+      <w:pPr>
+        <w:numPr>
+          <w:ilvl w:val="0"/>
+          <w:numId w:val="22"/>
+        </w:numPr>
+        <w:tabs>
+          <w:tab w:val="left" w:pos="3493"/>
+        </w:tabs>
+        <w:rPr>
+          <w:lang w:val="en-US"/>
+        </w:rPr>
+      </w:pPr>
+      <w:r>
+        <w:rPr>
+          <w:b/>
+          <w:bCs/>
+          <w:lang w:val="en-US"/>
+        </w:rPr>
+        <w:t>Issue 1.4:</w:t>
+      </w:r>
+      <w:r>
+        <w:rPr>
+          <w:lang w:val="en-US"/>
+        </w:rPr>
+        <w:t xml:space="preserve"> </w:t>
+      </w:r>
+      <w:proofErr w:type="spellStart"/>
+      <w:r>
+        <w:rPr>
+          <w:lang w:val="en-US"/>
+        </w:rPr>
+        <w:t>Desarrollar</w:t>
+      </w:r>
+      <w:proofErr w:type="spellEnd"/>
+      <w:r>
+        <w:rPr>
+          <w:lang w:val="en-US"/>
+        </w:rPr>
+        <w:t xml:space="preserve"> data_merger.py para </w:t>
+      </w:r>
+      <w:proofErr w:type="spellStart"/>
+      <w:r>
+        <w:rPr>
+          <w:lang w:val="en-US"/>
+        </w:rPr>
+        <w:t>unir</w:t>
+      </w:r>
+      <w:proofErr w:type="spellEnd"/>
+      <w:r>
+        <w:rPr>
+          <w:lang w:val="en-US"/>
+        </w:rPr>
+        <w:t xml:space="preserve"> </w:t>
+      </w:r>
+      <w:proofErr w:type="spellStart"/>
+      <w:r>
+        <w:rPr>
+          <w:lang w:val="en-US"/>
+        </w:rPr>
+        <w:t>todo</w:t>
+      </w:r>
+      <w:proofErr w:type="spellEnd"/>
+      <w:r>
+        <w:rPr>
+          <w:lang w:val="en-US"/>
+        </w:rPr>
+        <w:t xml:space="preserve"> </w:t>
+      </w:r>
+      <w:proofErr w:type="spellStart"/>
+      <w:r>
+        <w:rPr>
+          <w:lang w:val="en-US"/>
+        </w:rPr>
+        <w:t>en</w:t>
+      </w:r>
+      <w:proofErr w:type="spellEnd"/>
+      <w:r>
+        <w:rPr>
+          <w:lang w:val="en-US"/>
+        </w:rPr>
+        <w:t xml:space="preserve"> un dataset_tfm.csv </w:t>
+      </w:r>
+      <w:proofErr w:type="spellStart"/>
+      <w:r>
+        <w:rPr>
+          <w:lang w:val="en-US"/>
+        </w:rPr>
+        <w:t>unificado</w:t>
+      </w:r>
+      <w:proofErr w:type="spellEnd"/>
+      <w:r>
+        <w:rPr>
+          <w:lang w:val="en-US"/>
+        </w:rPr>
+        <w:t>.</w:t>
+      </w:r>
+    </w:p>
+    <w:p>
+      <w:pPr>
+        <w:tabs>
+          <w:tab w:val="left" w:pos="3493"/>
+        </w:tabs>
+        <w:rPr>
+          <w:lang w:val="en-US"/>
+        </w:rPr>
+      </w:pPr>
+      <w:r>
+        <w:rPr>
+          <w:b/>
+          <w:bCs/>
+          <w:lang w:val="en-US"/>
+        </w:rPr>
+        <w:t xml:space="preserve">Sprint 2: Ingeniería de </w:t>
+      </w:r>
+      <w:proofErr w:type="spellStart"/>
+      <w:r>
+        <w:rPr>
+          <w:b/>
+          <w:bCs/>
+          <w:lang w:val="en-US"/>
+        </w:rPr>
+        <w:t>Características</w:t>
+      </w:r>
+      <w:proofErr w:type="spellEnd"/>
+      <w:r>
+        <w:rPr>
+          <w:b/>
+          <w:bCs/>
+          <w:lang w:val="en-US"/>
+        </w:rPr>
+        <w:t xml:space="preserve"> (Feature Engineering) (1 Jun - 14 Jun)</w:t>
+      </w:r>
+      <w:r>
+        <w:rPr>
+          <w:lang w:val="en-US"/>
+        </w:rPr>
+        <w:t xml:space="preserve"> </w:t>
+      </w:r>
+      <w:proofErr w:type="spellStart"/>
+      <w:r>
+        <w:rPr>
+          <w:i/>
+          <w:iCs/>
+          <w:lang w:val="en-US"/>
+        </w:rPr>
+        <w:t>Objetivo</w:t>
+      </w:r>
+      <w:proofErr w:type="spellEnd"/>
+      <w:r>
+        <w:rPr>
+          <w:i/>
+          <w:iCs/>
+          <w:lang w:val="en-US"/>
+        </w:rPr>
+        <w:t>:</w:t>
+      </w:r>
+      <w:r>
+        <w:rPr>
+          <w:lang w:val="en-US"/>
+        </w:rPr>
+        <w:t xml:space="preserve"> </w:t>
+      </w:r>
+      <w:proofErr w:type="spellStart"/>
+      <w:r>
+        <w:rPr>
+          <w:lang w:val="en-US"/>
+        </w:rPr>
+        <w:t>Traducir</w:t>
+      </w:r>
+      <w:proofErr w:type="spellEnd"/>
+      <w:r>
+        <w:rPr>
+          <w:lang w:val="en-US"/>
+        </w:rPr>
+        <w:t xml:space="preserve"> </w:t>
+      </w:r>
+      <w:proofErr w:type="spellStart"/>
+      <w:r>
+        <w:rPr>
+          <w:lang w:val="en-US"/>
+        </w:rPr>
+        <w:t>los</w:t>
+      </w:r>
+      <w:proofErr w:type="spellEnd"/>
+      <w:r>
+        <w:rPr>
+          <w:lang w:val="en-US"/>
+        </w:rPr>
+        <w:t xml:space="preserve"> </w:t>
+      </w:r>
+      <w:proofErr w:type="spellStart"/>
+      <w:r>
+        <w:rPr>
+          <w:lang w:val="en-US"/>
+        </w:rPr>
+        <w:t>precios</w:t>
+      </w:r>
+      <w:proofErr w:type="spellEnd"/>
+      <w:r>
+        <w:rPr>
+          <w:lang w:val="en-US"/>
+        </w:rPr>
+        <w:t xml:space="preserve"> puros a </w:t>
+      </w:r>
+      <w:proofErr w:type="spellStart"/>
+      <w:r>
+        <w:rPr>
+          <w:lang w:val="en-US"/>
+        </w:rPr>
+        <w:t>matemáticas</w:t>
+      </w:r>
+      <w:proofErr w:type="spellEnd"/>
+      <w:r>
+        <w:rPr>
+          <w:lang w:val="en-US"/>
+        </w:rPr>
+        <w:t xml:space="preserve"> e </w:t>
+      </w:r>
+      <w:proofErr w:type="spellStart"/>
+      <w:r>
+        <w:rPr>
+          <w:lang w:val="en-US"/>
+        </w:rPr>
+        <w:t>indicadores</w:t>
+      </w:r>
+      <w:proofErr w:type="spellEnd"/>
+      <w:r>
+        <w:rPr>
+          <w:lang w:val="en-US"/>
+        </w:rPr>
+        <w:t xml:space="preserve"> </w:t>
+      </w:r>
+      <w:proofErr w:type="spellStart"/>
+      <w:r>
+        <w:rPr>
+          <w:lang w:val="en-US"/>
+        </w:rPr>
+        <w:t>que</w:t>
+      </w:r>
+      <w:proofErr w:type="spellEnd"/>
+      <w:r>
+        <w:rPr>
+          <w:lang w:val="en-US"/>
+        </w:rPr>
+        <w:t xml:space="preserve"> </w:t>
+      </w:r>
+      <w:proofErr w:type="spellStart"/>
+      <w:r>
+        <w:rPr>
+          <w:lang w:val="en-US"/>
+        </w:rPr>
+        <w:t>el</w:t>
+      </w:r>
+      <w:proofErr w:type="spellEnd"/>
+      <w:r>
+        <w:rPr>
+          <w:lang w:val="en-US"/>
+        </w:rPr>
+        <w:t xml:space="preserve"> </w:t>
+      </w:r>
+      <w:proofErr w:type="spellStart"/>
+      <w:r>
+        <w:rPr>
+          <w:lang w:val="en-US"/>
+        </w:rPr>
+        <w:t>modelo</w:t>
+      </w:r>
+      <w:proofErr w:type="spellEnd"/>
+      <w:r>
+        <w:rPr>
+          <w:lang w:val="en-US"/>
+        </w:rPr>
+        <w:t xml:space="preserve"> </w:t>
+      </w:r>
+      <w:proofErr w:type="spellStart"/>
+      <w:r>
+        <w:rPr>
+          <w:lang w:val="en-US"/>
+        </w:rPr>
+        <w:t>pueda</w:t>
+      </w:r>
+      <w:proofErr w:type="spellEnd"/>
+      <w:r>
+        <w:rPr>
+          <w:lang w:val="en-US"/>
+        </w:rPr>
+        <w:t xml:space="preserve"> </w:t>
+      </w:r>
+      <w:proofErr w:type="spellStart"/>
+      <w:r>
+        <w:rPr>
+          <w:lang w:val="en-US"/>
+        </w:rPr>
+        <w:t>entender</w:t>
+      </w:r>
+      <w:proofErr w:type="spellEnd"/>
+      <w:r>
+        <w:rPr>
+          <w:lang w:val="en-US"/>
+        </w:rPr>
+        <w:t>.</w:t>
+      </w:r>
+    </w:p>
+    <w:p>
+      <w:pPr>
+        <w:numPr>
+          <w:ilvl w:val="0"/>
+          <w:numId w:val="23"/>
+        </w:numPr>
+        <w:tabs>
+          <w:tab w:val="left" w:pos="3493"/>
+        </w:tabs>
+        <w:rPr>
+          <w:lang w:val="en-US"/>
+        </w:rPr>
+      </w:pPr>
+      <w:r>
+        <w:rPr>
+          <w:b/>
+          <w:bCs/>
+          <w:lang w:val="en-US"/>
+        </w:rPr>
+        <w:t>Issue 2.1:</w:t>
+      </w:r>
+      <w:r>
+        <w:rPr>
+          <w:lang w:val="en-US"/>
+        </w:rPr>
+        <w:t xml:space="preserve"> </w:t>
+      </w:r>
+      <w:proofErr w:type="spellStart"/>
+      <w:r>
+        <w:rPr>
+          <w:lang w:val="en-US"/>
+        </w:rPr>
+        <w:t>Implementar</w:t>
+      </w:r>
+      <w:proofErr w:type="spellEnd"/>
+      <w:r>
+        <w:rPr>
+          <w:lang w:val="en-US"/>
+        </w:rPr>
+        <w:t xml:space="preserve"> </w:t>
+      </w:r>
+      <w:proofErr w:type="spellStart"/>
+      <w:r>
+        <w:rPr>
+          <w:lang w:val="en-US"/>
+        </w:rPr>
+        <w:t>cálculo</w:t>
+      </w:r>
+      <w:proofErr w:type="spellEnd"/>
+      <w:r>
+        <w:rPr>
+          <w:lang w:val="en-US"/>
+        </w:rPr>
+        <w:t xml:space="preserve"> de </w:t>
+      </w:r>
+      <w:proofErr w:type="spellStart"/>
+      <w:r>
+        <w:rPr>
+          <w:lang w:val="en-US"/>
+        </w:rPr>
+        <w:t>indicadores</w:t>
+      </w:r>
+      <w:proofErr w:type="spellEnd"/>
+      <w:r>
+        <w:rPr>
+          <w:lang w:val="en-US"/>
+        </w:rPr>
+        <w:t xml:space="preserve"> </w:t>
+      </w:r>
+      <w:proofErr w:type="spellStart"/>
+      <w:r>
+        <w:rPr>
+          <w:lang w:val="en-US"/>
+        </w:rPr>
+        <w:t>técnicos</w:t>
+      </w:r>
+      <w:proofErr w:type="spellEnd"/>
+      <w:r>
+        <w:rPr>
+          <w:lang w:val="en-US"/>
+        </w:rPr>
+        <w:t xml:space="preserve"> </w:t>
+      </w:r>
+      <w:proofErr w:type="spellStart"/>
+      <w:r>
+        <w:rPr>
+          <w:lang w:val="en-US"/>
+        </w:rPr>
+        <w:t>clásicos</w:t>
+      </w:r>
+      <w:proofErr w:type="spellEnd"/>
+      <w:r>
+        <w:rPr>
+          <w:lang w:val="en-US"/>
+        </w:rPr>
+        <w:t xml:space="preserve"> (RSI, medias </w:t>
+      </w:r>
+      <w:proofErr w:type="spellStart"/>
+      <w:r>
+        <w:rPr>
+          <w:lang w:val="en-US"/>
+        </w:rPr>
+        <w:t>móviles</w:t>
+      </w:r>
+      <w:proofErr w:type="spellEnd"/>
+      <w:r>
+        <w:rPr>
+          <w:lang w:val="en-US"/>
+        </w:rPr>
+        <w:t xml:space="preserve"> 1H/4H).</w:t>
+      </w:r>
+    </w:p>
+    <w:p>
+      <w:pPr>
+        <w:numPr>
+          <w:ilvl w:val="0"/>
+          <w:numId w:val="23"/>
+        </w:numPr>
+        <w:tabs>
+          <w:tab w:val="left" w:pos="3493"/>
+        </w:tabs>
+        <w:rPr>
+          <w:lang w:val="en-US"/>
+        </w:rPr>
+      </w:pPr>
+      <w:r>
+        <w:rPr>
+          <w:b/>
+          <w:bCs/>
+          <w:lang w:val="en-US"/>
+        </w:rPr>
+        <w:t>Issue 2.2:</w:t>
+      </w:r>
+      <w:r>
+        <w:rPr>
+          <w:lang w:val="en-US"/>
+        </w:rPr>
+        <w:t xml:space="preserve"> </w:t>
+      </w:r>
+      <w:proofErr w:type="spellStart"/>
+      <w:r>
+        <w:rPr>
+          <w:lang w:val="en-US"/>
+        </w:rPr>
+        <w:t>Implementar</w:t>
+      </w:r>
+      <w:proofErr w:type="spellEnd"/>
+      <w:r>
+        <w:rPr>
+          <w:lang w:val="en-US"/>
+        </w:rPr>
+        <w:t xml:space="preserve"> </w:t>
+      </w:r>
+      <w:proofErr w:type="spellStart"/>
+      <w:r>
+        <w:rPr>
+          <w:lang w:val="en-US"/>
+        </w:rPr>
+        <w:t>cálculo</w:t>
+      </w:r>
+      <w:proofErr w:type="spellEnd"/>
+      <w:r>
+        <w:rPr>
+          <w:lang w:val="en-US"/>
+        </w:rPr>
+        <w:t xml:space="preserve"> de </w:t>
+      </w:r>
+      <w:proofErr w:type="spellStart"/>
+      <w:r>
+        <w:rPr>
+          <w:lang w:val="en-US"/>
+        </w:rPr>
+        <w:t>volatilidad</w:t>
+      </w:r>
+      <w:proofErr w:type="spellEnd"/>
+      <w:r>
+        <w:rPr>
+          <w:lang w:val="en-US"/>
+        </w:rPr>
+        <w:t xml:space="preserve"> (ATR) para la </w:t>
+      </w:r>
+      <w:proofErr w:type="spellStart"/>
+      <w:r>
+        <w:rPr>
+          <w:lang w:val="en-US"/>
+        </w:rPr>
+        <w:t>futura</w:t>
+      </w:r>
+      <w:proofErr w:type="spellEnd"/>
+      <w:r>
+        <w:rPr>
+          <w:lang w:val="en-US"/>
+        </w:rPr>
+        <w:t xml:space="preserve"> </w:t>
+      </w:r>
+      <w:proofErr w:type="spellStart"/>
+      <w:r>
+        <w:rPr>
+          <w:lang w:val="en-US"/>
+        </w:rPr>
+        <w:t>gestión</w:t>
+      </w:r>
+      <w:proofErr w:type="spellEnd"/>
+      <w:r>
+        <w:rPr>
+          <w:lang w:val="en-US"/>
+        </w:rPr>
+        <w:t xml:space="preserve"> de </w:t>
+      </w:r>
+      <w:proofErr w:type="spellStart"/>
+      <w:r>
+        <w:rPr>
+          <w:lang w:val="en-US"/>
+        </w:rPr>
+        <w:t>riesgo</w:t>
+      </w:r>
+      <w:proofErr w:type="spellEnd"/>
+      <w:r>
+        <w:rPr>
+          <w:lang w:val="en-US"/>
+        </w:rPr>
+        <w:t>.</w:t>
+      </w:r>
+    </w:p>
+    <w:p>
+      <w:pPr>
+        <w:numPr>
+          <w:ilvl w:val="0"/>
+          <w:numId w:val="23"/>
+        </w:numPr>
+        <w:tabs>
+          <w:tab w:val="left" w:pos="3493"/>
+        </w:tabs>
+        <w:rPr>
+          <w:lang w:val="en-US"/>
+        </w:rPr>
+      </w:pPr>
+      <w:r>
+        <w:rPr>
+          <w:b/>
+          <w:bCs/>
+          <w:lang w:val="en-US"/>
+        </w:rPr>
+        <w:t>Issue 2.3:</w:t>
+      </w:r>
+      <w:r>
+        <w:rPr>
+          <w:lang w:val="en-US"/>
+        </w:rPr>
+        <w:t xml:space="preserve"> </w:t>
+      </w:r>
+      <w:proofErr w:type="spellStart"/>
+      <w:r>
+        <w:rPr>
+          <w:lang w:val="en-US"/>
+        </w:rPr>
+        <w:t>Programar</w:t>
+      </w:r>
+      <w:proofErr w:type="spellEnd"/>
+      <w:r>
+        <w:rPr>
+          <w:lang w:val="en-US"/>
+        </w:rPr>
+        <w:t xml:space="preserve"> la </w:t>
+      </w:r>
+      <w:proofErr w:type="spellStart"/>
+      <w:r>
+        <w:rPr>
+          <w:lang w:val="en-US"/>
+        </w:rPr>
+        <w:t>detección</w:t>
+      </w:r>
+      <w:proofErr w:type="spellEnd"/>
+      <w:r>
+        <w:rPr>
+          <w:lang w:val="en-US"/>
+        </w:rPr>
+        <w:t xml:space="preserve"> </w:t>
+      </w:r>
+      <w:proofErr w:type="spellStart"/>
+      <w:r>
+        <w:rPr>
+          <w:lang w:val="en-US"/>
+        </w:rPr>
+        <w:t>algorítmica</w:t>
+      </w:r>
+      <w:proofErr w:type="spellEnd"/>
+      <w:r>
+        <w:rPr>
+          <w:lang w:val="en-US"/>
+        </w:rPr>
+        <w:t xml:space="preserve"> de </w:t>
+      </w:r>
+      <w:proofErr w:type="spellStart"/>
+      <w:r>
+        <w:rPr>
+          <w:lang w:val="en-US"/>
+        </w:rPr>
+        <w:t>Fractales</w:t>
+      </w:r>
+      <w:proofErr w:type="spellEnd"/>
+      <w:r>
+        <w:rPr>
+          <w:lang w:val="en-US"/>
+        </w:rPr>
+        <w:t xml:space="preserve"> y mechas (</w:t>
+      </w:r>
+      <w:r>
+        <w:rPr>
+          <w:i/>
+          <w:iCs/>
+          <w:lang w:val="en-US"/>
+        </w:rPr>
+        <w:t>Wick Reclaims</w:t>
+      </w:r>
+      <w:r>
+        <w:rPr>
+          <w:lang w:val="en-US"/>
+        </w:rPr>
+        <w:t>).</w:t>
+      </w:r>
+    </w:p>
+    <w:p>
+      <w:pPr>
+        <w:numPr>
+          <w:ilvl w:val="0"/>
+          <w:numId w:val="23"/>
+        </w:numPr>
+        <w:tabs>
+          <w:tab w:val="left" w:pos="3493"/>
+        </w:tabs>
+        <w:rPr>
+          <w:lang w:val="en-US"/>
+        </w:rPr>
+      </w:pPr>
+      <w:r>
+        <w:rPr>
+          <w:b/>
+          <w:bCs/>
+          <w:lang w:val="en-US"/>
+        </w:rPr>
+        <w:t>Issue 2.4:</w:t>
+      </w:r>
+      <w:r>
+        <w:rPr>
+          <w:lang w:val="en-US"/>
+        </w:rPr>
+        <w:t xml:space="preserve"> </w:t>
+      </w:r>
+      <w:proofErr w:type="spellStart"/>
+      <w:r>
+        <w:rPr>
+          <w:lang w:val="en-US"/>
+        </w:rPr>
+        <w:t>Limpieza</w:t>
+      </w:r>
+      <w:proofErr w:type="spellEnd"/>
+      <w:r>
+        <w:rPr>
+          <w:lang w:val="en-US"/>
+        </w:rPr>
+        <w:t xml:space="preserve"> final del dataset (</w:t>
+      </w:r>
+      <w:proofErr w:type="spellStart"/>
+      <w:r>
+        <w:rPr>
+          <w:lang w:val="en-US"/>
+        </w:rPr>
+        <w:t>eliminar</w:t>
+      </w:r>
+      <w:proofErr w:type="spellEnd"/>
+      <w:r>
+        <w:rPr>
+          <w:lang w:val="en-US"/>
+        </w:rPr>
+        <w:t xml:space="preserve"> </w:t>
+      </w:r>
+      <w:proofErr w:type="spellStart"/>
+      <w:r>
+        <w:rPr>
+          <w:lang w:val="en-US"/>
+        </w:rPr>
+        <w:t>NaNs</w:t>
+      </w:r>
+      <w:proofErr w:type="spellEnd"/>
+      <w:r>
+        <w:rPr>
+          <w:lang w:val="en-US"/>
+        </w:rPr>
+        <w:t xml:space="preserve"> y </w:t>
+      </w:r>
+      <w:proofErr w:type="spellStart"/>
+      <w:r>
+        <w:rPr>
+          <w:lang w:val="en-US"/>
+        </w:rPr>
+        <w:t>normalizar</w:t>
+      </w:r>
+      <w:proofErr w:type="spellEnd"/>
+      <w:r>
+        <w:rPr>
+          <w:lang w:val="en-US"/>
+        </w:rPr>
+        <w:t xml:space="preserve"> </w:t>
+      </w:r>
+      <w:proofErr w:type="spellStart"/>
+      <w:r>
+        <w:rPr>
+          <w:lang w:val="en-US"/>
+        </w:rPr>
+        <w:t>datos</w:t>
+      </w:r>
+      <w:proofErr w:type="spellEnd"/>
+      <w:r>
+        <w:rPr>
+          <w:lang w:val="en-US"/>
+        </w:rPr>
+        <w:t>).</w:t>
+      </w:r>
+    </w:p>
+    <w:p>
+      <w:pPr>
+        <w:tabs>
+          <w:tab w:val="left" w:pos="3493"/>
+        </w:tabs>
+        <w:rPr>
+          <w:b/>
+          <w:bCs/>
+          <w:lang w:val="en-US"/>
+        </w:rPr>
+      </w:pPr>
+      <w:r>
+        <w:rPr>
+          <w:b/>
+          <w:bCs/>
+          <w:lang w:val="en-US"/>
+        </w:rPr>
+        <w:t xml:space="preserve">Fase 2: </w:t>
+      </w:r>
+      <w:proofErr w:type="spellStart"/>
+      <w:r>
+        <w:rPr>
+          <w:b/>
+          <w:bCs/>
+          <w:lang w:val="en-US"/>
+        </w:rPr>
+        <w:t>Inteligencia</w:t>
+      </w:r>
+      <w:proofErr w:type="spellEnd"/>
+      <w:r>
+        <w:rPr>
+          <w:b/>
+          <w:bCs/>
+          <w:lang w:val="en-US"/>
+        </w:rPr>
+        <w:t xml:space="preserve"> y </w:t>
+      </w:r>
+      <w:proofErr w:type="spellStart"/>
+      <w:r>
+        <w:rPr>
+          <w:b/>
+          <w:bCs/>
+          <w:lang w:val="en-US"/>
+        </w:rPr>
+        <w:t>Entorno</w:t>
+      </w:r>
+      <w:proofErr w:type="spellEnd"/>
+      <w:r>
+        <w:rPr>
+          <w:b/>
+          <w:bCs/>
+          <w:lang w:val="en-US"/>
+        </w:rPr>
+        <w:t xml:space="preserve"> (Junio - Julio)</w:t>
+      </w:r>
+    </w:p>
+    <w:p>
+      <w:pPr>
+        <w:tabs>
+          <w:tab w:val="left" w:pos="3493"/>
+        </w:tabs>
+        <w:rPr>
+          <w:lang w:val="en-US"/>
+        </w:rPr>
+      </w:pPr>
+      <w:r>
+        <w:rPr>
+          <w:b/>
+          <w:bCs/>
+          <w:lang w:val="en-US"/>
+        </w:rPr>
+        <w:t xml:space="preserve">Sprint 3: El </w:t>
+      </w:r>
+      <w:proofErr w:type="spellStart"/>
+      <w:r>
+        <w:rPr>
+          <w:b/>
+          <w:bCs/>
+          <w:lang w:val="en-US"/>
+        </w:rPr>
+        <w:t>Filtro</w:t>
+      </w:r>
+      <w:proofErr w:type="spellEnd"/>
+      <w:r>
+        <w:rPr>
+          <w:b/>
+          <w:bCs/>
+          <w:lang w:val="en-US"/>
+        </w:rPr>
+        <w:t xml:space="preserve"> de </w:t>
+      </w:r>
+      <w:proofErr w:type="spellStart"/>
+      <w:r>
+        <w:rPr>
+          <w:b/>
+          <w:bCs/>
+          <w:lang w:val="en-US"/>
+        </w:rPr>
+        <w:t>Selección</w:t>
+      </w:r>
+      <w:proofErr w:type="spellEnd"/>
+      <w:r>
+        <w:rPr>
+          <w:b/>
+          <w:bCs/>
+          <w:lang w:val="en-US"/>
+        </w:rPr>
+        <w:t xml:space="preserve"> </w:t>
+      </w:r>
+      <w:proofErr w:type="spellStart"/>
+      <w:r>
+        <w:rPr>
+          <w:b/>
+          <w:bCs/>
+          <w:lang w:val="en-US"/>
+        </w:rPr>
+        <w:t>XGBoost</w:t>
+      </w:r>
+      <w:proofErr w:type="spellEnd"/>
+      <w:r>
+        <w:rPr>
+          <w:b/>
+          <w:bCs/>
+          <w:lang w:val="en-US"/>
+        </w:rPr>
+        <w:t xml:space="preserve"> (15 Jun - 28 Jun)</w:t>
+      </w:r>
+      <w:r>
+        <w:rPr>
+          <w:lang w:val="en-US"/>
+        </w:rPr>
+        <w:t xml:space="preserve"> </w:t>
+      </w:r>
+      <w:proofErr w:type="spellStart"/>
+      <w:r>
+        <w:rPr>
+          <w:i/>
+          <w:iCs/>
+          <w:lang w:val="en-US"/>
+        </w:rPr>
+        <w:t>Objetivo</w:t>
+      </w:r>
+      <w:proofErr w:type="spellEnd"/>
+      <w:r>
+        <w:rPr>
+          <w:i/>
+          <w:iCs/>
+          <w:lang w:val="en-US"/>
+        </w:rPr>
+        <w:t>:</w:t>
+      </w:r>
+      <w:r>
+        <w:rPr>
+          <w:lang w:val="en-US"/>
+        </w:rPr>
+        <w:t xml:space="preserve"> </w:t>
+      </w:r>
+      <w:proofErr w:type="spellStart"/>
+      <w:r>
+        <w:rPr>
+          <w:lang w:val="en-US"/>
+        </w:rPr>
+        <w:t>Entrenar</w:t>
+      </w:r>
+      <w:proofErr w:type="spellEnd"/>
+      <w:r>
+        <w:rPr>
+          <w:lang w:val="en-US"/>
+        </w:rPr>
+        <w:t xml:space="preserve"> </w:t>
+      </w:r>
+      <w:proofErr w:type="spellStart"/>
+      <w:r>
+        <w:rPr>
+          <w:lang w:val="en-US"/>
+        </w:rPr>
+        <w:t>el</w:t>
+      </w:r>
+      <w:proofErr w:type="spellEnd"/>
+      <w:r>
+        <w:rPr>
+          <w:lang w:val="en-US"/>
+        </w:rPr>
+        <w:t xml:space="preserve"> </w:t>
+      </w:r>
+      <w:proofErr w:type="spellStart"/>
+      <w:r>
+        <w:rPr>
+          <w:lang w:val="en-US"/>
+        </w:rPr>
+        <w:t>modelo</w:t>
+      </w:r>
+      <w:proofErr w:type="spellEnd"/>
+      <w:r>
+        <w:rPr>
+          <w:lang w:val="en-US"/>
+        </w:rPr>
+        <w:t xml:space="preserve"> de Machine Learning </w:t>
+      </w:r>
+      <w:proofErr w:type="spellStart"/>
+      <w:r>
+        <w:rPr>
+          <w:lang w:val="en-US"/>
+        </w:rPr>
+        <w:t>que</w:t>
+      </w:r>
+      <w:proofErr w:type="spellEnd"/>
+      <w:r>
+        <w:rPr>
+          <w:lang w:val="en-US"/>
+        </w:rPr>
+        <w:t xml:space="preserve"> </w:t>
+      </w:r>
+      <w:proofErr w:type="spellStart"/>
+      <w:r>
+        <w:rPr>
+          <w:lang w:val="en-US"/>
+        </w:rPr>
+        <w:t>decidirá</w:t>
+      </w:r>
+      <w:proofErr w:type="spellEnd"/>
+      <w:r>
+        <w:rPr>
+          <w:lang w:val="en-US"/>
+        </w:rPr>
+        <w:t xml:space="preserve"> </w:t>
+      </w:r>
+      <w:proofErr w:type="spellStart"/>
+      <w:r>
+        <w:rPr>
+          <w:lang w:val="en-US"/>
+        </w:rPr>
+        <w:t>qué</w:t>
+      </w:r>
+      <w:proofErr w:type="spellEnd"/>
+      <w:r>
+        <w:rPr>
+          <w:lang w:val="en-US"/>
+        </w:rPr>
+        <w:t xml:space="preserve"> </w:t>
+      </w:r>
+      <w:proofErr w:type="spellStart"/>
+      <w:r>
+        <w:rPr>
+          <w:lang w:val="en-US"/>
+        </w:rPr>
+        <w:t>acciones</w:t>
+      </w:r>
+      <w:proofErr w:type="spellEnd"/>
+      <w:r>
+        <w:rPr>
+          <w:lang w:val="en-US"/>
+        </w:rPr>
+        <w:t xml:space="preserve"> son "</w:t>
+      </w:r>
+      <w:proofErr w:type="spellStart"/>
+      <w:r>
+        <w:rPr>
+          <w:lang w:val="en-US"/>
+        </w:rPr>
+        <w:t>comprables</w:t>
+      </w:r>
+      <w:proofErr w:type="spellEnd"/>
+      <w:r>
+        <w:rPr>
+          <w:lang w:val="en-US"/>
+        </w:rPr>
+        <w:t>".</w:t>
+      </w:r>
+    </w:p>
+    <w:p>
+      <w:pPr>
+        <w:numPr>
+          <w:ilvl w:val="0"/>
+          <w:numId w:val="24"/>
+        </w:numPr>
+        <w:tabs>
+          <w:tab w:val="left" w:pos="3493"/>
+        </w:tabs>
+        <w:rPr>
+          <w:lang w:val="en-US"/>
+        </w:rPr>
+      </w:pPr>
+      <w:r>
+        <w:rPr>
+          <w:b/>
+          <w:bCs/>
+          <w:lang w:val="en-US"/>
+        </w:rPr>
+        <w:t>Issue 3.1:</w:t>
+      </w:r>
+      <w:r>
+        <w:rPr>
+          <w:lang w:val="en-US"/>
+        </w:rPr>
+        <w:t xml:space="preserve"> Crear la </w:t>
+      </w:r>
+      <w:proofErr w:type="spellStart"/>
+      <w:r>
+        <w:rPr>
+          <w:lang w:val="en-US"/>
+        </w:rPr>
+        <w:t>clase</w:t>
+      </w:r>
+      <w:proofErr w:type="spellEnd"/>
+      <w:r>
+        <w:rPr>
+          <w:lang w:val="en-US"/>
+        </w:rPr>
+        <w:t xml:space="preserve"> </w:t>
+      </w:r>
+      <w:proofErr w:type="spellStart"/>
+      <w:r>
+        <w:rPr>
+          <w:lang w:val="en-US"/>
+        </w:rPr>
+        <w:t>TradeSelectorXGB</w:t>
+      </w:r>
+      <w:proofErr w:type="spellEnd"/>
+      <w:r>
+        <w:rPr>
+          <w:lang w:val="en-US"/>
+        </w:rPr>
+        <w:t xml:space="preserve"> y </w:t>
+      </w:r>
+      <w:proofErr w:type="spellStart"/>
+      <w:r>
+        <w:rPr>
+          <w:lang w:val="en-US"/>
+        </w:rPr>
+        <w:t>separar</w:t>
+      </w:r>
+      <w:proofErr w:type="spellEnd"/>
+      <w:r>
+        <w:rPr>
+          <w:lang w:val="en-US"/>
+        </w:rPr>
+        <w:t xml:space="preserve"> </w:t>
+      </w:r>
+      <w:proofErr w:type="spellStart"/>
+      <w:r>
+        <w:rPr>
+          <w:lang w:val="en-US"/>
+        </w:rPr>
+        <w:t>datos</w:t>
+      </w:r>
+      <w:proofErr w:type="spellEnd"/>
+      <w:r>
+        <w:rPr>
+          <w:lang w:val="en-US"/>
+        </w:rPr>
+        <w:t xml:space="preserve"> </w:t>
+      </w:r>
+      <w:proofErr w:type="spellStart"/>
+      <w:r>
+        <w:rPr>
+          <w:lang w:val="en-US"/>
+        </w:rPr>
+        <w:t>en</w:t>
+      </w:r>
+      <w:proofErr w:type="spellEnd"/>
+      <w:r>
+        <w:rPr>
+          <w:lang w:val="en-US"/>
+        </w:rPr>
+        <w:t xml:space="preserve"> Train/Test (</w:t>
+      </w:r>
+      <w:proofErr w:type="spellStart"/>
+      <w:r>
+        <w:rPr>
+          <w:lang w:val="en-US"/>
+        </w:rPr>
+        <w:t>ej</w:t>
+      </w:r>
+      <w:proofErr w:type="spellEnd"/>
+      <w:r>
+        <w:rPr>
+          <w:lang w:val="en-US"/>
+        </w:rPr>
+        <w:t xml:space="preserve">. </w:t>
+      </w:r>
+      <w:proofErr w:type="spellStart"/>
+      <w:r>
+        <w:rPr>
+          <w:lang w:val="en-US"/>
+        </w:rPr>
+        <w:t>entrenar</w:t>
+      </w:r>
+      <w:proofErr w:type="spellEnd"/>
+      <w:r>
+        <w:rPr>
+          <w:lang w:val="en-US"/>
+        </w:rPr>
+        <w:t xml:space="preserve"> hasta 2022, </w:t>
+      </w:r>
+      <w:proofErr w:type="spellStart"/>
+      <w:r>
+        <w:rPr>
+          <w:lang w:val="en-US"/>
+        </w:rPr>
+        <w:t>probar</w:t>
+      </w:r>
+      <w:proofErr w:type="spellEnd"/>
+      <w:r>
+        <w:rPr>
+          <w:lang w:val="en-US"/>
+        </w:rPr>
+        <w:t xml:space="preserve"> </w:t>
+      </w:r>
+      <w:proofErr w:type="spellStart"/>
+      <w:r>
+        <w:rPr>
+          <w:lang w:val="en-US"/>
+        </w:rPr>
+        <w:t>en</w:t>
+      </w:r>
+      <w:proofErr w:type="spellEnd"/>
+      <w:r>
+        <w:rPr>
+          <w:lang w:val="en-US"/>
+        </w:rPr>
+        <w:t xml:space="preserve"> 2023-2024).</w:t>
+      </w:r>
+    </w:p>
+    <w:p>
+      <w:pPr>
+        <w:numPr>
+          <w:ilvl w:val="0"/>
+          <w:numId w:val="24"/>
+        </w:numPr>
+        <w:tabs>
+          <w:tab w:val="left" w:pos="3493"/>
+        </w:tabs>
+        <w:rPr>
+          <w:lang w:val="en-US"/>
+        </w:rPr>
+      </w:pPr>
+      <w:r>
+        <w:rPr>
+          <w:b/>
+          <w:bCs/>
+          <w:lang w:val="en-US"/>
+        </w:rPr>
+        <w:lastRenderedPageBreak/>
+        <w:t>Issue 3.2:</w:t>
+      </w:r>
+      <w:r>
+        <w:rPr>
+          <w:lang w:val="en-US"/>
+        </w:rPr>
+        <w:t xml:space="preserve"> </w:t>
+      </w:r>
+      <w:proofErr w:type="spellStart"/>
+      <w:r>
+        <w:rPr>
+          <w:lang w:val="en-US"/>
+        </w:rPr>
+        <w:t>Ajustar</w:t>
+      </w:r>
+      <w:proofErr w:type="spellEnd"/>
+      <w:r>
+        <w:rPr>
+          <w:lang w:val="en-US"/>
+        </w:rPr>
+        <w:t xml:space="preserve"> </w:t>
+      </w:r>
+      <w:proofErr w:type="spellStart"/>
+      <w:r>
+        <w:rPr>
+          <w:lang w:val="en-US"/>
+        </w:rPr>
+        <w:t>hiperparámetros</w:t>
+      </w:r>
+      <w:proofErr w:type="spellEnd"/>
+      <w:r>
+        <w:rPr>
+          <w:lang w:val="en-US"/>
+        </w:rPr>
+        <w:t xml:space="preserve"> del </w:t>
+      </w:r>
+      <w:proofErr w:type="spellStart"/>
+      <w:r>
+        <w:rPr>
+          <w:lang w:val="en-US"/>
+        </w:rPr>
+        <w:t>modelo</w:t>
+      </w:r>
+      <w:proofErr w:type="spellEnd"/>
+      <w:r>
+        <w:rPr>
+          <w:lang w:val="en-US"/>
+        </w:rPr>
+        <w:t xml:space="preserve"> (</w:t>
+      </w:r>
+      <w:proofErr w:type="spellStart"/>
+      <w:r>
+        <w:rPr>
+          <w:lang w:val="en-US"/>
+        </w:rPr>
+        <w:t>profundidad</w:t>
+      </w:r>
+      <w:proofErr w:type="spellEnd"/>
+      <w:r>
+        <w:rPr>
+          <w:lang w:val="en-US"/>
+        </w:rPr>
+        <w:t xml:space="preserve">, </w:t>
+      </w:r>
+      <w:proofErr w:type="spellStart"/>
+      <w:r>
+        <w:rPr>
+          <w:lang w:val="en-US"/>
+        </w:rPr>
+        <w:t>número</w:t>
+      </w:r>
+      <w:proofErr w:type="spellEnd"/>
+      <w:r>
+        <w:rPr>
+          <w:lang w:val="en-US"/>
+        </w:rPr>
+        <w:t xml:space="preserve"> de </w:t>
+      </w:r>
+      <w:proofErr w:type="spellStart"/>
+      <w:r>
+        <w:rPr>
+          <w:lang w:val="en-US"/>
+        </w:rPr>
+        <w:t>árboles</w:t>
+      </w:r>
+      <w:proofErr w:type="spellEnd"/>
+      <w:r>
+        <w:rPr>
+          <w:lang w:val="en-US"/>
+        </w:rPr>
+        <w:t>).</w:t>
+      </w:r>
+    </w:p>
+    <w:p>
+      <w:pPr>
+        <w:numPr>
+          <w:ilvl w:val="0"/>
+          <w:numId w:val="24"/>
+        </w:numPr>
+        <w:tabs>
+          <w:tab w:val="left" w:pos="3493"/>
+        </w:tabs>
+        <w:rPr>
+          <w:lang w:val="en-US"/>
+        </w:rPr>
+      </w:pPr>
+      <w:r>
+        <w:rPr>
+          <w:b/>
+          <w:bCs/>
+          <w:lang w:val="en-US"/>
+        </w:rPr>
+        <w:t>Issue 3.3:</w:t>
+      </w:r>
+      <w:r>
+        <w:rPr>
+          <w:lang w:val="en-US"/>
+        </w:rPr>
+        <w:t xml:space="preserve"> </w:t>
+      </w:r>
+      <w:proofErr w:type="spellStart"/>
+      <w:r>
+        <w:rPr>
+          <w:lang w:val="en-US"/>
+        </w:rPr>
+        <w:t>Extraer</w:t>
+      </w:r>
+      <w:proofErr w:type="spellEnd"/>
+      <w:r>
+        <w:rPr>
+          <w:lang w:val="en-US"/>
+        </w:rPr>
+        <w:t xml:space="preserve"> </w:t>
+      </w:r>
+      <w:proofErr w:type="spellStart"/>
+      <w:r>
+        <w:rPr>
+          <w:lang w:val="en-US"/>
+        </w:rPr>
+        <w:t>el</w:t>
+      </w:r>
+      <w:proofErr w:type="spellEnd"/>
+      <w:r>
+        <w:rPr>
+          <w:lang w:val="en-US"/>
+        </w:rPr>
+        <w:t xml:space="preserve"> </w:t>
+      </w:r>
+      <w:r>
+        <w:rPr>
+          <w:i/>
+          <w:iCs/>
+          <w:lang w:val="en-US"/>
+        </w:rPr>
+        <w:t>Feature Importance</w:t>
+      </w:r>
+      <w:r>
+        <w:rPr>
+          <w:lang w:val="en-US"/>
+        </w:rPr>
+        <w:t xml:space="preserve"> para </w:t>
+      </w:r>
+      <w:proofErr w:type="spellStart"/>
+      <w:r>
+        <w:rPr>
+          <w:lang w:val="en-US"/>
+        </w:rPr>
+        <w:t>ver</w:t>
+      </w:r>
+      <w:proofErr w:type="spellEnd"/>
+      <w:r>
+        <w:rPr>
+          <w:lang w:val="en-US"/>
+        </w:rPr>
+        <w:t xml:space="preserve"> </w:t>
+      </w:r>
+      <w:proofErr w:type="spellStart"/>
+      <w:r>
+        <w:rPr>
+          <w:lang w:val="en-US"/>
+        </w:rPr>
+        <w:t>qué</w:t>
+      </w:r>
+      <w:proofErr w:type="spellEnd"/>
+      <w:r>
+        <w:rPr>
+          <w:lang w:val="en-US"/>
+        </w:rPr>
+        <w:t xml:space="preserve"> </w:t>
+      </w:r>
+      <w:proofErr w:type="spellStart"/>
+      <w:r>
+        <w:rPr>
+          <w:lang w:val="en-US"/>
+        </w:rPr>
+        <w:t>indicadores</w:t>
+      </w:r>
+      <w:proofErr w:type="spellEnd"/>
+      <w:r>
+        <w:rPr>
+          <w:lang w:val="en-US"/>
+        </w:rPr>
+        <w:t xml:space="preserve"> </w:t>
+      </w:r>
+      <w:proofErr w:type="spellStart"/>
+      <w:r>
+        <w:rPr>
+          <w:lang w:val="en-US"/>
+        </w:rPr>
+        <w:t>pesan</w:t>
+      </w:r>
+      <w:proofErr w:type="spellEnd"/>
+      <w:r>
+        <w:rPr>
+          <w:lang w:val="en-US"/>
+        </w:rPr>
+        <w:t xml:space="preserve"> </w:t>
+      </w:r>
+      <w:proofErr w:type="spellStart"/>
+      <w:r>
+        <w:rPr>
+          <w:lang w:val="en-US"/>
+        </w:rPr>
+        <w:t>más</w:t>
+      </w:r>
+      <w:proofErr w:type="spellEnd"/>
+      <w:r>
+        <w:rPr>
+          <w:lang w:val="en-US"/>
+        </w:rPr>
+        <w:t>.</w:t>
+      </w:r>
+    </w:p>
+    <w:p>
+      <w:pPr>
+        <w:numPr>
+          <w:ilvl w:val="0"/>
+          <w:numId w:val="24"/>
+        </w:numPr>
+        <w:tabs>
+          <w:tab w:val="left" w:pos="3493"/>
+        </w:tabs>
+        <w:rPr>
+          <w:lang w:val="en-US"/>
+        </w:rPr>
+      </w:pPr>
+      <w:r>
+        <w:rPr>
+          <w:b/>
+          <w:bCs/>
+          <w:lang w:val="en-US"/>
+        </w:rPr>
+        <w:t>Issue 3.4:</w:t>
+      </w:r>
+      <w:r>
+        <w:rPr>
+          <w:lang w:val="en-US"/>
+        </w:rPr>
+        <w:t xml:space="preserve"> </w:t>
+      </w:r>
+      <w:proofErr w:type="spellStart"/>
+      <w:r>
+        <w:rPr>
+          <w:lang w:val="en-US"/>
+        </w:rPr>
+        <w:t>Exportar</w:t>
+      </w:r>
+      <w:proofErr w:type="spellEnd"/>
+      <w:r>
+        <w:rPr>
+          <w:lang w:val="en-US"/>
+        </w:rPr>
+        <w:t xml:space="preserve"> </w:t>
+      </w:r>
+      <w:proofErr w:type="spellStart"/>
+      <w:r>
+        <w:rPr>
+          <w:lang w:val="en-US"/>
+        </w:rPr>
+        <w:t>el</w:t>
+      </w:r>
+      <w:proofErr w:type="spellEnd"/>
+      <w:r>
+        <w:rPr>
+          <w:lang w:val="en-US"/>
+        </w:rPr>
+        <w:t xml:space="preserve"> </w:t>
+      </w:r>
+      <w:proofErr w:type="spellStart"/>
+      <w:r>
+        <w:rPr>
+          <w:lang w:val="en-US"/>
+        </w:rPr>
+        <w:t>modelo</w:t>
+      </w:r>
+      <w:proofErr w:type="spellEnd"/>
+      <w:r>
+        <w:rPr>
+          <w:lang w:val="en-US"/>
+        </w:rPr>
+        <w:t xml:space="preserve"> </w:t>
+      </w:r>
+      <w:proofErr w:type="spellStart"/>
+      <w:r>
+        <w:rPr>
+          <w:lang w:val="en-US"/>
+        </w:rPr>
+        <w:t>entrenado</w:t>
+      </w:r>
+      <w:proofErr w:type="spellEnd"/>
+      <w:r>
+        <w:rPr>
+          <w:lang w:val="en-US"/>
+        </w:rPr>
+        <w:t xml:space="preserve"> (</w:t>
+      </w:r>
+      <w:proofErr w:type="spellStart"/>
+      <w:proofErr w:type="gramStart"/>
+      <w:r>
+        <w:rPr>
+          <w:lang w:val="en-US"/>
+        </w:rPr>
+        <w:t>archivo</w:t>
+      </w:r>
+      <w:proofErr w:type="spellEnd"/>
+      <w:r>
+        <w:rPr>
+          <w:lang w:val="en-US"/>
+        </w:rPr>
+        <w:t xml:space="preserve"> .</w:t>
+      </w:r>
+      <w:proofErr w:type="spellStart"/>
+      <w:r>
+        <w:rPr>
+          <w:lang w:val="en-US"/>
+        </w:rPr>
+        <w:t>pkl</w:t>
+      </w:r>
+      <w:proofErr w:type="spellEnd"/>
+      <w:proofErr w:type="gramEnd"/>
+      <w:r>
+        <w:rPr>
+          <w:lang w:val="en-US"/>
+        </w:rPr>
+        <w:t xml:space="preserve"> </w:t>
+      </w:r>
+      <w:proofErr w:type="gramStart"/>
+      <w:r>
+        <w:rPr>
+          <w:lang w:val="en-US"/>
+        </w:rPr>
+        <w:t>o .</w:t>
+      </w:r>
+      <w:proofErr w:type="spellStart"/>
+      <w:r>
+        <w:rPr>
+          <w:lang w:val="en-US"/>
+        </w:rPr>
+        <w:t>json</w:t>
+      </w:r>
+      <w:proofErr w:type="spellEnd"/>
+      <w:proofErr w:type="gramEnd"/>
+      <w:r>
+        <w:rPr>
+          <w:lang w:val="en-US"/>
+        </w:rPr>
+        <w:t xml:space="preserve">) para no </w:t>
+      </w:r>
+      <w:proofErr w:type="spellStart"/>
+      <w:r>
+        <w:rPr>
+          <w:lang w:val="en-US"/>
+        </w:rPr>
+        <w:t>reentrenar</w:t>
+      </w:r>
+      <w:proofErr w:type="spellEnd"/>
+      <w:r>
+        <w:rPr>
+          <w:lang w:val="en-US"/>
+        </w:rPr>
+        <w:t xml:space="preserve"> </w:t>
+      </w:r>
+      <w:proofErr w:type="spellStart"/>
+      <w:r>
+        <w:rPr>
+          <w:lang w:val="en-US"/>
+        </w:rPr>
+        <w:t>en</w:t>
+      </w:r>
+      <w:proofErr w:type="spellEnd"/>
+      <w:r>
+        <w:rPr>
+          <w:lang w:val="en-US"/>
+        </w:rPr>
+        <w:t xml:space="preserve"> </w:t>
+      </w:r>
+      <w:proofErr w:type="spellStart"/>
+      <w:r>
+        <w:rPr>
+          <w:lang w:val="en-US"/>
+        </w:rPr>
+        <w:t>cada</w:t>
+      </w:r>
+      <w:proofErr w:type="spellEnd"/>
+      <w:r>
+        <w:rPr>
+          <w:lang w:val="en-US"/>
+        </w:rPr>
+        <w:t xml:space="preserve"> </w:t>
+      </w:r>
+      <w:proofErr w:type="spellStart"/>
+      <w:r>
+        <w:rPr>
+          <w:lang w:val="en-US"/>
+        </w:rPr>
+        <w:t>backtest</w:t>
+      </w:r>
+      <w:proofErr w:type="spellEnd"/>
+      <w:r>
+        <w:rPr>
+          <w:lang w:val="en-US"/>
+        </w:rPr>
+        <w:t>.</w:t>
+      </w:r>
+    </w:p>
+    <w:p>
+      <w:pPr>
+        <w:tabs>
+          <w:tab w:val="left" w:pos="3493"/>
+        </w:tabs>
+        <w:rPr>
+          <w:lang w:val="en-US"/>
+        </w:rPr>
+      </w:pPr>
+      <w:r>
+        <w:rPr>
+          <w:b/>
+          <w:bCs/>
+          <w:lang w:val="en-US"/>
+        </w:rPr>
+        <w:t xml:space="preserve">Sprint 4: </w:t>
+      </w:r>
+      <w:proofErr w:type="spellStart"/>
+      <w:r>
+        <w:rPr>
+          <w:b/>
+          <w:bCs/>
+          <w:lang w:val="en-US"/>
+        </w:rPr>
+        <w:t>Entorno</w:t>
+      </w:r>
+      <w:proofErr w:type="spellEnd"/>
+      <w:r>
+        <w:rPr>
+          <w:b/>
+          <w:bCs/>
+          <w:lang w:val="en-US"/>
+        </w:rPr>
+        <w:t xml:space="preserve"> de </w:t>
+      </w:r>
+      <w:proofErr w:type="spellStart"/>
+      <w:r>
+        <w:rPr>
+          <w:b/>
+          <w:bCs/>
+          <w:lang w:val="en-US"/>
+        </w:rPr>
+        <w:t>Simulación</w:t>
+      </w:r>
+      <w:proofErr w:type="spellEnd"/>
+      <w:r>
+        <w:rPr>
+          <w:b/>
+          <w:bCs/>
+          <w:lang w:val="en-US"/>
+        </w:rPr>
+        <w:t xml:space="preserve"> y </w:t>
+      </w:r>
+      <w:proofErr w:type="spellStart"/>
+      <w:r>
+        <w:rPr>
+          <w:b/>
+          <w:bCs/>
+          <w:lang w:val="en-US"/>
+        </w:rPr>
+        <w:t>Cartera</w:t>
+      </w:r>
+      <w:proofErr w:type="spellEnd"/>
+      <w:r>
+        <w:rPr>
+          <w:b/>
+          <w:bCs/>
+          <w:lang w:val="en-US"/>
+        </w:rPr>
+        <w:t xml:space="preserve"> (29 Jun - 12 Jul)</w:t>
+      </w:r>
+      <w:r>
+        <w:rPr>
+          <w:lang w:val="en-US"/>
+        </w:rPr>
+        <w:t xml:space="preserve"> </w:t>
+      </w:r>
+      <w:proofErr w:type="spellStart"/>
+      <w:r>
+        <w:rPr>
+          <w:i/>
+          <w:iCs/>
+          <w:lang w:val="en-US"/>
+        </w:rPr>
+        <w:t>Objetivo</w:t>
+      </w:r>
+      <w:proofErr w:type="spellEnd"/>
+      <w:r>
+        <w:rPr>
+          <w:i/>
+          <w:iCs/>
+          <w:lang w:val="en-US"/>
+        </w:rPr>
+        <w:t>:</w:t>
+      </w:r>
+      <w:r>
+        <w:rPr>
+          <w:lang w:val="en-US"/>
+        </w:rPr>
+        <w:t xml:space="preserve"> </w:t>
+      </w:r>
+      <w:proofErr w:type="spellStart"/>
+      <w:r>
+        <w:rPr>
+          <w:lang w:val="en-US"/>
+        </w:rPr>
+        <w:t>Construir</w:t>
+      </w:r>
+      <w:proofErr w:type="spellEnd"/>
+      <w:r>
+        <w:rPr>
+          <w:lang w:val="en-US"/>
+        </w:rPr>
+        <w:t xml:space="preserve"> las "</w:t>
+      </w:r>
+      <w:proofErr w:type="spellStart"/>
+      <w:r>
+        <w:rPr>
+          <w:lang w:val="en-US"/>
+        </w:rPr>
+        <w:t>reglas</w:t>
+      </w:r>
+      <w:proofErr w:type="spellEnd"/>
+      <w:r>
+        <w:rPr>
+          <w:lang w:val="en-US"/>
+        </w:rPr>
+        <w:t xml:space="preserve"> del juego" (</w:t>
+      </w:r>
+      <w:proofErr w:type="spellStart"/>
+      <w:r>
+        <w:rPr>
+          <w:lang w:val="en-US"/>
+        </w:rPr>
+        <w:t>el</w:t>
+      </w:r>
+      <w:proofErr w:type="spellEnd"/>
+      <w:r>
+        <w:rPr>
+          <w:lang w:val="en-US"/>
+        </w:rPr>
+        <w:t xml:space="preserve"> mercado virtual) </w:t>
+      </w:r>
+      <w:proofErr w:type="spellStart"/>
+      <w:r>
+        <w:rPr>
+          <w:lang w:val="en-US"/>
+        </w:rPr>
+        <w:t>donde</w:t>
+      </w:r>
+      <w:proofErr w:type="spellEnd"/>
+      <w:r>
+        <w:rPr>
+          <w:lang w:val="en-US"/>
+        </w:rPr>
+        <w:t xml:space="preserve"> </w:t>
+      </w:r>
+      <w:proofErr w:type="spellStart"/>
+      <w:r>
+        <w:rPr>
+          <w:lang w:val="en-US"/>
+        </w:rPr>
+        <w:t>operará</w:t>
+      </w:r>
+      <w:proofErr w:type="spellEnd"/>
+      <w:r>
+        <w:rPr>
+          <w:lang w:val="en-US"/>
+        </w:rPr>
+        <w:t xml:space="preserve"> </w:t>
+      </w:r>
+      <w:proofErr w:type="spellStart"/>
+      <w:r>
+        <w:rPr>
+          <w:lang w:val="en-US"/>
+        </w:rPr>
+        <w:t>el</w:t>
+      </w:r>
+      <w:proofErr w:type="spellEnd"/>
+      <w:r>
+        <w:rPr>
+          <w:lang w:val="en-US"/>
+        </w:rPr>
+        <w:t xml:space="preserve"> </w:t>
+      </w:r>
+      <w:proofErr w:type="spellStart"/>
+      <w:r>
+        <w:rPr>
+          <w:lang w:val="en-US"/>
+        </w:rPr>
+        <w:t>agente</w:t>
+      </w:r>
+      <w:proofErr w:type="spellEnd"/>
+      <w:r>
+        <w:rPr>
+          <w:lang w:val="en-US"/>
+        </w:rPr>
+        <w:t>.</w:t>
+      </w:r>
+    </w:p>
+    <w:p>
+      <w:pPr>
+        <w:numPr>
+          <w:ilvl w:val="0"/>
+          <w:numId w:val="25"/>
+        </w:numPr>
+        <w:tabs>
+          <w:tab w:val="left" w:pos="3493"/>
+        </w:tabs>
+        <w:rPr>
+          <w:lang w:val="en-US"/>
+        </w:rPr>
+      </w:pPr>
+      <w:r>
+        <w:rPr>
+          <w:b/>
+          <w:bCs/>
+          <w:lang w:val="en-US"/>
+        </w:rPr>
+        <w:t>Issue 4.1:</w:t>
+      </w:r>
+      <w:r>
+        <w:rPr>
+          <w:lang w:val="en-US"/>
+        </w:rPr>
+        <w:t xml:space="preserve"> </w:t>
+      </w:r>
+      <w:proofErr w:type="spellStart"/>
+      <w:r>
+        <w:rPr>
+          <w:lang w:val="en-US"/>
+        </w:rPr>
+        <w:t>Desarrollar</w:t>
+      </w:r>
+      <w:proofErr w:type="spellEnd"/>
+      <w:r>
+        <w:rPr>
+          <w:lang w:val="en-US"/>
+        </w:rPr>
+        <w:t xml:space="preserve"> la </w:t>
+      </w:r>
+      <w:proofErr w:type="spellStart"/>
+      <w:r>
+        <w:rPr>
+          <w:lang w:val="en-US"/>
+        </w:rPr>
+        <w:t>clase</w:t>
+      </w:r>
+      <w:proofErr w:type="spellEnd"/>
+      <w:r>
+        <w:rPr>
+          <w:lang w:val="en-US"/>
+        </w:rPr>
+        <w:t xml:space="preserve"> Portfolio (balance </w:t>
+      </w:r>
+      <w:proofErr w:type="spellStart"/>
+      <w:r>
+        <w:rPr>
+          <w:lang w:val="en-US"/>
+        </w:rPr>
+        <w:t>inicial</w:t>
+      </w:r>
+      <w:proofErr w:type="spellEnd"/>
+      <w:r>
+        <w:rPr>
+          <w:lang w:val="en-US"/>
+        </w:rPr>
+        <w:t xml:space="preserve">, </w:t>
+      </w:r>
+      <w:proofErr w:type="spellStart"/>
+      <w:r>
+        <w:rPr>
+          <w:lang w:val="en-US"/>
+        </w:rPr>
+        <w:t>registro</w:t>
+      </w:r>
+      <w:proofErr w:type="spellEnd"/>
+      <w:r>
+        <w:rPr>
+          <w:lang w:val="en-US"/>
+        </w:rPr>
+        <w:t xml:space="preserve"> de </w:t>
+      </w:r>
+      <w:proofErr w:type="spellStart"/>
+      <w:r>
+        <w:rPr>
+          <w:lang w:val="en-US"/>
+        </w:rPr>
+        <w:t>compras</w:t>
+      </w:r>
+      <w:proofErr w:type="spellEnd"/>
+      <w:r>
+        <w:rPr>
+          <w:lang w:val="en-US"/>
+        </w:rPr>
+        <w:t>/</w:t>
+      </w:r>
+      <w:proofErr w:type="spellStart"/>
+      <w:r>
+        <w:rPr>
+          <w:lang w:val="en-US"/>
+        </w:rPr>
+        <w:t>ventas</w:t>
+      </w:r>
+      <w:proofErr w:type="spellEnd"/>
+      <w:r>
+        <w:rPr>
+          <w:lang w:val="en-US"/>
+        </w:rPr>
+        <w:t xml:space="preserve">, </w:t>
+      </w:r>
+      <w:proofErr w:type="spellStart"/>
+      <w:r>
+        <w:rPr>
+          <w:lang w:val="en-US"/>
+        </w:rPr>
+        <w:t>cálculo</w:t>
+      </w:r>
+      <w:proofErr w:type="spellEnd"/>
+      <w:r>
+        <w:rPr>
+          <w:lang w:val="en-US"/>
+        </w:rPr>
+        <w:t xml:space="preserve"> de </w:t>
+      </w:r>
+      <w:proofErr w:type="spellStart"/>
+      <w:r>
+        <w:rPr>
+          <w:lang w:val="en-US"/>
+        </w:rPr>
+        <w:t>comisiones</w:t>
+      </w:r>
+      <w:proofErr w:type="spellEnd"/>
+      <w:r>
+        <w:rPr>
+          <w:lang w:val="en-US"/>
+        </w:rPr>
+        <w:t>).</w:t>
+      </w:r>
+    </w:p>
+    <w:p>
+      <w:pPr>
+        <w:numPr>
+          <w:ilvl w:val="0"/>
+          <w:numId w:val="25"/>
+        </w:numPr>
+        <w:tabs>
+          <w:tab w:val="left" w:pos="3493"/>
+        </w:tabs>
+        <w:rPr>
+          <w:lang w:val="en-US"/>
+        </w:rPr>
+      </w:pPr>
+      <w:r>
+        <w:rPr>
+          <w:b/>
+          <w:bCs/>
+          <w:lang w:val="en-US"/>
+        </w:rPr>
+        <w:t>Issue 4.2:</w:t>
+      </w:r>
+      <w:r>
+        <w:rPr>
+          <w:lang w:val="en-US"/>
+        </w:rPr>
+        <w:t xml:space="preserve"> </w:t>
+      </w:r>
+      <w:proofErr w:type="spellStart"/>
+      <w:r>
+        <w:rPr>
+          <w:lang w:val="en-US"/>
+        </w:rPr>
+        <w:t>Desarrollar</w:t>
+      </w:r>
+      <w:proofErr w:type="spellEnd"/>
+      <w:r>
+        <w:rPr>
+          <w:lang w:val="en-US"/>
+        </w:rPr>
+        <w:t xml:space="preserve"> la </w:t>
+      </w:r>
+      <w:proofErr w:type="spellStart"/>
+      <w:r>
+        <w:rPr>
+          <w:lang w:val="en-US"/>
+        </w:rPr>
+        <w:t>clase</w:t>
+      </w:r>
+      <w:proofErr w:type="spellEnd"/>
+      <w:r>
+        <w:rPr>
+          <w:lang w:val="en-US"/>
+        </w:rPr>
+        <w:t xml:space="preserve"> </w:t>
+      </w:r>
+      <w:proofErr w:type="spellStart"/>
+      <w:r>
+        <w:rPr>
+          <w:lang w:val="en-US"/>
+        </w:rPr>
+        <w:t>Backtester</w:t>
+      </w:r>
+      <w:proofErr w:type="spellEnd"/>
+      <w:r>
+        <w:rPr>
+          <w:lang w:val="en-US"/>
+        </w:rPr>
+        <w:t xml:space="preserve"> (</w:t>
+      </w:r>
+      <w:proofErr w:type="spellStart"/>
+      <w:r>
+        <w:rPr>
+          <w:lang w:val="en-US"/>
+        </w:rPr>
+        <w:t>bucle</w:t>
+      </w:r>
+      <w:proofErr w:type="spellEnd"/>
+      <w:r>
+        <w:rPr>
+          <w:lang w:val="en-US"/>
+        </w:rPr>
+        <w:t xml:space="preserve"> </w:t>
+      </w:r>
+      <w:proofErr w:type="spellStart"/>
+      <w:r>
+        <w:rPr>
+          <w:lang w:val="en-US"/>
+        </w:rPr>
+        <w:t>que</w:t>
+      </w:r>
+      <w:proofErr w:type="spellEnd"/>
+      <w:r>
+        <w:rPr>
+          <w:lang w:val="en-US"/>
+        </w:rPr>
+        <w:t xml:space="preserve"> </w:t>
+      </w:r>
+      <w:proofErr w:type="spellStart"/>
+      <w:r>
+        <w:rPr>
+          <w:lang w:val="en-US"/>
+        </w:rPr>
+        <w:t>avanza</w:t>
+      </w:r>
+      <w:proofErr w:type="spellEnd"/>
+      <w:r>
+        <w:rPr>
+          <w:lang w:val="en-US"/>
+        </w:rPr>
+        <w:t xml:space="preserve"> vela a vela </w:t>
+      </w:r>
+      <w:proofErr w:type="spellStart"/>
+      <w:r>
+        <w:rPr>
+          <w:lang w:val="en-US"/>
+        </w:rPr>
+        <w:t>enviando</w:t>
+      </w:r>
+      <w:proofErr w:type="spellEnd"/>
+      <w:r>
+        <w:rPr>
+          <w:lang w:val="en-US"/>
+        </w:rPr>
+        <w:t xml:space="preserve"> </w:t>
+      </w:r>
+      <w:proofErr w:type="spellStart"/>
+      <w:r>
+        <w:rPr>
+          <w:lang w:val="en-US"/>
+        </w:rPr>
+        <w:t>el</w:t>
+      </w:r>
+      <w:proofErr w:type="spellEnd"/>
+      <w:r>
+        <w:rPr>
+          <w:lang w:val="en-US"/>
+        </w:rPr>
+        <w:t xml:space="preserve"> </w:t>
+      </w:r>
+      <w:proofErr w:type="spellStart"/>
+      <w:r>
+        <w:rPr>
+          <w:lang w:val="en-US"/>
+        </w:rPr>
+        <w:t>estado</w:t>
+      </w:r>
+      <w:proofErr w:type="spellEnd"/>
+      <w:r>
+        <w:rPr>
+          <w:lang w:val="en-US"/>
+        </w:rPr>
+        <w:t xml:space="preserve"> actual al </w:t>
+      </w:r>
+      <w:proofErr w:type="spellStart"/>
+      <w:r>
+        <w:rPr>
+          <w:lang w:val="en-US"/>
+        </w:rPr>
+        <w:t>agente</w:t>
+      </w:r>
+      <w:proofErr w:type="spellEnd"/>
+      <w:r>
+        <w:rPr>
+          <w:lang w:val="en-US"/>
+        </w:rPr>
+        <w:t>).</w:t>
+      </w:r>
+    </w:p>
+    <w:p>
+      <w:pPr>
+        <w:tabs>
+          <w:tab w:val="left" w:pos="3493"/>
+        </w:tabs>
+        <w:rPr>
+          <w:b/>
+          <w:bCs/>
+          <w:lang w:val="en-US"/>
+        </w:rPr>
+      </w:pPr>
+      <w:r>
+        <w:rPr>
+          <w:b/>
+          <w:bCs/>
+          <w:lang w:val="en-US"/>
+        </w:rPr>
+        <w:t xml:space="preserve">Fase 3: El Cerebro y </w:t>
+      </w:r>
+      <w:proofErr w:type="spellStart"/>
+      <w:r>
+        <w:rPr>
+          <w:b/>
+          <w:bCs/>
+          <w:lang w:val="en-US"/>
+        </w:rPr>
+        <w:t>los</w:t>
+      </w:r>
+      <w:proofErr w:type="spellEnd"/>
+      <w:r>
+        <w:rPr>
+          <w:b/>
+          <w:bCs/>
+          <w:lang w:val="en-US"/>
+        </w:rPr>
+        <w:t xml:space="preserve"> </w:t>
+      </w:r>
+      <w:proofErr w:type="spellStart"/>
+      <w:r>
+        <w:rPr>
+          <w:b/>
+          <w:bCs/>
+          <w:lang w:val="en-US"/>
+        </w:rPr>
+        <w:t>Resultados</w:t>
+      </w:r>
+      <w:proofErr w:type="spellEnd"/>
+      <w:r>
+        <w:rPr>
+          <w:b/>
+          <w:bCs/>
+          <w:lang w:val="en-US"/>
+        </w:rPr>
+        <w:t xml:space="preserve"> (Julio - Agosto)</w:t>
+      </w:r>
+    </w:p>
+    <w:p>
+      <w:pPr>
+        <w:tabs>
+          <w:tab w:val="left" w:pos="3493"/>
+        </w:tabs>
+        <w:rPr>
+          <w:lang w:val="en-US"/>
+        </w:rPr>
+      </w:pPr>
+      <w:r>
+        <w:rPr>
+          <w:b/>
+          <w:bCs/>
+          <w:lang w:val="en-US"/>
+        </w:rPr>
+        <w:t xml:space="preserve">Sprint 5: </w:t>
+      </w:r>
+      <w:proofErr w:type="spellStart"/>
+      <w:r>
+        <w:rPr>
+          <w:b/>
+          <w:bCs/>
+          <w:lang w:val="en-US"/>
+        </w:rPr>
+        <w:t>Lógica</w:t>
+      </w:r>
+      <w:proofErr w:type="spellEnd"/>
+      <w:r>
+        <w:rPr>
+          <w:b/>
+          <w:bCs/>
+          <w:lang w:val="en-US"/>
+        </w:rPr>
+        <w:t xml:space="preserve"> del </w:t>
+      </w:r>
+      <w:proofErr w:type="spellStart"/>
+      <w:r>
+        <w:rPr>
+          <w:b/>
+          <w:bCs/>
+          <w:lang w:val="en-US"/>
+        </w:rPr>
+        <w:t>Agente</w:t>
+      </w:r>
+      <w:proofErr w:type="spellEnd"/>
+      <w:r>
+        <w:rPr>
+          <w:b/>
+          <w:bCs/>
+          <w:lang w:val="en-US"/>
+        </w:rPr>
+        <w:t xml:space="preserve"> y Gestión del Riesgo (13 Jul - 26 Jul)</w:t>
+      </w:r>
+      <w:r>
+        <w:rPr>
+          <w:lang w:val="en-US"/>
+        </w:rPr>
+        <w:t xml:space="preserve"> </w:t>
+      </w:r>
+      <w:proofErr w:type="spellStart"/>
+      <w:r>
+        <w:rPr>
+          <w:i/>
+          <w:iCs/>
+          <w:lang w:val="en-US"/>
+        </w:rPr>
+        <w:t>Objetivo</w:t>
+      </w:r>
+      <w:proofErr w:type="spellEnd"/>
+      <w:r>
+        <w:rPr>
+          <w:i/>
+          <w:iCs/>
+          <w:lang w:val="en-US"/>
+        </w:rPr>
+        <w:t>:</w:t>
+      </w:r>
+      <w:r>
+        <w:rPr>
+          <w:lang w:val="en-US"/>
+        </w:rPr>
+        <w:t xml:space="preserve"> </w:t>
+      </w:r>
+      <w:proofErr w:type="spellStart"/>
+      <w:r>
+        <w:rPr>
+          <w:lang w:val="en-US"/>
+        </w:rPr>
+        <w:t>Unir</w:t>
+      </w:r>
+      <w:proofErr w:type="spellEnd"/>
+      <w:r>
+        <w:rPr>
+          <w:lang w:val="en-US"/>
+        </w:rPr>
+        <w:t xml:space="preserve"> las </w:t>
+      </w:r>
+      <w:proofErr w:type="spellStart"/>
+      <w:r>
+        <w:rPr>
+          <w:lang w:val="en-US"/>
+        </w:rPr>
+        <w:t>predicciones</w:t>
+      </w:r>
+      <w:proofErr w:type="spellEnd"/>
+      <w:r>
+        <w:rPr>
+          <w:lang w:val="en-US"/>
+        </w:rPr>
+        <w:t xml:space="preserve"> de </w:t>
+      </w:r>
+      <w:proofErr w:type="spellStart"/>
+      <w:r>
+        <w:rPr>
+          <w:lang w:val="en-US"/>
+        </w:rPr>
+        <w:t>XGBoost</w:t>
+      </w:r>
+      <w:proofErr w:type="spellEnd"/>
+      <w:r>
+        <w:rPr>
+          <w:lang w:val="en-US"/>
+        </w:rPr>
+        <w:t xml:space="preserve"> con las </w:t>
+      </w:r>
+      <w:proofErr w:type="spellStart"/>
+      <w:r>
+        <w:rPr>
+          <w:lang w:val="en-US"/>
+        </w:rPr>
+        <w:t>decisiones</w:t>
+      </w:r>
+      <w:proofErr w:type="spellEnd"/>
+      <w:r>
+        <w:rPr>
+          <w:lang w:val="en-US"/>
+        </w:rPr>
+        <w:t xml:space="preserve"> de capital y </w:t>
+      </w:r>
+      <w:proofErr w:type="spellStart"/>
+      <w:r>
+        <w:rPr>
+          <w:lang w:val="en-US"/>
+        </w:rPr>
+        <w:t>rebalanceo</w:t>
+      </w:r>
+      <w:proofErr w:type="spellEnd"/>
+      <w:r>
+        <w:rPr>
+          <w:lang w:val="en-US"/>
+        </w:rPr>
+        <w:t>.</w:t>
+      </w:r>
+    </w:p>
+    <w:p>
+      <w:pPr>
+        <w:numPr>
+          <w:ilvl w:val="0"/>
+          <w:numId w:val="26"/>
+        </w:numPr>
+        <w:tabs>
+          <w:tab w:val="left" w:pos="3493"/>
+        </w:tabs>
+        <w:rPr>
+          <w:lang w:val="en-US"/>
+        </w:rPr>
+      </w:pPr>
+      <w:r>
+        <w:rPr>
+          <w:b/>
+          <w:bCs/>
+          <w:lang w:val="en-US"/>
+        </w:rPr>
+        <w:t>Issue 5.1:</w:t>
+      </w:r>
+      <w:r>
+        <w:rPr>
+          <w:lang w:val="en-US"/>
+        </w:rPr>
+        <w:t xml:space="preserve"> </w:t>
+      </w:r>
+      <w:proofErr w:type="spellStart"/>
+      <w:r>
+        <w:rPr>
+          <w:lang w:val="en-US"/>
+        </w:rPr>
+        <w:t>Programar</w:t>
+      </w:r>
+      <w:proofErr w:type="spellEnd"/>
+      <w:r>
+        <w:rPr>
+          <w:lang w:val="en-US"/>
+        </w:rPr>
+        <w:t xml:space="preserve"> </w:t>
+      </w:r>
+      <w:proofErr w:type="spellStart"/>
+      <w:r>
+        <w:rPr>
+          <w:lang w:val="en-US"/>
+        </w:rPr>
+        <w:t>el</w:t>
+      </w:r>
+      <w:proofErr w:type="spellEnd"/>
+      <w:r>
+        <w:rPr>
+          <w:lang w:val="en-US"/>
+        </w:rPr>
+        <w:t xml:space="preserve"> control de </w:t>
+      </w:r>
+      <w:proofErr w:type="spellStart"/>
+      <w:r>
+        <w:rPr>
+          <w:lang w:val="en-US"/>
+        </w:rPr>
+        <w:t>riesgo</w:t>
+      </w:r>
+      <w:proofErr w:type="spellEnd"/>
+      <w:r>
+        <w:rPr>
+          <w:lang w:val="en-US"/>
+        </w:rPr>
+        <w:t xml:space="preserve"> (</w:t>
+      </w:r>
+      <w:proofErr w:type="spellStart"/>
+      <w:r>
+        <w:rPr>
+          <w:lang w:val="en-US"/>
+        </w:rPr>
+        <w:t>clase</w:t>
+      </w:r>
+      <w:proofErr w:type="spellEnd"/>
+      <w:r>
+        <w:rPr>
+          <w:lang w:val="en-US"/>
+        </w:rPr>
+        <w:t xml:space="preserve"> </w:t>
+      </w:r>
+      <w:proofErr w:type="spellStart"/>
+      <w:r>
+        <w:rPr>
+          <w:lang w:val="en-US"/>
+        </w:rPr>
+        <w:t>RiskManager</w:t>
+      </w:r>
+      <w:proofErr w:type="spellEnd"/>
+      <w:r>
+        <w:rPr>
+          <w:lang w:val="en-US"/>
+        </w:rPr>
+        <w:t xml:space="preserve">): </w:t>
+      </w:r>
+      <w:proofErr w:type="spellStart"/>
+      <w:r>
+        <w:rPr>
+          <w:lang w:val="en-US"/>
+        </w:rPr>
+        <w:t>calcular</w:t>
+      </w:r>
+      <w:proofErr w:type="spellEnd"/>
+      <w:r>
+        <w:rPr>
+          <w:lang w:val="en-US"/>
+        </w:rPr>
+        <w:t xml:space="preserve"> </w:t>
+      </w:r>
+      <w:proofErr w:type="spellStart"/>
+      <w:r>
+        <w:rPr>
+          <w:lang w:val="en-US"/>
+        </w:rPr>
+        <w:t>el</w:t>
+      </w:r>
+      <w:proofErr w:type="spellEnd"/>
+      <w:r>
+        <w:rPr>
+          <w:lang w:val="en-US"/>
+        </w:rPr>
+        <w:t xml:space="preserve"> </w:t>
+      </w:r>
+      <w:proofErr w:type="spellStart"/>
+      <w:r>
+        <w:rPr>
+          <w:lang w:val="en-US"/>
+        </w:rPr>
+        <w:t>tamaño</w:t>
+      </w:r>
+      <w:proofErr w:type="spellEnd"/>
+      <w:r>
+        <w:rPr>
+          <w:lang w:val="en-US"/>
+        </w:rPr>
+        <w:t xml:space="preserve"> de la </w:t>
+      </w:r>
+      <w:proofErr w:type="spellStart"/>
+      <w:r>
+        <w:rPr>
+          <w:lang w:val="en-US"/>
+        </w:rPr>
+        <w:t>posición</w:t>
+      </w:r>
+      <w:proofErr w:type="spellEnd"/>
+      <w:r>
+        <w:rPr>
+          <w:lang w:val="en-US"/>
+        </w:rPr>
+        <w:t xml:space="preserve"> </w:t>
+      </w:r>
+      <w:proofErr w:type="spellStart"/>
+      <w:r>
+        <w:rPr>
+          <w:lang w:val="en-US"/>
+        </w:rPr>
+        <w:t>usando</w:t>
+      </w:r>
+      <w:proofErr w:type="spellEnd"/>
+      <w:r>
+        <w:rPr>
+          <w:lang w:val="en-US"/>
+        </w:rPr>
+        <w:t xml:space="preserve"> </w:t>
+      </w:r>
+      <w:proofErr w:type="spellStart"/>
+      <w:r>
+        <w:rPr>
+          <w:lang w:val="en-US"/>
+        </w:rPr>
+        <w:t>el</w:t>
+      </w:r>
+      <w:proofErr w:type="spellEnd"/>
+      <w:r>
+        <w:rPr>
+          <w:lang w:val="en-US"/>
+        </w:rPr>
+        <w:t xml:space="preserve"> ATR.</w:t>
+      </w:r>
+    </w:p>
+    <w:p>
+      <w:pPr>
+        <w:numPr>
+          <w:ilvl w:val="0"/>
+          <w:numId w:val="26"/>
+        </w:numPr>
+        <w:tabs>
+          <w:tab w:val="left" w:pos="3493"/>
+        </w:tabs>
+        <w:rPr>
+          <w:lang w:val="en-US"/>
+        </w:rPr>
+      </w:pPr>
+      <w:r>
+        <w:rPr>
+          <w:b/>
+          <w:bCs/>
+          <w:lang w:val="en-US"/>
+        </w:rPr>
+        <w:t>Issue 5.2:</w:t>
+      </w:r>
+      <w:r>
+        <w:rPr>
+          <w:lang w:val="en-US"/>
+        </w:rPr>
+        <w:t xml:space="preserve"> </w:t>
+      </w:r>
+      <w:proofErr w:type="spellStart"/>
+      <w:r>
+        <w:rPr>
+          <w:lang w:val="en-US"/>
+        </w:rPr>
+        <w:t>Implementar</w:t>
+      </w:r>
+      <w:proofErr w:type="spellEnd"/>
+      <w:r>
+        <w:rPr>
+          <w:lang w:val="en-US"/>
+        </w:rPr>
+        <w:t xml:space="preserve"> </w:t>
+      </w:r>
+      <w:proofErr w:type="spellStart"/>
+      <w:r>
+        <w:rPr>
+          <w:lang w:val="en-US"/>
+        </w:rPr>
+        <w:t>el</w:t>
+      </w:r>
+      <w:proofErr w:type="spellEnd"/>
+      <w:r>
+        <w:rPr>
+          <w:lang w:val="en-US"/>
+        </w:rPr>
+        <w:t xml:space="preserve"> </w:t>
+      </w:r>
+      <w:proofErr w:type="spellStart"/>
+      <w:r>
+        <w:rPr>
+          <w:lang w:val="en-US"/>
+        </w:rPr>
+        <w:t>PortfolioAgent</w:t>
+      </w:r>
+      <w:proofErr w:type="spellEnd"/>
+      <w:r>
+        <w:rPr>
+          <w:lang w:val="en-US"/>
+        </w:rPr>
+        <w:t xml:space="preserve">: </w:t>
+      </w:r>
+      <w:proofErr w:type="spellStart"/>
+      <w:r>
+        <w:rPr>
+          <w:lang w:val="en-US"/>
+        </w:rPr>
+        <w:t>lógica</w:t>
+      </w:r>
+      <w:proofErr w:type="spellEnd"/>
+      <w:r>
+        <w:rPr>
+          <w:lang w:val="en-US"/>
+        </w:rPr>
+        <w:t xml:space="preserve"> para </w:t>
+      </w:r>
+      <w:proofErr w:type="spellStart"/>
+      <w:r>
+        <w:rPr>
+          <w:lang w:val="en-US"/>
+        </w:rPr>
+        <w:t>decidir</w:t>
+      </w:r>
+      <w:proofErr w:type="spellEnd"/>
+      <w:r>
+        <w:rPr>
+          <w:lang w:val="en-US"/>
+        </w:rPr>
+        <w:t xml:space="preserve"> </w:t>
+      </w:r>
+      <w:proofErr w:type="spellStart"/>
+      <w:r>
+        <w:rPr>
+          <w:lang w:val="en-US"/>
+        </w:rPr>
+        <w:t>el</w:t>
+      </w:r>
+      <w:proofErr w:type="spellEnd"/>
+      <w:r>
+        <w:rPr>
+          <w:lang w:val="en-US"/>
+        </w:rPr>
+        <w:t xml:space="preserve"> </w:t>
+      </w:r>
+      <w:proofErr w:type="spellStart"/>
+      <w:r>
+        <w:rPr>
+          <w:lang w:val="en-US"/>
+        </w:rPr>
+        <w:t>porcentaje</w:t>
+      </w:r>
+      <w:proofErr w:type="spellEnd"/>
+      <w:r>
+        <w:rPr>
+          <w:lang w:val="en-US"/>
+        </w:rPr>
+        <w:t xml:space="preserve"> de </w:t>
+      </w:r>
+      <w:proofErr w:type="spellStart"/>
+      <w:r>
+        <w:rPr>
+          <w:lang w:val="en-US"/>
+        </w:rPr>
+        <w:t>cartera</w:t>
+      </w:r>
+      <w:proofErr w:type="spellEnd"/>
+      <w:r>
+        <w:rPr>
+          <w:lang w:val="en-US"/>
+        </w:rPr>
+        <w:t xml:space="preserve"> </w:t>
+      </w:r>
+      <w:proofErr w:type="spellStart"/>
+      <w:r>
+        <w:rPr>
+          <w:lang w:val="en-US"/>
+        </w:rPr>
+        <w:t>asignado</w:t>
+      </w:r>
+      <w:proofErr w:type="spellEnd"/>
+      <w:r>
+        <w:rPr>
+          <w:lang w:val="en-US"/>
+        </w:rPr>
+        <w:t xml:space="preserve"> a </w:t>
+      </w:r>
+      <w:proofErr w:type="spellStart"/>
+      <w:r>
+        <w:rPr>
+          <w:lang w:val="en-US"/>
+        </w:rPr>
+        <w:t>cada</w:t>
+      </w:r>
+      <w:proofErr w:type="spellEnd"/>
+      <w:r>
+        <w:rPr>
+          <w:lang w:val="en-US"/>
+        </w:rPr>
+        <w:t xml:space="preserve"> </w:t>
+      </w:r>
+      <w:proofErr w:type="spellStart"/>
+      <w:r>
+        <w:rPr>
+          <w:lang w:val="en-US"/>
+        </w:rPr>
+        <w:t>activo</w:t>
+      </w:r>
+      <w:proofErr w:type="spellEnd"/>
+      <w:r>
+        <w:rPr>
+          <w:lang w:val="en-US"/>
+        </w:rPr>
+        <w:t xml:space="preserve"> </w:t>
+      </w:r>
+      <w:proofErr w:type="spellStart"/>
+      <w:r>
+        <w:rPr>
+          <w:lang w:val="en-US"/>
+        </w:rPr>
+        <w:t>según</w:t>
+      </w:r>
+      <w:proofErr w:type="spellEnd"/>
+      <w:r>
+        <w:rPr>
+          <w:lang w:val="en-US"/>
+        </w:rPr>
+        <w:t xml:space="preserve"> las </w:t>
+      </w:r>
+      <w:proofErr w:type="spellStart"/>
+      <w:r>
+        <w:rPr>
+          <w:lang w:val="en-US"/>
+        </w:rPr>
+        <w:t>señales</w:t>
+      </w:r>
+      <w:proofErr w:type="spellEnd"/>
+      <w:r>
+        <w:rPr>
+          <w:lang w:val="en-US"/>
+        </w:rPr>
+        <w:t>.</w:t>
+      </w:r>
+    </w:p>
+    <w:p>
+      <w:pPr>
+        <w:numPr>
+          <w:ilvl w:val="0"/>
+          <w:numId w:val="26"/>
+        </w:numPr>
+        <w:tabs>
+          <w:tab w:val="left" w:pos="3493"/>
+        </w:tabs>
+        <w:rPr>
+          <w:lang w:val="en-US"/>
+        </w:rPr>
+      </w:pPr>
+      <w:r>
+        <w:rPr>
+          <w:b/>
+          <w:bCs/>
+          <w:lang w:val="en-US"/>
+        </w:rPr>
+        <w:t>Issue 5.3:</w:t>
+      </w:r>
+      <w:r>
+        <w:rPr>
+          <w:lang w:val="en-US"/>
+        </w:rPr>
+        <w:t xml:space="preserve"> </w:t>
+      </w:r>
+      <w:proofErr w:type="spellStart"/>
+      <w:r>
+        <w:rPr>
+          <w:lang w:val="en-US"/>
+        </w:rPr>
+        <w:t>Programar</w:t>
+      </w:r>
+      <w:proofErr w:type="spellEnd"/>
+      <w:r>
+        <w:rPr>
+          <w:lang w:val="en-US"/>
+        </w:rPr>
+        <w:t xml:space="preserve"> la </w:t>
+      </w:r>
+      <w:proofErr w:type="spellStart"/>
+      <w:r>
+        <w:rPr>
+          <w:lang w:val="en-US"/>
+        </w:rPr>
+        <w:t>lógica</w:t>
+      </w:r>
+      <w:proofErr w:type="spellEnd"/>
+      <w:r>
+        <w:rPr>
+          <w:lang w:val="en-US"/>
+        </w:rPr>
+        <w:t xml:space="preserve"> de </w:t>
+      </w:r>
+      <w:proofErr w:type="spellStart"/>
+      <w:r>
+        <w:rPr>
+          <w:lang w:val="en-US"/>
+        </w:rPr>
+        <w:t>rotación</w:t>
+      </w:r>
+      <w:proofErr w:type="spellEnd"/>
+      <w:r>
+        <w:rPr>
+          <w:lang w:val="en-US"/>
+        </w:rPr>
+        <w:t xml:space="preserve"> y </w:t>
+      </w:r>
+      <w:proofErr w:type="spellStart"/>
+      <w:r>
+        <w:rPr>
+          <w:lang w:val="en-US"/>
+        </w:rPr>
+        <w:t>ventas</w:t>
+      </w:r>
+      <w:proofErr w:type="spellEnd"/>
+      <w:r>
+        <w:rPr>
+          <w:lang w:val="en-US"/>
+        </w:rPr>
+        <w:t xml:space="preserve"> (</w:t>
+      </w:r>
+      <w:proofErr w:type="spellStart"/>
+      <w:r>
+        <w:rPr>
+          <w:lang w:val="en-US"/>
+        </w:rPr>
+        <w:t>cuándo</w:t>
+      </w:r>
+      <w:proofErr w:type="spellEnd"/>
+      <w:r>
+        <w:rPr>
+          <w:lang w:val="en-US"/>
+        </w:rPr>
+        <w:t xml:space="preserve"> </w:t>
+      </w:r>
+      <w:proofErr w:type="spellStart"/>
+      <w:r>
+        <w:rPr>
+          <w:lang w:val="en-US"/>
+        </w:rPr>
+        <w:t>cerrar</w:t>
+      </w:r>
+      <w:proofErr w:type="spellEnd"/>
+      <w:r>
+        <w:rPr>
+          <w:lang w:val="en-US"/>
+        </w:rPr>
+        <w:t xml:space="preserve"> </w:t>
+      </w:r>
+      <w:proofErr w:type="spellStart"/>
+      <w:r>
+        <w:rPr>
+          <w:lang w:val="en-US"/>
+        </w:rPr>
+        <w:t>una</w:t>
+      </w:r>
+      <w:proofErr w:type="spellEnd"/>
+      <w:r>
+        <w:rPr>
+          <w:lang w:val="en-US"/>
+        </w:rPr>
+        <w:t xml:space="preserve"> </w:t>
+      </w:r>
+      <w:proofErr w:type="spellStart"/>
+      <w:r>
+        <w:rPr>
+          <w:lang w:val="en-US"/>
+        </w:rPr>
+        <w:t>posición</w:t>
+      </w:r>
+      <w:proofErr w:type="spellEnd"/>
+      <w:r>
+        <w:rPr>
+          <w:lang w:val="en-US"/>
+        </w:rPr>
+        <w:t>).</w:t>
+      </w:r>
+    </w:p>
+    <w:p>
+      <w:pPr>
+        <w:tabs>
+          <w:tab w:val="left" w:pos="3493"/>
+        </w:tabs>
+        <w:rPr>
+          <w:lang w:val="en-US"/>
+        </w:rPr>
+      </w:pPr>
+      <w:r>
+        <w:rPr>
+          <w:b/>
+          <w:bCs/>
+          <w:lang w:val="en-US"/>
+        </w:rPr>
+        <w:t xml:space="preserve">Sprint 6: </w:t>
+      </w:r>
+      <w:proofErr w:type="spellStart"/>
+      <w:r>
+        <w:rPr>
+          <w:b/>
+          <w:bCs/>
+          <w:lang w:val="en-US"/>
+        </w:rPr>
+        <w:t>Pruebas</w:t>
+      </w:r>
+      <w:proofErr w:type="spellEnd"/>
+      <w:r>
+        <w:rPr>
+          <w:b/>
+          <w:bCs/>
+          <w:lang w:val="en-US"/>
+        </w:rPr>
+        <w:t xml:space="preserve">, Benchmarking y </w:t>
+      </w:r>
+      <w:proofErr w:type="spellStart"/>
+      <w:r>
+        <w:rPr>
+          <w:b/>
+          <w:bCs/>
+          <w:lang w:val="en-US"/>
+        </w:rPr>
+        <w:t>Métricas</w:t>
+      </w:r>
+      <w:proofErr w:type="spellEnd"/>
+      <w:r>
+        <w:rPr>
+          <w:b/>
+          <w:bCs/>
+          <w:lang w:val="en-US"/>
+        </w:rPr>
+        <w:t xml:space="preserve"> (27 Jul - 9 Ago)</w:t>
+      </w:r>
+      <w:r>
+        <w:rPr>
+          <w:lang w:val="en-US"/>
+        </w:rPr>
+        <w:t xml:space="preserve"> </w:t>
+      </w:r>
+      <w:proofErr w:type="spellStart"/>
+      <w:r>
+        <w:rPr>
+          <w:i/>
+          <w:iCs/>
+          <w:lang w:val="en-US"/>
+        </w:rPr>
+        <w:t>Objetivo</w:t>
+      </w:r>
+      <w:proofErr w:type="spellEnd"/>
+      <w:r>
+        <w:rPr>
+          <w:i/>
+          <w:iCs/>
+          <w:lang w:val="en-US"/>
+        </w:rPr>
+        <w:t>:</w:t>
+      </w:r>
+      <w:r>
+        <w:rPr>
+          <w:lang w:val="en-US"/>
+        </w:rPr>
+        <w:t xml:space="preserve"> </w:t>
+      </w:r>
+      <w:proofErr w:type="spellStart"/>
+      <w:r>
+        <w:rPr>
+          <w:lang w:val="en-US"/>
+        </w:rPr>
+        <w:t>Ejecutar</w:t>
+      </w:r>
+      <w:proofErr w:type="spellEnd"/>
+      <w:r>
+        <w:rPr>
+          <w:lang w:val="en-US"/>
+        </w:rPr>
+        <w:t xml:space="preserve"> la </w:t>
+      </w:r>
+      <w:proofErr w:type="spellStart"/>
+      <w:r>
+        <w:rPr>
+          <w:lang w:val="en-US"/>
+        </w:rPr>
+        <w:t>simulación</w:t>
+      </w:r>
+      <w:proofErr w:type="spellEnd"/>
+      <w:r>
+        <w:rPr>
+          <w:lang w:val="en-US"/>
+        </w:rPr>
+        <w:t xml:space="preserve"> completa y </w:t>
+      </w:r>
+      <w:proofErr w:type="spellStart"/>
+      <w:r>
+        <w:rPr>
+          <w:lang w:val="en-US"/>
+        </w:rPr>
+        <w:t>obtener</w:t>
+      </w:r>
+      <w:proofErr w:type="spellEnd"/>
+      <w:r>
+        <w:rPr>
+          <w:lang w:val="en-US"/>
+        </w:rPr>
+        <w:t xml:space="preserve"> las </w:t>
+      </w:r>
+      <w:proofErr w:type="spellStart"/>
+      <w:r>
+        <w:rPr>
+          <w:lang w:val="en-US"/>
+        </w:rPr>
+        <w:t>pruebas</w:t>
+      </w:r>
+      <w:proofErr w:type="spellEnd"/>
+      <w:r>
+        <w:rPr>
+          <w:lang w:val="en-US"/>
+        </w:rPr>
+        <w:t xml:space="preserve"> </w:t>
+      </w:r>
+      <w:proofErr w:type="spellStart"/>
+      <w:r>
+        <w:rPr>
+          <w:lang w:val="en-US"/>
+        </w:rPr>
+        <w:t>irrefutables</w:t>
+      </w:r>
+      <w:proofErr w:type="spellEnd"/>
+      <w:r>
+        <w:rPr>
+          <w:lang w:val="en-US"/>
+        </w:rPr>
+        <w:t xml:space="preserve"> para </w:t>
+      </w:r>
+      <w:proofErr w:type="spellStart"/>
+      <w:r>
+        <w:rPr>
+          <w:lang w:val="en-US"/>
+        </w:rPr>
+        <w:t>el</w:t>
+      </w:r>
+      <w:proofErr w:type="spellEnd"/>
+      <w:r>
+        <w:rPr>
+          <w:lang w:val="en-US"/>
+        </w:rPr>
+        <w:t xml:space="preserve"> tribunal.</w:t>
+      </w:r>
+    </w:p>
+    <w:p>
+      <w:pPr>
+        <w:numPr>
+          <w:ilvl w:val="0"/>
+          <w:numId w:val="27"/>
+        </w:numPr>
+        <w:tabs>
+          <w:tab w:val="left" w:pos="3493"/>
+        </w:tabs>
+        <w:rPr>
+          <w:lang w:val="en-US"/>
+        </w:rPr>
+      </w:pPr>
+      <w:r>
+        <w:rPr>
+          <w:b/>
+          <w:bCs/>
+          <w:lang w:val="en-US"/>
+        </w:rPr>
+        <w:t>Issue 6.1:</w:t>
+      </w:r>
+      <w:r>
+        <w:rPr>
+          <w:lang w:val="en-US"/>
+        </w:rPr>
+        <w:t xml:space="preserve"> </w:t>
+      </w:r>
+      <w:proofErr w:type="spellStart"/>
+      <w:r>
+        <w:rPr>
+          <w:lang w:val="en-US"/>
+        </w:rPr>
+        <w:t>Ejecutar</w:t>
+      </w:r>
+      <w:proofErr w:type="spellEnd"/>
+      <w:r>
+        <w:rPr>
+          <w:lang w:val="en-US"/>
+        </w:rPr>
+        <w:t xml:space="preserve"> </w:t>
+      </w:r>
+      <w:proofErr w:type="spellStart"/>
+      <w:r>
+        <w:rPr>
+          <w:lang w:val="en-US"/>
+        </w:rPr>
+        <w:t>simulaciones</w:t>
+      </w:r>
+      <w:proofErr w:type="spellEnd"/>
+      <w:r>
+        <w:rPr>
+          <w:lang w:val="en-US"/>
+        </w:rPr>
+        <w:t xml:space="preserve"> </w:t>
+      </w:r>
+      <w:proofErr w:type="spellStart"/>
+      <w:r>
+        <w:rPr>
+          <w:lang w:val="en-US"/>
+        </w:rPr>
+        <w:t>en</w:t>
+      </w:r>
+      <w:proofErr w:type="spellEnd"/>
+      <w:r>
+        <w:rPr>
+          <w:lang w:val="en-US"/>
+        </w:rPr>
+        <w:t xml:space="preserve"> 3 </w:t>
+      </w:r>
+      <w:proofErr w:type="spellStart"/>
+      <w:r>
+        <w:rPr>
+          <w:lang w:val="en-US"/>
+        </w:rPr>
+        <w:t>ciclos</w:t>
+      </w:r>
+      <w:proofErr w:type="spellEnd"/>
+      <w:r>
+        <w:rPr>
+          <w:lang w:val="en-US"/>
+        </w:rPr>
+        <w:t xml:space="preserve"> (</w:t>
+      </w:r>
+      <w:proofErr w:type="spellStart"/>
+      <w:r>
+        <w:rPr>
+          <w:lang w:val="en-US"/>
+        </w:rPr>
+        <w:t>alcista</w:t>
+      </w:r>
+      <w:proofErr w:type="spellEnd"/>
+      <w:r>
+        <w:rPr>
+          <w:lang w:val="en-US"/>
+        </w:rPr>
+        <w:t xml:space="preserve">, </w:t>
+      </w:r>
+      <w:proofErr w:type="spellStart"/>
+      <w:r>
+        <w:rPr>
+          <w:lang w:val="en-US"/>
+        </w:rPr>
+        <w:t>bajista</w:t>
+      </w:r>
+      <w:proofErr w:type="spellEnd"/>
+      <w:r>
+        <w:rPr>
+          <w:lang w:val="en-US"/>
+        </w:rPr>
+        <w:t xml:space="preserve"> 2022, </w:t>
+      </w:r>
+      <w:proofErr w:type="spellStart"/>
+      <w:r>
+        <w:rPr>
+          <w:lang w:val="en-US"/>
+        </w:rPr>
+        <w:t>recuperación</w:t>
+      </w:r>
+      <w:proofErr w:type="spellEnd"/>
+      <w:r>
+        <w:rPr>
+          <w:lang w:val="en-US"/>
+        </w:rPr>
+        <w:t>).</w:t>
+      </w:r>
+    </w:p>
+    <w:p>
+      <w:pPr>
+        <w:numPr>
+          <w:ilvl w:val="0"/>
+          <w:numId w:val="27"/>
+        </w:numPr>
+        <w:tabs>
+          <w:tab w:val="left" w:pos="3493"/>
+        </w:tabs>
+        <w:rPr>
+          <w:lang w:val="en-US"/>
+        </w:rPr>
+      </w:pPr>
+      <w:r>
+        <w:rPr>
+          <w:b/>
+          <w:bCs/>
+          <w:lang w:val="en-US"/>
+        </w:rPr>
+        <w:t>Issue 6.2:</w:t>
+      </w:r>
+      <w:r>
+        <w:rPr>
+          <w:lang w:val="en-US"/>
+        </w:rPr>
+        <w:t xml:space="preserve"> </w:t>
+      </w:r>
+      <w:proofErr w:type="spellStart"/>
+      <w:r>
+        <w:rPr>
+          <w:lang w:val="en-US"/>
+        </w:rPr>
+        <w:t>Desarrollar</w:t>
+      </w:r>
+      <w:proofErr w:type="spellEnd"/>
+      <w:r>
+        <w:rPr>
+          <w:lang w:val="en-US"/>
+        </w:rPr>
+        <w:t xml:space="preserve"> metrics.py para </w:t>
+      </w:r>
+      <w:proofErr w:type="spellStart"/>
+      <w:r>
+        <w:rPr>
+          <w:lang w:val="en-US"/>
+        </w:rPr>
+        <w:t>calcular</w:t>
+      </w:r>
+      <w:proofErr w:type="spellEnd"/>
+      <w:r>
+        <w:rPr>
+          <w:lang w:val="en-US"/>
+        </w:rPr>
+        <w:t xml:space="preserve"> Ratio de Sharpe, Max Drawdown y </w:t>
+      </w:r>
+      <w:proofErr w:type="spellStart"/>
+      <w:r>
+        <w:rPr>
+          <w:lang w:val="en-US"/>
+        </w:rPr>
+        <w:t>Rentabilidad</w:t>
+      </w:r>
+      <w:proofErr w:type="spellEnd"/>
+      <w:r>
+        <w:rPr>
+          <w:lang w:val="en-US"/>
+        </w:rPr>
+        <w:t>.</w:t>
+      </w:r>
+    </w:p>
+    <w:p>
+      <w:pPr>
+        <w:numPr>
+          <w:ilvl w:val="0"/>
+          <w:numId w:val="27"/>
+        </w:numPr>
+        <w:tabs>
+          <w:tab w:val="left" w:pos="3493"/>
+        </w:tabs>
+        <w:rPr>
+          <w:lang w:val="en-US"/>
+        </w:rPr>
+      </w:pPr>
+      <w:r>
+        <w:rPr>
+          <w:b/>
+          <w:bCs/>
+          <w:lang w:val="en-US"/>
+        </w:rPr>
+        <w:t>Issue 6.3:</w:t>
+      </w:r>
+      <w:r>
+        <w:rPr>
+          <w:lang w:val="en-US"/>
+        </w:rPr>
+        <w:t xml:space="preserve"> </w:t>
+      </w:r>
+      <w:proofErr w:type="spellStart"/>
+      <w:r>
+        <w:rPr>
+          <w:lang w:val="en-US"/>
+        </w:rPr>
+        <w:t>Descargar</w:t>
+      </w:r>
+      <w:proofErr w:type="spellEnd"/>
+      <w:r>
+        <w:rPr>
+          <w:lang w:val="en-US"/>
+        </w:rPr>
+        <w:t xml:space="preserve"> </w:t>
+      </w:r>
+      <w:proofErr w:type="spellStart"/>
+      <w:r>
+        <w:rPr>
+          <w:lang w:val="en-US"/>
+        </w:rPr>
+        <w:t>históricos</w:t>
+      </w:r>
+      <w:proofErr w:type="spellEnd"/>
+      <w:r>
+        <w:rPr>
+          <w:lang w:val="en-US"/>
+        </w:rPr>
+        <w:t xml:space="preserve"> de S&amp;P 500 y Nasdaq para la </w:t>
+      </w:r>
+      <w:proofErr w:type="spellStart"/>
+      <w:r>
+        <w:rPr>
+          <w:lang w:val="en-US"/>
+        </w:rPr>
+        <w:t>comparativa</w:t>
+      </w:r>
+      <w:proofErr w:type="spellEnd"/>
+      <w:r>
+        <w:rPr>
+          <w:lang w:val="en-US"/>
+        </w:rPr>
+        <w:t>.</w:t>
+      </w:r>
+    </w:p>
+    <w:p>
+      <w:pPr>
+        <w:numPr>
+          <w:ilvl w:val="0"/>
+          <w:numId w:val="27"/>
+        </w:numPr>
+        <w:tabs>
+          <w:tab w:val="left" w:pos="3493"/>
+        </w:tabs>
+        <w:rPr>
+          <w:lang w:val="en-US"/>
+        </w:rPr>
+      </w:pPr>
+      <w:r>
+        <w:rPr>
+          <w:b/>
+          <w:bCs/>
+          <w:lang w:val="en-US"/>
+        </w:rPr>
+        <w:t>Issue 6.4:</w:t>
+      </w:r>
+      <w:r>
+        <w:rPr>
+          <w:lang w:val="en-US"/>
+        </w:rPr>
+        <w:t xml:space="preserve"> </w:t>
+      </w:r>
+      <w:proofErr w:type="spellStart"/>
+      <w:r>
+        <w:rPr>
+          <w:lang w:val="en-US"/>
+        </w:rPr>
+        <w:t>Generar</w:t>
+      </w:r>
+      <w:proofErr w:type="spellEnd"/>
+      <w:r>
+        <w:rPr>
+          <w:lang w:val="en-US"/>
+        </w:rPr>
+        <w:t xml:space="preserve"> </w:t>
+      </w:r>
+      <w:proofErr w:type="spellStart"/>
+      <w:r>
+        <w:rPr>
+          <w:lang w:val="en-US"/>
+        </w:rPr>
+        <w:t>gráficas</w:t>
+      </w:r>
+      <w:proofErr w:type="spellEnd"/>
+      <w:r>
+        <w:rPr>
+          <w:lang w:val="en-US"/>
+        </w:rPr>
+        <w:t xml:space="preserve"> </w:t>
+      </w:r>
+      <w:proofErr w:type="spellStart"/>
+      <w:r>
+        <w:rPr>
+          <w:lang w:val="en-US"/>
+        </w:rPr>
+        <w:t>superponiendo</w:t>
+      </w:r>
+      <w:proofErr w:type="spellEnd"/>
+      <w:r>
+        <w:rPr>
+          <w:lang w:val="en-US"/>
+        </w:rPr>
+        <w:t xml:space="preserve"> </w:t>
+      </w:r>
+      <w:proofErr w:type="spellStart"/>
+      <w:r>
+        <w:rPr>
+          <w:lang w:val="en-US"/>
+        </w:rPr>
+        <w:t>el</w:t>
+      </w:r>
+      <w:proofErr w:type="spellEnd"/>
+      <w:r>
+        <w:rPr>
+          <w:lang w:val="en-US"/>
+        </w:rPr>
+        <w:t xml:space="preserve"> </w:t>
+      </w:r>
+      <w:proofErr w:type="spellStart"/>
+      <w:r>
+        <w:rPr>
+          <w:lang w:val="en-US"/>
+        </w:rPr>
+        <w:t>rendimiento</w:t>
+      </w:r>
+      <w:proofErr w:type="spellEnd"/>
+      <w:r>
+        <w:rPr>
+          <w:lang w:val="en-US"/>
+        </w:rPr>
+        <w:t xml:space="preserve"> de </w:t>
+      </w:r>
+      <w:proofErr w:type="spellStart"/>
+      <w:r>
+        <w:rPr>
+          <w:lang w:val="en-US"/>
+        </w:rPr>
+        <w:t>tu</w:t>
+      </w:r>
+      <w:proofErr w:type="spellEnd"/>
+      <w:r>
+        <w:rPr>
+          <w:lang w:val="en-US"/>
+        </w:rPr>
+        <w:t xml:space="preserve"> </w:t>
+      </w:r>
+      <w:proofErr w:type="spellStart"/>
+      <w:r>
+        <w:rPr>
+          <w:lang w:val="en-US"/>
+        </w:rPr>
+        <w:t>Agente</w:t>
+      </w:r>
+      <w:proofErr w:type="spellEnd"/>
+      <w:r>
+        <w:rPr>
+          <w:lang w:val="en-US"/>
+        </w:rPr>
+        <w:t xml:space="preserve"> </w:t>
+      </w:r>
+      <w:proofErr w:type="spellStart"/>
+      <w:r>
+        <w:rPr>
+          <w:lang w:val="en-US"/>
+        </w:rPr>
+        <w:t>frente</w:t>
+      </w:r>
+      <w:proofErr w:type="spellEnd"/>
+      <w:r>
+        <w:rPr>
+          <w:lang w:val="en-US"/>
+        </w:rPr>
+        <w:t xml:space="preserve"> a </w:t>
+      </w:r>
+      <w:proofErr w:type="spellStart"/>
+      <w:r>
+        <w:rPr>
+          <w:lang w:val="en-US"/>
+        </w:rPr>
+        <w:t>los</w:t>
+      </w:r>
+      <w:proofErr w:type="spellEnd"/>
+      <w:r>
+        <w:rPr>
+          <w:lang w:val="en-US"/>
+        </w:rPr>
+        <w:t xml:space="preserve"> Benchmarks.</w:t>
+      </w:r>
+    </w:p>
+    <w:p>
+      <w:pPr>
+        <w:tabs>
+          <w:tab w:val="left" w:pos="3493"/>
+        </w:tabs>
+        <w:rPr>
+          <w:b/>
+          <w:bCs/>
+          <w:lang w:val="en-US"/>
+        </w:rPr>
+      </w:pPr>
+      <w:r>
+        <w:rPr>
+          <w:b/>
+          <w:bCs/>
+          <w:lang w:val="en-US"/>
+        </w:rPr>
+        <w:t xml:space="preserve">Fase 4: El Cierre </w:t>
+      </w:r>
+      <w:proofErr w:type="spellStart"/>
+      <w:r>
+        <w:rPr>
+          <w:b/>
+          <w:bCs/>
+          <w:lang w:val="en-US"/>
+        </w:rPr>
+        <w:t>Académico</w:t>
+      </w:r>
+      <w:proofErr w:type="spellEnd"/>
+      <w:r>
+        <w:rPr>
+          <w:b/>
+          <w:bCs/>
+          <w:lang w:val="en-US"/>
+        </w:rPr>
+        <w:t xml:space="preserve"> (Agosto - </w:t>
+      </w:r>
+      <w:proofErr w:type="spellStart"/>
+      <w:r>
+        <w:rPr>
+          <w:b/>
+          <w:bCs/>
+          <w:lang w:val="en-US"/>
+        </w:rPr>
+        <w:t>Septiembre</w:t>
+      </w:r>
+      <w:proofErr w:type="spellEnd"/>
+      <w:r>
+        <w:rPr>
+          <w:b/>
+          <w:bCs/>
+          <w:lang w:val="en-US"/>
+        </w:rPr>
+        <w:t>)</w:t>
+      </w:r>
+    </w:p>
+    <w:p>
+      <w:pPr>
+        <w:tabs>
+          <w:tab w:val="left" w:pos="3493"/>
+        </w:tabs>
+        <w:rPr>
+          <w:lang w:val="en-US"/>
+        </w:rPr>
+      </w:pPr>
+      <w:r>
+        <w:rPr>
+          <w:b/>
+          <w:bCs/>
+          <w:lang w:val="en-US"/>
+        </w:rPr>
+        <w:t xml:space="preserve">Sprint 7: </w:t>
+      </w:r>
+      <w:proofErr w:type="spellStart"/>
+      <w:r>
+        <w:rPr>
+          <w:b/>
+          <w:bCs/>
+          <w:lang w:val="en-US"/>
+        </w:rPr>
+        <w:t>Redacción</w:t>
+      </w:r>
+      <w:proofErr w:type="spellEnd"/>
+      <w:r>
+        <w:rPr>
+          <w:b/>
+          <w:bCs/>
+          <w:lang w:val="en-US"/>
+        </w:rPr>
+        <w:t xml:space="preserve"> de la Memoria - </w:t>
+      </w:r>
+      <w:proofErr w:type="spellStart"/>
+      <w:r>
+        <w:rPr>
+          <w:b/>
+          <w:bCs/>
+          <w:lang w:val="en-US"/>
+        </w:rPr>
+        <w:t>Parte</w:t>
+      </w:r>
+      <w:proofErr w:type="spellEnd"/>
+      <w:r>
+        <w:rPr>
+          <w:b/>
+          <w:bCs/>
+          <w:lang w:val="en-US"/>
+        </w:rPr>
+        <w:t xml:space="preserve"> I (10 Ago - 23 Ago)</w:t>
+      </w:r>
+      <w:r>
+        <w:rPr>
+          <w:lang w:val="en-US"/>
+        </w:rPr>
+        <w:t xml:space="preserve"> </w:t>
+      </w:r>
+      <w:proofErr w:type="spellStart"/>
+      <w:r>
+        <w:rPr>
+          <w:i/>
+          <w:iCs/>
+          <w:lang w:val="en-US"/>
+        </w:rPr>
+        <w:t>Objetivo</w:t>
+      </w:r>
+      <w:proofErr w:type="spellEnd"/>
+      <w:r>
+        <w:rPr>
+          <w:i/>
+          <w:iCs/>
+          <w:lang w:val="en-US"/>
+        </w:rPr>
+        <w:t>:</w:t>
+      </w:r>
+      <w:r>
+        <w:rPr>
+          <w:lang w:val="en-US"/>
+        </w:rPr>
+        <w:t xml:space="preserve"> </w:t>
+      </w:r>
+      <w:proofErr w:type="spellStart"/>
+      <w:r>
+        <w:rPr>
+          <w:lang w:val="en-US"/>
+        </w:rPr>
+        <w:t>Traducir</w:t>
+      </w:r>
+      <w:proofErr w:type="spellEnd"/>
+      <w:r>
+        <w:rPr>
+          <w:lang w:val="en-US"/>
+        </w:rPr>
+        <w:t xml:space="preserve"> </w:t>
+      </w:r>
+      <w:proofErr w:type="spellStart"/>
+      <w:r>
+        <w:rPr>
+          <w:lang w:val="en-US"/>
+        </w:rPr>
+        <w:t>todo</w:t>
+      </w:r>
+      <w:proofErr w:type="spellEnd"/>
+      <w:r>
+        <w:rPr>
+          <w:lang w:val="en-US"/>
+        </w:rPr>
+        <w:t xml:space="preserve"> </w:t>
+      </w:r>
+      <w:proofErr w:type="spellStart"/>
+      <w:r>
+        <w:rPr>
+          <w:lang w:val="en-US"/>
+        </w:rPr>
+        <w:t>el</w:t>
+      </w:r>
+      <w:proofErr w:type="spellEnd"/>
+      <w:r>
+        <w:rPr>
+          <w:lang w:val="en-US"/>
+        </w:rPr>
+        <w:t xml:space="preserve"> </w:t>
+      </w:r>
+      <w:proofErr w:type="spellStart"/>
+      <w:r>
+        <w:rPr>
+          <w:lang w:val="en-US"/>
+        </w:rPr>
+        <w:t>código</w:t>
+      </w:r>
+      <w:proofErr w:type="spellEnd"/>
+      <w:r>
+        <w:rPr>
+          <w:lang w:val="en-US"/>
+        </w:rPr>
+        <w:t xml:space="preserve"> a la memoria </w:t>
+      </w:r>
+      <w:proofErr w:type="spellStart"/>
+      <w:r>
+        <w:rPr>
+          <w:lang w:val="en-US"/>
+        </w:rPr>
+        <w:t>escrita</w:t>
+      </w:r>
+      <w:proofErr w:type="spellEnd"/>
+      <w:r>
+        <w:rPr>
+          <w:lang w:val="en-US"/>
+        </w:rPr>
+        <w:t xml:space="preserve">. Cero </w:t>
+      </w:r>
+      <w:proofErr w:type="spellStart"/>
+      <w:r>
+        <w:rPr>
+          <w:lang w:val="en-US"/>
+        </w:rPr>
+        <w:t>programación</w:t>
+      </w:r>
+      <w:proofErr w:type="spellEnd"/>
+      <w:r>
+        <w:rPr>
+          <w:lang w:val="en-US"/>
+        </w:rPr>
+        <w:t>.</w:t>
+      </w:r>
+    </w:p>
+    <w:p>
+      <w:pPr>
+        <w:numPr>
+          <w:ilvl w:val="0"/>
+          <w:numId w:val="28"/>
+        </w:numPr>
+        <w:tabs>
+          <w:tab w:val="left" w:pos="3493"/>
+        </w:tabs>
+        <w:rPr>
+          <w:lang w:val="en-US"/>
+        </w:rPr>
+      </w:pPr>
+      <w:r>
+        <w:rPr>
+          <w:b/>
+          <w:bCs/>
+          <w:lang w:val="en-US"/>
+        </w:rPr>
+        <w:t>Issue 7.1:</w:t>
+      </w:r>
+      <w:r>
+        <w:rPr>
+          <w:lang w:val="en-US"/>
+        </w:rPr>
+        <w:t xml:space="preserve"> </w:t>
+      </w:r>
+      <w:proofErr w:type="spellStart"/>
+      <w:r>
+        <w:rPr>
+          <w:lang w:val="en-US"/>
+        </w:rPr>
+        <w:t>Redactar</w:t>
+      </w:r>
+      <w:proofErr w:type="spellEnd"/>
+      <w:r>
+        <w:rPr>
+          <w:lang w:val="en-US"/>
+        </w:rPr>
+        <w:t xml:space="preserve"> Cap. 1 (</w:t>
+      </w:r>
+      <w:proofErr w:type="spellStart"/>
+      <w:r>
+        <w:rPr>
+          <w:lang w:val="en-US"/>
+        </w:rPr>
+        <w:t>Introducción</w:t>
+      </w:r>
+      <w:proofErr w:type="spellEnd"/>
+      <w:r>
+        <w:rPr>
+          <w:lang w:val="en-US"/>
+        </w:rPr>
+        <w:t xml:space="preserve"> y </w:t>
+      </w:r>
+      <w:proofErr w:type="spellStart"/>
+      <w:r>
+        <w:rPr>
+          <w:lang w:val="en-US"/>
+        </w:rPr>
+        <w:t>Objetivos</w:t>
+      </w:r>
+      <w:proofErr w:type="spellEnd"/>
+      <w:r>
+        <w:rPr>
+          <w:lang w:val="en-US"/>
+        </w:rPr>
+        <w:t>) y Cap. 2 (Estado del Arte).</w:t>
+      </w:r>
+    </w:p>
+    <w:p>
+      <w:pPr>
+        <w:numPr>
+          <w:ilvl w:val="0"/>
+          <w:numId w:val="28"/>
+        </w:numPr>
+        <w:tabs>
+          <w:tab w:val="left" w:pos="3493"/>
+        </w:tabs>
+        <w:rPr>
+          <w:lang w:val="en-US"/>
+        </w:rPr>
+      </w:pPr>
+      <w:r>
+        <w:rPr>
+          <w:b/>
+          <w:bCs/>
+          <w:lang w:val="en-US"/>
+        </w:rPr>
+        <w:t>Issue 7.2:</w:t>
+      </w:r>
+      <w:r>
+        <w:rPr>
+          <w:lang w:val="en-US"/>
+        </w:rPr>
+        <w:t xml:space="preserve"> </w:t>
+      </w:r>
+      <w:proofErr w:type="spellStart"/>
+      <w:r>
+        <w:rPr>
+          <w:lang w:val="en-US"/>
+        </w:rPr>
+        <w:t>Redactar</w:t>
+      </w:r>
+      <w:proofErr w:type="spellEnd"/>
+      <w:r>
+        <w:rPr>
+          <w:lang w:val="en-US"/>
+        </w:rPr>
+        <w:t xml:space="preserve"> Cap. 3 (</w:t>
+      </w:r>
+      <w:proofErr w:type="spellStart"/>
+      <w:r>
+        <w:rPr>
+          <w:lang w:val="en-US"/>
+        </w:rPr>
+        <w:t>Arquitectura</w:t>
+      </w:r>
+      <w:proofErr w:type="spellEnd"/>
+      <w:r>
+        <w:rPr>
+          <w:lang w:val="en-US"/>
+        </w:rPr>
+        <w:t xml:space="preserve"> del Sistema y Datos).</w:t>
+      </w:r>
+    </w:p>
+    <w:p>
+      <w:pPr>
+        <w:numPr>
+          <w:ilvl w:val="0"/>
+          <w:numId w:val="28"/>
+        </w:numPr>
+        <w:tabs>
+          <w:tab w:val="left" w:pos="3493"/>
+        </w:tabs>
+        <w:rPr>
+          <w:lang w:val="en-US"/>
+        </w:rPr>
+      </w:pPr>
+      <w:r>
+        <w:rPr>
+          <w:b/>
+          <w:bCs/>
+          <w:lang w:val="en-US"/>
+        </w:rPr>
+        <w:t>Issue 7.3:</w:t>
+      </w:r>
+      <w:r>
+        <w:rPr>
+          <w:lang w:val="en-US"/>
+        </w:rPr>
+        <w:t xml:space="preserve"> </w:t>
+      </w:r>
+      <w:proofErr w:type="spellStart"/>
+      <w:r>
+        <w:rPr>
+          <w:lang w:val="en-US"/>
+        </w:rPr>
+        <w:t>Redactar</w:t>
+      </w:r>
+      <w:proofErr w:type="spellEnd"/>
+      <w:r>
+        <w:rPr>
+          <w:lang w:val="en-US"/>
+        </w:rPr>
+        <w:t xml:space="preserve"> Cap. 4 (</w:t>
+      </w:r>
+      <w:proofErr w:type="spellStart"/>
+      <w:r>
+        <w:rPr>
+          <w:lang w:val="en-US"/>
+        </w:rPr>
+        <w:t>Implementación</w:t>
+      </w:r>
+      <w:proofErr w:type="spellEnd"/>
+      <w:r>
+        <w:rPr>
+          <w:lang w:val="en-US"/>
+        </w:rPr>
+        <w:t xml:space="preserve"> y </w:t>
+      </w:r>
+      <w:proofErr w:type="spellStart"/>
+      <w:r>
+        <w:rPr>
+          <w:lang w:val="en-US"/>
+        </w:rPr>
+        <w:t>Modelos</w:t>
+      </w:r>
+      <w:proofErr w:type="spellEnd"/>
+      <w:r>
+        <w:rPr>
+          <w:lang w:val="en-US"/>
+        </w:rPr>
+        <w:t>).</w:t>
+      </w:r>
+    </w:p>
+    <w:p>
+      <w:pPr>
+        <w:tabs>
+          <w:tab w:val="left" w:pos="3493"/>
+        </w:tabs>
+        <w:rPr>
+          <w:lang w:val="en-US"/>
+        </w:rPr>
+      </w:pPr>
+      <w:r>
+        <w:rPr>
+          <w:b/>
+          <w:bCs/>
+          <w:lang w:val="en-US"/>
+        </w:rPr>
+        <w:t xml:space="preserve">Sprint 8: </w:t>
+      </w:r>
+      <w:proofErr w:type="spellStart"/>
+      <w:r>
+        <w:rPr>
+          <w:b/>
+          <w:bCs/>
+          <w:lang w:val="en-US"/>
+        </w:rPr>
+        <w:t>Redacción</w:t>
+      </w:r>
+      <w:proofErr w:type="spellEnd"/>
+      <w:r>
+        <w:rPr>
+          <w:b/>
+          <w:bCs/>
+          <w:lang w:val="en-US"/>
+        </w:rPr>
+        <w:t xml:space="preserve"> Final y Presentación (24 Ago - 6 Sep)</w:t>
+      </w:r>
+      <w:r>
+        <w:rPr>
+          <w:lang w:val="en-US"/>
+        </w:rPr>
+        <w:t xml:space="preserve"> </w:t>
+      </w:r>
+      <w:proofErr w:type="spellStart"/>
+      <w:r>
+        <w:rPr>
+          <w:i/>
+          <w:iCs/>
+          <w:lang w:val="en-US"/>
+        </w:rPr>
+        <w:t>Objetivo</w:t>
+      </w:r>
+      <w:proofErr w:type="spellEnd"/>
+      <w:r>
+        <w:rPr>
+          <w:i/>
+          <w:iCs/>
+          <w:lang w:val="en-US"/>
+        </w:rPr>
+        <w:t>:</w:t>
+      </w:r>
+      <w:r>
+        <w:rPr>
+          <w:lang w:val="en-US"/>
+        </w:rPr>
+        <w:t xml:space="preserve"> </w:t>
+      </w:r>
+      <w:proofErr w:type="spellStart"/>
+      <w:r>
+        <w:rPr>
+          <w:lang w:val="en-US"/>
+        </w:rPr>
+        <w:t>Rematar</w:t>
+      </w:r>
+      <w:proofErr w:type="spellEnd"/>
+      <w:r>
+        <w:rPr>
+          <w:lang w:val="en-US"/>
+        </w:rPr>
+        <w:t xml:space="preserve"> </w:t>
+      </w:r>
+      <w:proofErr w:type="spellStart"/>
+      <w:r>
+        <w:rPr>
+          <w:lang w:val="en-US"/>
+        </w:rPr>
+        <w:t>el</w:t>
+      </w:r>
+      <w:proofErr w:type="spellEnd"/>
+      <w:r>
+        <w:rPr>
+          <w:lang w:val="en-US"/>
+        </w:rPr>
+        <w:t xml:space="preserve"> </w:t>
+      </w:r>
+      <w:proofErr w:type="spellStart"/>
+      <w:r>
+        <w:rPr>
+          <w:lang w:val="en-US"/>
+        </w:rPr>
+        <w:t>trabajo</w:t>
+      </w:r>
+      <w:proofErr w:type="spellEnd"/>
+      <w:r>
+        <w:rPr>
+          <w:lang w:val="en-US"/>
+        </w:rPr>
+        <w:t xml:space="preserve">, </w:t>
+      </w:r>
+      <w:proofErr w:type="spellStart"/>
+      <w:r>
+        <w:rPr>
+          <w:lang w:val="en-US"/>
+        </w:rPr>
+        <w:t>sacar</w:t>
+      </w:r>
+      <w:proofErr w:type="spellEnd"/>
+      <w:r>
+        <w:rPr>
+          <w:lang w:val="en-US"/>
+        </w:rPr>
+        <w:t xml:space="preserve"> </w:t>
+      </w:r>
+      <w:proofErr w:type="spellStart"/>
+      <w:r>
+        <w:rPr>
+          <w:lang w:val="en-US"/>
+        </w:rPr>
+        <w:t>conclusiones</w:t>
+      </w:r>
+      <w:proofErr w:type="spellEnd"/>
+      <w:r>
+        <w:rPr>
+          <w:lang w:val="en-US"/>
+        </w:rPr>
+        <w:t xml:space="preserve"> y </w:t>
+      </w:r>
+      <w:proofErr w:type="spellStart"/>
+      <w:r>
+        <w:rPr>
+          <w:lang w:val="en-US"/>
+        </w:rPr>
+        <w:t>preparar</w:t>
+      </w:r>
+      <w:proofErr w:type="spellEnd"/>
+      <w:r>
+        <w:rPr>
+          <w:lang w:val="en-US"/>
+        </w:rPr>
+        <w:t xml:space="preserve"> la defensa.</w:t>
+      </w:r>
+    </w:p>
+    <w:p>
+      <w:pPr>
+        <w:numPr>
+          <w:ilvl w:val="0"/>
+          <w:numId w:val="29"/>
+        </w:numPr>
+        <w:tabs>
+          <w:tab w:val="left" w:pos="3493"/>
+        </w:tabs>
+        <w:rPr>
+          <w:lang w:val="en-US"/>
+        </w:rPr>
+      </w:pPr>
+      <w:r>
+        <w:rPr>
+          <w:b/>
+          <w:bCs/>
+          <w:lang w:val="en-US"/>
+        </w:rPr>
+        <w:t>Issue 8.1:</w:t>
+      </w:r>
+      <w:r>
+        <w:rPr>
+          <w:lang w:val="en-US"/>
+        </w:rPr>
+        <w:t xml:space="preserve"> </w:t>
+      </w:r>
+      <w:proofErr w:type="spellStart"/>
+      <w:r>
+        <w:rPr>
+          <w:lang w:val="en-US"/>
+        </w:rPr>
+        <w:t>Redactar</w:t>
+      </w:r>
+      <w:proofErr w:type="spellEnd"/>
+      <w:r>
+        <w:rPr>
+          <w:lang w:val="en-US"/>
+        </w:rPr>
+        <w:t xml:space="preserve"> Cap. 5 (</w:t>
+      </w:r>
+      <w:proofErr w:type="spellStart"/>
+      <w:r>
+        <w:rPr>
+          <w:lang w:val="en-US"/>
+        </w:rPr>
+        <w:t>Resultados</w:t>
+      </w:r>
+      <w:proofErr w:type="spellEnd"/>
+      <w:r>
+        <w:rPr>
+          <w:lang w:val="en-US"/>
+        </w:rPr>
+        <w:t xml:space="preserve"> y </w:t>
+      </w:r>
+      <w:proofErr w:type="spellStart"/>
+      <w:r>
+        <w:rPr>
+          <w:lang w:val="en-US"/>
+        </w:rPr>
+        <w:t>Discusión</w:t>
+      </w:r>
+      <w:proofErr w:type="spellEnd"/>
+      <w:r>
+        <w:rPr>
+          <w:lang w:val="en-US"/>
+        </w:rPr>
+        <w:t xml:space="preserve">) </w:t>
+      </w:r>
+      <w:proofErr w:type="spellStart"/>
+      <w:r>
+        <w:rPr>
+          <w:lang w:val="en-US"/>
+        </w:rPr>
+        <w:t>insertando</w:t>
+      </w:r>
+      <w:proofErr w:type="spellEnd"/>
+      <w:r>
+        <w:rPr>
+          <w:lang w:val="en-US"/>
+        </w:rPr>
+        <w:t xml:space="preserve"> </w:t>
+      </w:r>
+      <w:proofErr w:type="spellStart"/>
+      <w:r>
+        <w:rPr>
+          <w:lang w:val="en-US"/>
+        </w:rPr>
+        <w:t>todas</w:t>
+      </w:r>
+      <w:proofErr w:type="spellEnd"/>
+      <w:r>
+        <w:rPr>
+          <w:lang w:val="en-US"/>
+        </w:rPr>
+        <w:t xml:space="preserve"> las </w:t>
+      </w:r>
+      <w:proofErr w:type="spellStart"/>
+      <w:r>
+        <w:rPr>
+          <w:lang w:val="en-US"/>
+        </w:rPr>
+        <w:t>gráficas</w:t>
+      </w:r>
+      <w:proofErr w:type="spellEnd"/>
+      <w:r>
+        <w:rPr>
+          <w:lang w:val="en-US"/>
+        </w:rPr>
+        <w:t xml:space="preserve"> </w:t>
+      </w:r>
+      <w:proofErr w:type="spellStart"/>
+      <w:r>
+        <w:rPr>
+          <w:lang w:val="en-US"/>
+        </w:rPr>
+        <w:t>generadas</w:t>
+      </w:r>
+      <w:proofErr w:type="spellEnd"/>
+      <w:r>
+        <w:rPr>
+          <w:lang w:val="en-US"/>
+        </w:rPr>
+        <w:t xml:space="preserve"> </w:t>
+      </w:r>
+      <w:proofErr w:type="spellStart"/>
+      <w:r>
+        <w:rPr>
+          <w:lang w:val="en-US"/>
+        </w:rPr>
+        <w:t>en</w:t>
+      </w:r>
+      <w:proofErr w:type="spellEnd"/>
+      <w:r>
+        <w:rPr>
+          <w:lang w:val="en-US"/>
+        </w:rPr>
+        <w:t xml:space="preserve"> </w:t>
+      </w:r>
+      <w:proofErr w:type="spellStart"/>
+      <w:r>
+        <w:rPr>
+          <w:lang w:val="en-US"/>
+        </w:rPr>
+        <w:t>el</w:t>
+      </w:r>
+      <w:proofErr w:type="spellEnd"/>
+      <w:r>
+        <w:rPr>
+          <w:lang w:val="en-US"/>
+        </w:rPr>
+        <w:t xml:space="preserve"> Sprint 6.</w:t>
+      </w:r>
+    </w:p>
+    <w:p>
+      <w:pPr>
+        <w:numPr>
+          <w:ilvl w:val="0"/>
+          <w:numId w:val="29"/>
+        </w:numPr>
+        <w:tabs>
+          <w:tab w:val="left" w:pos="3493"/>
+        </w:tabs>
+        <w:rPr>
+          <w:lang w:val="en-US"/>
+        </w:rPr>
+      </w:pPr>
+      <w:r>
+        <w:rPr>
+          <w:b/>
+          <w:bCs/>
+          <w:lang w:val="en-US"/>
+        </w:rPr>
+        <w:t>Issue 8.2:</w:t>
+      </w:r>
+      <w:r>
+        <w:rPr>
+          <w:lang w:val="en-US"/>
+        </w:rPr>
+        <w:t xml:space="preserve"> </w:t>
+      </w:r>
+      <w:proofErr w:type="spellStart"/>
+      <w:r>
+        <w:rPr>
+          <w:lang w:val="en-US"/>
+        </w:rPr>
+        <w:t>Redactar</w:t>
+      </w:r>
+      <w:proofErr w:type="spellEnd"/>
+      <w:r>
+        <w:rPr>
+          <w:lang w:val="en-US"/>
+        </w:rPr>
+        <w:t xml:space="preserve"> Cap. 6 (</w:t>
+      </w:r>
+      <w:proofErr w:type="spellStart"/>
+      <w:r>
+        <w:rPr>
+          <w:lang w:val="en-US"/>
+        </w:rPr>
+        <w:t>Conclusiones</w:t>
+      </w:r>
+      <w:proofErr w:type="spellEnd"/>
+      <w:r>
+        <w:rPr>
+          <w:lang w:val="en-US"/>
+        </w:rPr>
+        <w:t>).</w:t>
+      </w:r>
+    </w:p>
+    <w:p>
+      <w:pPr>
+        <w:numPr>
+          <w:ilvl w:val="0"/>
+          <w:numId w:val="29"/>
+        </w:numPr>
+        <w:tabs>
+          <w:tab w:val="left" w:pos="3493"/>
+        </w:tabs>
+        <w:rPr>
+          <w:lang w:val="en-US"/>
+        </w:rPr>
+      </w:pPr>
+      <w:r>
+        <w:rPr>
+          <w:b/>
+          <w:bCs/>
+          <w:lang w:val="en-US"/>
+        </w:rPr>
+        <w:t>Issue 8.3:</w:t>
+      </w:r>
+      <w:r>
+        <w:rPr>
+          <w:lang w:val="en-US"/>
+        </w:rPr>
+        <w:t xml:space="preserve"> Crear las </w:t>
+      </w:r>
+      <w:proofErr w:type="spellStart"/>
+      <w:r>
+        <w:rPr>
+          <w:lang w:val="en-US"/>
+        </w:rPr>
+        <w:t>diapositivas</w:t>
+      </w:r>
+      <w:proofErr w:type="spellEnd"/>
+      <w:r>
+        <w:rPr>
+          <w:lang w:val="en-US"/>
+        </w:rPr>
+        <w:t xml:space="preserve"> de la </w:t>
+      </w:r>
+      <w:proofErr w:type="spellStart"/>
+      <w:r>
+        <w:rPr>
+          <w:lang w:val="en-US"/>
+        </w:rPr>
+        <w:t>presentación</w:t>
+      </w:r>
+      <w:proofErr w:type="spellEnd"/>
+      <w:r>
+        <w:rPr>
+          <w:lang w:val="en-US"/>
+        </w:rPr>
+        <w:t xml:space="preserve"> para </w:t>
+      </w:r>
+      <w:proofErr w:type="spellStart"/>
+      <w:r>
+        <w:rPr>
+          <w:lang w:val="en-US"/>
+        </w:rPr>
+        <w:t>el</w:t>
+      </w:r>
+      <w:proofErr w:type="spellEnd"/>
+      <w:r>
+        <w:rPr>
+          <w:lang w:val="en-US"/>
+        </w:rPr>
+        <w:t xml:space="preserve"> tribunal.</w:t>
+      </w:r>
+    </w:p>
+    <w:p>
+      <w:pPr>
+        <w:numPr>
+          <w:ilvl w:val="0"/>
+          <w:numId w:val="29"/>
+        </w:numPr>
+        <w:tabs>
+          <w:tab w:val="left" w:pos="3493"/>
+        </w:tabs>
+        <w:rPr>
+          <w:lang w:val="en-US"/>
+        </w:rPr>
+      </w:pPr>
+      <w:r>
+        <w:rPr>
+          <w:b/>
+          <w:bCs/>
+          <w:lang w:val="en-US"/>
+        </w:rPr>
+        <w:t>Issue 8.4:</w:t>
+      </w:r>
+      <w:r>
+        <w:rPr>
+          <w:lang w:val="en-US"/>
+        </w:rPr>
+        <w:t xml:space="preserve"> </w:t>
+      </w:r>
+      <w:proofErr w:type="spellStart"/>
+      <w:r>
+        <w:rPr>
+          <w:lang w:val="en-US"/>
+        </w:rPr>
+        <w:t>Revisión</w:t>
+      </w:r>
+      <w:proofErr w:type="spellEnd"/>
+      <w:r>
+        <w:rPr>
+          <w:lang w:val="en-US"/>
+        </w:rPr>
+        <w:t xml:space="preserve"> final de </w:t>
+      </w:r>
+      <w:proofErr w:type="spellStart"/>
+      <w:r>
+        <w:rPr>
+          <w:lang w:val="en-US"/>
+        </w:rPr>
+        <w:t>formato</w:t>
+      </w:r>
+      <w:proofErr w:type="spellEnd"/>
+      <w:r>
+        <w:rPr>
+          <w:lang w:val="en-US"/>
+        </w:rPr>
+        <w:t xml:space="preserve">, </w:t>
+      </w:r>
+      <w:proofErr w:type="spellStart"/>
+      <w:r>
+        <w:rPr>
+          <w:lang w:val="en-US"/>
+        </w:rPr>
+        <w:t>bibliografía</w:t>
+      </w:r>
+      <w:proofErr w:type="spellEnd"/>
+      <w:r>
+        <w:rPr>
+          <w:lang w:val="en-US"/>
+        </w:rPr>
+        <w:t xml:space="preserve"> y </w:t>
+      </w:r>
+      <w:proofErr w:type="spellStart"/>
+      <w:r>
+        <w:rPr>
+          <w:lang w:val="en-US"/>
+        </w:rPr>
+        <w:t>entrega</w:t>
+      </w:r>
+      <w:proofErr w:type="spellEnd"/>
+      <w:r>
+        <w:rPr>
+          <w:lang w:val="en-US"/>
+        </w:rPr>
+        <w:t>.</w:t>
+      </w:r>
     </w:p>
     <w:p>
       <w:pPr>
@@ -1039,6 +6298,304 @@
 <file path=word/numbering.xml><?xml version="1.0" encoding="utf-8"?>
 <w:numbering xmlns:wpc="http://schemas.microsoft.com/office/word/2010/wordprocessingCanvas" xmlns:cx="http://schemas.microsoft.com/office/drawing/2014/chartex" xmlns:cx1="http://schemas.microsoft.com/office/drawing/2015/9/8/chartex" xmlns:cx2="http://schemas.microsoft.com/office/drawing/2015/10/21/chartex" xmlns:cx3="http://schemas.microsoft.com/office/drawing/2016/5/9/chartex" xmlns:cx4="http://schemas.microsoft.com/office/drawing/2016/5/10/chartex" xmlns:cx5="http://schemas.microsoft.com/office/drawing/2016/5/11/chartex" xmlns:cx6="http://schemas.microsoft.com/office/drawing/2016/5/12/chartex" xmlns:cx7="http://schemas.microsoft.com/office/drawing/2016/5/13/chartex" xmlns:cx8="http://schemas.microsoft.com/office/drawing/2016/5/14/chartex" xmlns:mc="http://schemas.openxmlformats.org/markup-compatibility/2006" xmlns:aink="http://schemas.microsoft.com/office/drawing/2016/ink" xmlns:am3d="http://schemas.microsoft.com/office/drawing/2017/model3d" xmlns:o="urn:schemas-microsoft-com:office:office" xmlns:oel="http://schemas.microsoft.com/office/2019/extlst" xmlns:r="http://schemas.openxmlformats.org/officeDocument/2006/relationships" xmlns:m="http://schemas.openxmlformats.org/officeDocument/2006/math" xmlns:v="urn:schemas-microsoft-com:vml" xmlns:wp14="http://schemas.microsoft.com/office/word/2010/wordprocessingDrawing" xmlns:wp="http://schemas.openxmlformats.org/drawingml/2006/wordprocessingDrawing" xmlns:w10="urn:schemas-microsoft-com:office:word" xmlns:w="http://schemas.openxmlformats.org/wordprocessingml/2006/main" xmlns:w14="http://schemas.microsoft.com/office/word/2010/wordml" xmlns:w15="http://schemas.microsoft.com/office/word/2012/wordml" xmlns:w16cex="http://schemas.microsoft.com/office/word/2018/wordml/cex" xmlns:w16cid="http://schemas.microsoft.com/office/word/2016/wordml/cid" xmlns:w16="http://schemas.microsoft.com/office/word/2018/wordml" xmlns:w16du="http://schemas.microsoft.com/office/word/2023/wordml/word16du" xmlns:w16sdtdh="http://schemas.microsoft.com/office/word/2020/wordml/sdtdatahash" xmlns:w16sdtfl="http://schemas.microsoft.com/office/word/2024/wordml/sdtformatlock" xmlns:w16se="http://schemas.microsoft.com/office/word/2015/wordml/symex" xmlns:wpg="http://schemas.microsoft.com/office/word/2010/wordprocessingGroup" xmlns:wpi="http://schemas.microsoft.com/office/word/2010/wordprocessingInk" xmlns:wne="http://schemas.microsoft.com/office/word/2006/wordml" xmlns:wps="http://schemas.microsoft.com/office/word/2010/wordprocessingShape" mc:Ignorable="w14 w15 w16se w16cid w16 w16cex w16sdtdh w16sdtfl w16du wp14">
   <w:abstractNum w:abstractNumId="0" w15:restartNumberingAfterBreak="0">
+    <w:nsid w:val="020B1473"/>
+    <w:multiLevelType w:val="multilevel"/>
+    <w:tmpl w:val="80DA8978"/>
+    <w:lvl w:ilvl="0">
+      <w:start w:val="1"/>
+      <w:numFmt w:val="bullet"/>
+      <w:lvlText w:val=""/>
+      <w:lvlJc w:val="left"/>
+      <w:pPr>
+        <w:tabs>
+          <w:tab w:val="num" w:pos="720"/>
+        </w:tabs>
+        <w:ind w:left="720" w:hanging="360"/>
+      </w:pPr>
+      <w:rPr>
+        <w:rFonts w:ascii="Symbol" w:hAnsi="Symbol" w:hint="default"/>
+        <w:sz w:val="20"/>
+      </w:rPr>
+    </w:lvl>
+    <w:lvl w:ilvl="1" w:tentative="1">
+      <w:start w:val="1"/>
+      <w:numFmt w:val="bullet"/>
+      <w:lvlText w:val="o"/>
+      <w:lvlJc w:val="left"/>
+      <w:pPr>
+        <w:tabs>
+          <w:tab w:val="num" w:pos="1440"/>
+        </w:tabs>
+        <w:ind w:left="1440" w:hanging="360"/>
+      </w:pPr>
+      <w:rPr>
+        <w:rFonts w:ascii="Courier New" w:hAnsi="Courier New" w:hint="default"/>
+        <w:sz w:val="20"/>
+      </w:rPr>
+    </w:lvl>
+    <w:lvl w:ilvl="2" w:tentative="1">
+      <w:start w:val="1"/>
+      <w:numFmt w:val="bullet"/>
+      <w:lvlText w:val=""/>
+      <w:lvlJc w:val="left"/>
+      <w:pPr>
+        <w:tabs>
+          <w:tab w:val="num" w:pos="2160"/>
+        </w:tabs>
+        <w:ind w:left="2160" w:hanging="360"/>
+      </w:pPr>
+      <w:rPr>
+        <w:rFonts w:ascii="Wingdings" w:hAnsi="Wingdings" w:hint="default"/>
+        <w:sz w:val="20"/>
+      </w:rPr>
+    </w:lvl>
+    <w:lvl w:ilvl="3" w:tentative="1">
+      <w:start w:val="1"/>
+      <w:numFmt w:val="bullet"/>
+      <w:lvlText w:val=""/>
+      <w:lvlJc w:val="left"/>
+      <w:pPr>
+        <w:tabs>
+          <w:tab w:val="num" w:pos="2880"/>
+        </w:tabs>
+        <w:ind w:left="2880" w:hanging="360"/>
+      </w:pPr>
+      <w:rPr>
+        <w:rFonts w:ascii="Wingdings" w:hAnsi="Wingdings" w:hint="default"/>
+        <w:sz w:val="20"/>
+      </w:rPr>
+    </w:lvl>
+    <w:lvl w:ilvl="4" w:tentative="1">
+      <w:start w:val="1"/>
+      <w:numFmt w:val="bullet"/>
+      <w:lvlText w:val=""/>
+      <w:lvlJc w:val="left"/>
+      <w:pPr>
+        <w:tabs>
+          <w:tab w:val="num" w:pos="3600"/>
+        </w:tabs>
+        <w:ind w:left="3600" w:hanging="360"/>
+      </w:pPr>
+      <w:rPr>
+        <w:rFonts w:ascii="Wingdings" w:hAnsi="Wingdings" w:hint="default"/>
+        <w:sz w:val="20"/>
+      </w:rPr>
+    </w:lvl>
+    <w:lvl w:ilvl="5" w:tentative="1">
+      <w:start w:val="1"/>
+      <w:numFmt w:val="bullet"/>
+      <w:lvlText w:val=""/>
+      <w:lvlJc w:val="left"/>
+      <w:pPr>
+        <w:tabs>
+          <w:tab w:val="num" w:pos="4320"/>
+        </w:tabs>
+        <w:ind w:left="4320" w:hanging="360"/>
+      </w:pPr>
+      <w:rPr>
+        <w:rFonts w:ascii="Wingdings" w:hAnsi="Wingdings" w:hint="default"/>
+        <w:sz w:val="20"/>
+      </w:rPr>
+    </w:lvl>
+    <w:lvl w:ilvl="6" w:tentative="1">
+      <w:start w:val="1"/>
+      <w:numFmt w:val="bullet"/>
+      <w:lvlText w:val=""/>
+      <w:lvlJc w:val="left"/>
+      <w:pPr>
+        <w:tabs>
+          <w:tab w:val="num" w:pos="5040"/>
+        </w:tabs>
+        <w:ind w:left="5040" w:hanging="360"/>
+      </w:pPr>
+      <w:rPr>
+        <w:rFonts w:ascii="Wingdings" w:hAnsi="Wingdings" w:hint="default"/>
+        <w:sz w:val="20"/>
+      </w:rPr>
+    </w:lvl>
+    <w:lvl w:ilvl="7" w:tentative="1">
+      <w:start w:val="1"/>
+      <w:numFmt w:val="bullet"/>
+      <w:lvlText w:val=""/>
+      <w:lvlJc w:val="left"/>
+      <w:pPr>
+        <w:tabs>
+          <w:tab w:val="num" w:pos="5760"/>
+        </w:tabs>
+        <w:ind w:left="5760" w:hanging="360"/>
+      </w:pPr>
+      <w:rPr>
+        <w:rFonts w:ascii="Wingdings" w:hAnsi="Wingdings" w:hint="default"/>
+        <w:sz w:val="20"/>
+      </w:rPr>
+    </w:lvl>
+    <w:lvl w:ilvl="8" w:tentative="1">
+      <w:start w:val="1"/>
+      <w:numFmt w:val="bullet"/>
+      <w:lvlText w:val=""/>
+      <w:lvlJc w:val="left"/>
+      <w:pPr>
+        <w:tabs>
+          <w:tab w:val="num" w:pos="6480"/>
+        </w:tabs>
+        <w:ind w:left="6480" w:hanging="360"/>
+      </w:pPr>
+      <w:rPr>
+        <w:rFonts w:ascii="Wingdings" w:hAnsi="Wingdings" w:hint="default"/>
+        <w:sz w:val="20"/>
+      </w:rPr>
+    </w:lvl>
+  </w:abstractNum>
+  <w:abstractNum w:abstractNumId="1" w15:restartNumberingAfterBreak="0">
+    <w:nsid w:val="03A46A42"/>
+    <w:multiLevelType w:val="multilevel"/>
+    <w:tmpl w:val="7EF6015A"/>
+    <w:lvl w:ilvl="0">
+      <w:start w:val="1"/>
+      <w:numFmt w:val="bullet"/>
+      <w:lvlText w:val=""/>
+      <w:lvlJc w:val="left"/>
+      <w:pPr>
+        <w:tabs>
+          <w:tab w:val="num" w:pos="720"/>
+        </w:tabs>
+        <w:ind w:left="720" w:hanging="360"/>
+      </w:pPr>
+      <w:rPr>
+        <w:rFonts w:ascii="Symbol" w:hAnsi="Symbol" w:hint="default"/>
+        <w:sz w:val="20"/>
+      </w:rPr>
+    </w:lvl>
+    <w:lvl w:ilvl="1" w:tentative="1">
+      <w:start w:val="1"/>
+      <w:numFmt w:val="bullet"/>
+      <w:lvlText w:val="o"/>
+      <w:lvlJc w:val="left"/>
+      <w:pPr>
+        <w:tabs>
+          <w:tab w:val="num" w:pos="1440"/>
+        </w:tabs>
+        <w:ind w:left="1440" w:hanging="360"/>
+      </w:pPr>
+      <w:rPr>
+        <w:rFonts w:ascii="Courier New" w:hAnsi="Courier New" w:hint="default"/>
+        <w:sz w:val="20"/>
+      </w:rPr>
+    </w:lvl>
+    <w:lvl w:ilvl="2" w:tentative="1">
+      <w:start w:val="1"/>
+      <w:numFmt w:val="bullet"/>
+      <w:lvlText w:val=""/>
+      <w:lvlJc w:val="left"/>
+      <w:pPr>
+        <w:tabs>
+          <w:tab w:val="num" w:pos="2160"/>
+        </w:tabs>
+        <w:ind w:left="2160" w:hanging="360"/>
+      </w:pPr>
+      <w:rPr>
+        <w:rFonts w:ascii="Wingdings" w:hAnsi="Wingdings" w:hint="default"/>
+        <w:sz w:val="20"/>
+      </w:rPr>
+    </w:lvl>
+    <w:lvl w:ilvl="3" w:tentative="1">
+      <w:start w:val="1"/>
+      <w:numFmt w:val="bullet"/>
+      <w:lvlText w:val=""/>
+      <w:lvlJc w:val="left"/>
+      <w:pPr>
+        <w:tabs>
+          <w:tab w:val="num" w:pos="2880"/>
+        </w:tabs>
+        <w:ind w:left="2880" w:hanging="360"/>
+      </w:pPr>
+      <w:rPr>
+        <w:rFonts w:ascii="Wingdings" w:hAnsi="Wingdings" w:hint="default"/>
+        <w:sz w:val="20"/>
+      </w:rPr>
+    </w:lvl>
+    <w:lvl w:ilvl="4" w:tentative="1">
+      <w:start w:val="1"/>
+      <w:numFmt w:val="bullet"/>
+      <w:lvlText w:val=""/>
+      <w:lvlJc w:val="left"/>
+      <w:pPr>
+        <w:tabs>
+          <w:tab w:val="num" w:pos="3600"/>
+        </w:tabs>
+        <w:ind w:left="3600" w:hanging="360"/>
+      </w:pPr>
+      <w:rPr>
+        <w:rFonts w:ascii="Wingdings" w:hAnsi="Wingdings" w:hint="default"/>
+        <w:sz w:val="20"/>
+      </w:rPr>
+    </w:lvl>
+    <w:lvl w:ilvl="5" w:tentative="1">
+      <w:start w:val="1"/>
+      <w:numFmt w:val="bullet"/>
+      <w:lvlText w:val=""/>
+      <w:lvlJc w:val="left"/>
+      <w:pPr>
+        <w:tabs>
+          <w:tab w:val="num" w:pos="4320"/>
+        </w:tabs>
+        <w:ind w:left="4320" w:hanging="360"/>
+      </w:pPr>
+      <w:rPr>
+        <w:rFonts w:ascii="Wingdings" w:hAnsi="Wingdings" w:hint="default"/>
+        <w:sz w:val="20"/>
+      </w:rPr>
+    </w:lvl>
+    <w:lvl w:ilvl="6" w:tentative="1">
+      <w:start w:val="1"/>
+      <w:numFmt w:val="bullet"/>
+      <w:lvlText w:val=""/>
+      <w:lvlJc w:val="left"/>
+      <w:pPr>
+        <w:tabs>
+          <w:tab w:val="num" w:pos="5040"/>
+        </w:tabs>
+        <w:ind w:left="5040" w:hanging="360"/>
+      </w:pPr>
+      <w:rPr>
+        <w:rFonts w:ascii="Wingdings" w:hAnsi="Wingdings" w:hint="default"/>
+        <w:sz w:val="20"/>
+      </w:rPr>
+    </w:lvl>
+    <w:lvl w:ilvl="7" w:tentative="1">
+      <w:start w:val="1"/>
+      <w:numFmt w:val="bullet"/>
+      <w:lvlText w:val=""/>
+      <w:lvlJc w:val="left"/>
+      <w:pPr>
+        <w:tabs>
+          <w:tab w:val="num" w:pos="5760"/>
+        </w:tabs>
+        <w:ind w:left="5760" w:hanging="360"/>
+      </w:pPr>
+      <w:rPr>
+        <w:rFonts w:ascii="Wingdings" w:hAnsi="Wingdings" w:hint="default"/>
+        <w:sz w:val="20"/>
+      </w:rPr>
+    </w:lvl>
+    <w:lvl w:ilvl="8" w:tentative="1">
+      <w:start w:val="1"/>
+      <w:numFmt w:val="bullet"/>
+      <w:lvlText w:val=""/>
+      <w:lvlJc w:val="left"/>
+      <w:pPr>
+        <w:tabs>
+          <w:tab w:val="num" w:pos="6480"/>
+        </w:tabs>
+        <w:ind w:left="6480" w:hanging="360"/>
+      </w:pPr>
+      <w:rPr>
+        <w:rFonts w:ascii="Wingdings" w:hAnsi="Wingdings" w:hint="default"/>
+        <w:sz w:val="20"/>
+      </w:rPr>
+    </w:lvl>
+  </w:abstractNum>
+  <w:abstractNum w:abstractNumId="2" w15:restartNumberingAfterBreak="0">
     <w:nsid w:val="0B6D744B"/>
     <w:multiLevelType w:val="multilevel"/>
     <w:tmpl w:val="6906979A"/>
@@ -1187,7 +6744,7 @@
       </w:rPr>
     </w:lvl>
   </w:abstractNum>
-  <w:abstractNum w:abstractNumId="1" w15:restartNumberingAfterBreak="0">
+  <w:abstractNum w:abstractNumId="3" w15:restartNumberingAfterBreak="0">
     <w:nsid w:val="0CAB3CBE"/>
     <w:multiLevelType w:val="multilevel"/>
     <w:tmpl w:val="296A108C"/>
@@ -1304,7 +6861,156 @@
       </w:pPr>
     </w:lvl>
   </w:abstractNum>
-  <w:abstractNum w:abstractNumId="2" w15:restartNumberingAfterBreak="0">
+  <w:abstractNum w:abstractNumId="4" w15:restartNumberingAfterBreak="0">
+    <w:nsid w:val="0D1C2E6C"/>
+    <w:multiLevelType w:val="multilevel"/>
+    <w:tmpl w:val="53320E00"/>
+    <w:lvl w:ilvl="0">
+      <w:start w:val="1"/>
+      <w:numFmt w:val="bullet"/>
+      <w:lvlText w:val=""/>
+      <w:lvlJc w:val="left"/>
+      <w:pPr>
+        <w:tabs>
+          <w:tab w:val="num" w:pos="720"/>
+        </w:tabs>
+        <w:ind w:left="720" w:hanging="360"/>
+      </w:pPr>
+      <w:rPr>
+        <w:rFonts w:ascii="Symbol" w:hAnsi="Symbol" w:hint="default"/>
+        <w:sz w:val="20"/>
+      </w:rPr>
+    </w:lvl>
+    <w:lvl w:ilvl="1" w:tentative="1">
+      <w:start w:val="1"/>
+      <w:numFmt w:val="bullet"/>
+      <w:lvlText w:val="o"/>
+      <w:lvlJc w:val="left"/>
+      <w:pPr>
+        <w:tabs>
+          <w:tab w:val="num" w:pos="1440"/>
+        </w:tabs>
+        <w:ind w:left="1440" w:hanging="360"/>
+      </w:pPr>
+      <w:rPr>
+        <w:rFonts w:ascii="Courier New" w:hAnsi="Courier New" w:hint="default"/>
+        <w:sz w:val="20"/>
+      </w:rPr>
+    </w:lvl>
+    <w:lvl w:ilvl="2" w:tentative="1">
+      <w:start w:val="1"/>
+      <w:numFmt w:val="bullet"/>
+      <w:lvlText w:val=""/>
+      <w:lvlJc w:val="left"/>
+      <w:pPr>
+        <w:tabs>
+          <w:tab w:val="num" w:pos="2160"/>
+        </w:tabs>
+        <w:ind w:left="2160" w:hanging="360"/>
+      </w:pPr>
+      <w:rPr>
+        <w:rFonts w:ascii="Wingdings" w:hAnsi="Wingdings" w:hint="default"/>
+        <w:sz w:val="20"/>
+      </w:rPr>
+    </w:lvl>
+    <w:lvl w:ilvl="3" w:tentative="1">
+      <w:start w:val="1"/>
+      <w:numFmt w:val="bullet"/>
+      <w:lvlText w:val=""/>
+      <w:lvlJc w:val="left"/>
+      <w:pPr>
+        <w:tabs>
+          <w:tab w:val="num" w:pos="2880"/>
+        </w:tabs>
+        <w:ind w:left="2880" w:hanging="360"/>
+      </w:pPr>
+      <w:rPr>
+        <w:rFonts w:ascii="Wingdings" w:hAnsi="Wingdings" w:hint="default"/>
+        <w:sz w:val="20"/>
+      </w:rPr>
+    </w:lvl>
+    <w:lvl w:ilvl="4" w:tentative="1">
+      <w:start w:val="1"/>
+      <w:numFmt w:val="bullet"/>
+      <w:lvlText w:val=""/>
+      <w:lvlJc w:val="left"/>
+      <w:pPr>
+        <w:tabs>
+          <w:tab w:val="num" w:pos="3600"/>
+        </w:tabs>
+        <w:ind w:left="3600" w:hanging="360"/>
+      </w:pPr>
+      <w:rPr>
+        <w:rFonts w:ascii="Wingdings" w:hAnsi="Wingdings" w:hint="default"/>
+        <w:sz w:val="20"/>
+      </w:rPr>
+    </w:lvl>
+    <w:lvl w:ilvl="5" w:tentative="1">
+      <w:start w:val="1"/>
+      <w:numFmt w:val="bullet"/>
+      <w:lvlText w:val=""/>
+      <w:lvlJc w:val="left"/>
+      <w:pPr>
+        <w:tabs>
+          <w:tab w:val="num" w:pos="4320"/>
+        </w:tabs>
+        <w:ind w:left="4320" w:hanging="360"/>
+      </w:pPr>
+      <w:rPr>
+        <w:rFonts w:ascii="Wingdings" w:hAnsi="Wingdings" w:hint="default"/>
+        <w:sz w:val="20"/>
+      </w:rPr>
+    </w:lvl>
+    <w:lvl w:ilvl="6" w:tentative="1">
+      <w:start w:val="1"/>
+      <w:numFmt w:val="bullet"/>
+      <w:lvlText w:val=""/>
+      <w:lvlJc w:val="left"/>
+      <w:pPr>
+        <w:tabs>
+          <w:tab w:val="num" w:pos="5040"/>
+        </w:tabs>
+        <w:ind w:left="5040" w:hanging="360"/>
+      </w:pPr>
+      <w:rPr>
+        <w:rFonts w:ascii="Wingdings" w:hAnsi="Wingdings" w:hint="default"/>
+        <w:sz w:val="20"/>
+      </w:rPr>
+    </w:lvl>
+    <w:lvl w:ilvl="7" w:tentative="1">
+      <w:start w:val="1"/>
+      <w:numFmt w:val="bullet"/>
+      <w:lvlText w:val=""/>
+      <w:lvlJc w:val="left"/>
+      <w:pPr>
+        <w:tabs>
+          <w:tab w:val="num" w:pos="5760"/>
+        </w:tabs>
+        <w:ind w:left="5760" w:hanging="360"/>
+      </w:pPr>
+      <w:rPr>
+        <w:rFonts w:ascii="Wingdings" w:hAnsi="Wingdings" w:hint="default"/>
+        <w:sz w:val="20"/>
+      </w:rPr>
+    </w:lvl>
+    <w:lvl w:ilvl="8" w:tentative="1">
+      <w:start w:val="1"/>
+      <w:numFmt w:val="bullet"/>
+      <w:lvlText w:val=""/>
+      <w:lvlJc w:val="left"/>
+      <w:pPr>
+        <w:tabs>
+          <w:tab w:val="num" w:pos="6480"/>
+        </w:tabs>
+        <w:ind w:left="6480" w:hanging="360"/>
+      </w:pPr>
+      <w:rPr>
+        <w:rFonts w:ascii="Wingdings" w:hAnsi="Wingdings" w:hint="default"/>
+        <w:sz w:val="20"/>
+      </w:rPr>
+    </w:lvl>
+  </w:abstractNum>
+  <w:abstractNum w:abstractNumId="5" w15:restartNumberingAfterBreak="0">
     <w:nsid w:val="0DEA02F9"/>
     <w:multiLevelType w:val="multilevel"/>
     <w:tmpl w:val="9352554A"/>
@@ -1453,7 +7159,7 @@
       </w:rPr>
     </w:lvl>
   </w:abstractNum>
-  <w:abstractNum w:abstractNumId="3" w15:restartNumberingAfterBreak="0">
+  <w:abstractNum w:abstractNumId="6" w15:restartNumberingAfterBreak="0">
     <w:nsid w:val="0F8D3AEB"/>
     <w:multiLevelType w:val="multilevel"/>
     <w:tmpl w:val="15384AFE"/>
@@ -1566,7 +7272,7 @@
       </w:pPr>
     </w:lvl>
   </w:abstractNum>
-  <w:abstractNum w:abstractNumId="4" w15:restartNumberingAfterBreak="0">
+  <w:abstractNum w:abstractNumId="7" w15:restartNumberingAfterBreak="0">
     <w:nsid w:val="11CA2EAC"/>
     <w:multiLevelType w:val="multilevel"/>
     <w:tmpl w:val="8FF2DB70"/>
@@ -1715,7 +7421,7 @@
       </w:rPr>
     </w:lvl>
   </w:abstractNum>
-  <w:abstractNum w:abstractNumId="5" w15:restartNumberingAfterBreak="0">
+  <w:abstractNum w:abstractNumId="8" w15:restartNumberingAfterBreak="0">
     <w:nsid w:val="18426069"/>
     <w:multiLevelType w:val="multilevel"/>
     <w:tmpl w:val="DFC2A15C"/>
@@ -1864,7 +7570,7 @@
       </w:rPr>
     </w:lvl>
   </w:abstractNum>
-  <w:abstractNum w:abstractNumId="6" w15:restartNumberingAfterBreak="0">
+  <w:abstractNum w:abstractNumId="9" w15:restartNumberingAfterBreak="0">
     <w:nsid w:val="19BC010B"/>
     <w:multiLevelType w:val="multilevel"/>
     <w:tmpl w:val="4B2E8B8E"/>
@@ -2013,7 +7719,7 @@
       </w:rPr>
     </w:lvl>
   </w:abstractNum>
-  <w:abstractNum w:abstractNumId="7" w15:restartNumberingAfterBreak="0">
+  <w:abstractNum w:abstractNumId="10" w15:restartNumberingAfterBreak="0">
     <w:nsid w:val="1D021186"/>
     <w:multiLevelType w:val="hybridMultilevel"/>
     <w:tmpl w:val="650AAF7A"/>
@@ -2126,7 +7832,156 @@
       </w:rPr>
     </w:lvl>
   </w:abstractNum>
-  <w:abstractNum w:abstractNumId="8" w15:restartNumberingAfterBreak="0">
+  <w:abstractNum w:abstractNumId="11" w15:restartNumberingAfterBreak="0">
+    <w:nsid w:val="205506C2"/>
+    <w:multiLevelType w:val="multilevel"/>
+    <w:tmpl w:val="F9DE7496"/>
+    <w:lvl w:ilvl="0">
+      <w:start w:val="1"/>
+      <w:numFmt w:val="bullet"/>
+      <w:lvlText w:val=""/>
+      <w:lvlJc w:val="left"/>
+      <w:pPr>
+        <w:tabs>
+          <w:tab w:val="num" w:pos="720"/>
+        </w:tabs>
+        <w:ind w:left="720" w:hanging="360"/>
+      </w:pPr>
+      <w:rPr>
+        <w:rFonts w:ascii="Symbol" w:hAnsi="Symbol" w:hint="default"/>
+        <w:sz w:val="20"/>
+      </w:rPr>
+    </w:lvl>
+    <w:lvl w:ilvl="1" w:tentative="1">
+      <w:start w:val="1"/>
+      <w:numFmt w:val="bullet"/>
+      <w:lvlText w:val="o"/>
+      <w:lvlJc w:val="left"/>
+      <w:pPr>
+        <w:tabs>
+          <w:tab w:val="num" w:pos="1440"/>
+        </w:tabs>
+        <w:ind w:left="1440" w:hanging="360"/>
+      </w:pPr>
+      <w:rPr>
+        <w:rFonts w:ascii="Courier New" w:hAnsi="Courier New" w:hint="default"/>
+        <w:sz w:val="20"/>
+      </w:rPr>
+    </w:lvl>
+    <w:lvl w:ilvl="2" w:tentative="1">
+      <w:start w:val="1"/>
+      <w:numFmt w:val="bullet"/>
+      <w:lvlText w:val=""/>
+      <w:lvlJc w:val="left"/>
+      <w:pPr>
+        <w:tabs>
+          <w:tab w:val="num" w:pos="2160"/>
+        </w:tabs>
+        <w:ind w:left="2160" w:hanging="360"/>
+      </w:pPr>
+      <w:rPr>
+        <w:rFonts w:ascii="Wingdings" w:hAnsi="Wingdings" w:hint="default"/>
+        <w:sz w:val="20"/>
+      </w:rPr>
+    </w:lvl>
+    <w:lvl w:ilvl="3" w:tentative="1">
+      <w:start w:val="1"/>
+      <w:numFmt w:val="bullet"/>
+      <w:lvlText w:val=""/>
+      <w:lvlJc w:val="left"/>
+      <w:pPr>
+        <w:tabs>
+          <w:tab w:val="num" w:pos="2880"/>
+        </w:tabs>
+        <w:ind w:left="2880" w:hanging="360"/>
+      </w:pPr>
+      <w:rPr>
+        <w:rFonts w:ascii="Wingdings" w:hAnsi="Wingdings" w:hint="default"/>
+        <w:sz w:val="20"/>
+      </w:rPr>
+    </w:lvl>
+    <w:lvl w:ilvl="4" w:tentative="1">
+      <w:start w:val="1"/>
+      <w:numFmt w:val="bullet"/>
+      <w:lvlText w:val=""/>
+      <w:lvlJc w:val="left"/>
+      <w:pPr>
+        <w:tabs>
+          <w:tab w:val="num" w:pos="3600"/>
+        </w:tabs>
+        <w:ind w:left="3600" w:hanging="360"/>
+      </w:pPr>
+      <w:rPr>
+        <w:rFonts w:ascii="Wingdings" w:hAnsi="Wingdings" w:hint="default"/>
+        <w:sz w:val="20"/>
+      </w:rPr>
+    </w:lvl>
+    <w:lvl w:ilvl="5" w:tentative="1">
+      <w:start w:val="1"/>
+      <w:numFmt w:val="bullet"/>
+      <w:lvlText w:val=""/>
+      <w:lvlJc w:val="left"/>
+      <w:pPr>
+        <w:tabs>
+          <w:tab w:val="num" w:pos="4320"/>
+        </w:tabs>
+        <w:ind w:left="4320" w:hanging="360"/>
+      </w:pPr>
+      <w:rPr>
+        <w:rFonts w:ascii="Wingdings" w:hAnsi="Wingdings" w:hint="default"/>
+        <w:sz w:val="20"/>
+      </w:rPr>
+    </w:lvl>
+    <w:lvl w:ilvl="6" w:tentative="1">
+      <w:start w:val="1"/>
+      <w:numFmt w:val="bullet"/>
+      <w:lvlText w:val=""/>
+      <w:lvlJc w:val="left"/>
+      <w:pPr>
+        <w:tabs>
+          <w:tab w:val="num" w:pos="5040"/>
+        </w:tabs>
+        <w:ind w:left="5040" w:hanging="360"/>
+      </w:pPr>
+      <w:rPr>
+        <w:rFonts w:ascii="Wingdings" w:hAnsi="Wingdings" w:hint="default"/>
+        <w:sz w:val="20"/>
+      </w:rPr>
+    </w:lvl>
+    <w:lvl w:ilvl="7" w:tentative="1">
+      <w:start w:val="1"/>
+      <w:numFmt w:val="bullet"/>
+      <w:lvlText w:val=""/>
+      <w:lvlJc w:val="left"/>
+      <w:pPr>
+        <w:tabs>
+          <w:tab w:val="num" w:pos="5760"/>
+        </w:tabs>
+        <w:ind w:left="5760" w:hanging="360"/>
+      </w:pPr>
+      <w:rPr>
+        <w:rFonts w:ascii="Wingdings" w:hAnsi="Wingdings" w:hint="default"/>
+        <w:sz w:val="20"/>
+      </w:rPr>
+    </w:lvl>
+    <w:lvl w:ilvl="8" w:tentative="1">
+      <w:start w:val="1"/>
+      <w:numFmt w:val="bullet"/>
+      <w:lvlText w:val=""/>
+      <w:lvlJc w:val="left"/>
+      <w:pPr>
+        <w:tabs>
+          <w:tab w:val="num" w:pos="6480"/>
+        </w:tabs>
+        <w:ind w:left="6480" w:hanging="360"/>
+      </w:pPr>
+      <w:rPr>
+        <w:rFonts w:ascii="Wingdings" w:hAnsi="Wingdings" w:hint="default"/>
+        <w:sz w:val="20"/>
+      </w:rPr>
+    </w:lvl>
+  </w:abstractNum>
+  <w:abstractNum w:abstractNumId="12" w15:restartNumberingAfterBreak="0">
     <w:nsid w:val="2274782C"/>
     <w:multiLevelType w:val="hybridMultilevel"/>
     <w:tmpl w:val="91ACD57A"/>
@@ -2238,7 +8093,7 @@
       </w:rPr>
     </w:lvl>
   </w:abstractNum>
-  <w:abstractNum w:abstractNumId="9" w15:restartNumberingAfterBreak="0">
+  <w:abstractNum w:abstractNumId="13" w15:restartNumberingAfterBreak="0">
     <w:nsid w:val="25AB3DB8"/>
     <w:multiLevelType w:val="multilevel"/>
     <w:tmpl w:val="1A7426D0"/>
@@ -2351,7 +8206,7 @@
       </w:pPr>
     </w:lvl>
   </w:abstractNum>
-  <w:abstractNum w:abstractNumId="10" w15:restartNumberingAfterBreak="0">
+  <w:abstractNum w:abstractNumId="14" w15:restartNumberingAfterBreak="0">
     <w:nsid w:val="279D7BEB"/>
     <w:multiLevelType w:val="hybridMultilevel"/>
     <w:tmpl w:val="7708EA4C"/>
@@ -2463,7 +8318,156 @@
       </w:rPr>
     </w:lvl>
   </w:abstractNum>
-  <w:abstractNum w:abstractNumId="11" w15:restartNumberingAfterBreak="0">
+  <w:abstractNum w:abstractNumId="15" w15:restartNumberingAfterBreak="0">
+    <w:nsid w:val="47C34501"/>
+    <w:multiLevelType w:val="multilevel"/>
+    <w:tmpl w:val="0E38C038"/>
+    <w:lvl w:ilvl="0">
+      <w:start w:val="1"/>
+      <w:numFmt w:val="bullet"/>
+      <w:lvlText w:val=""/>
+      <w:lvlJc w:val="left"/>
+      <w:pPr>
+        <w:tabs>
+          <w:tab w:val="num" w:pos="720"/>
+        </w:tabs>
+        <w:ind w:left="720" w:hanging="360"/>
+      </w:pPr>
+      <w:rPr>
+        <w:rFonts w:ascii="Symbol" w:hAnsi="Symbol" w:hint="default"/>
+        <w:sz w:val="20"/>
+      </w:rPr>
+    </w:lvl>
+    <w:lvl w:ilvl="1" w:tentative="1">
+      <w:start w:val="1"/>
+      <w:numFmt w:val="bullet"/>
+      <w:lvlText w:val="o"/>
+      <w:lvlJc w:val="left"/>
+      <w:pPr>
+        <w:tabs>
+          <w:tab w:val="num" w:pos="1440"/>
+        </w:tabs>
+        <w:ind w:left="1440" w:hanging="360"/>
+      </w:pPr>
+      <w:rPr>
+        <w:rFonts w:ascii="Courier New" w:hAnsi="Courier New" w:hint="default"/>
+        <w:sz w:val="20"/>
+      </w:rPr>
+    </w:lvl>
+    <w:lvl w:ilvl="2" w:tentative="1">
+      <w:start w:val="1"/>
+      <w:numFmt w:val="bullet"/>
+      <w:lvlText w:val=""/>
+      <w:lvlJc w:val="left"/>
+      <w:pPr>
+        <w:tabs>
+          <w:tab w:val="num" w:pos="2160"/>
+        </w:tabs>
+        <w:ind w:left="2160" w:hanging="360"/>
+      </w:pPr>
+      <w:rPr>
+        <w:rFonts w:ascii="Wingdings" w:hAnsi="Wingdings" w:hint="default"/>
+        <w:sz w:val="20"/>
+      </w:rPr>
+    </w:lvl>
+    <w:lvl w:ilvl="3" w:tentative="1">
+      <w:start w:val="1"/>
+      <w:numFmt w:val="bullet"/>
+      <w:lvlText w:val=""/>
+      <w:lvlJc w:val="left"/>
+      <w:pPr>
+        <w:tabs>
+          <w:tab w:val="num" w:pos="2880"/>
+        </w:tabs>
+        <w:ind w:left="2880" w:hanging="360"/>
+      </w:pPr>
+      <w:rPr>
+        <w:rFonts w:ascii="Wingdings" w:hAnsi="Wingdings" w:hint="default"/>
+        <w:sz w:val="20"/>
+      </w:rPr>
+    </w:lvl>
+    <w:lvl w:ilvl="4" w:tentative="1">
+      <w:start w:val="1"/>
+      <w:numFmt w:val="bullet"/>
+      <w:lvlText w:val=""/>
+      <w:lvlJc w:val="left"/>
+      <w:pPr>
+        <w:tabs>
+          <w:tab w:val="num" w:pos="3600"/>
+        </w:tabs>
+        <w:ind w:left="3600" w:hanging="360"/>
+      </w:pPr>
+      <w:rPr>
+        <w:rFonts w:ascii="Wingdings" w:hAnsi="Wingdings" w:hint="default"/>
+        <w:sz w:val="20"/>
+      </w:rPr>
+    </w:lvl>
+    <w:lvl w:ilvl="5" w:tentative="1">
+      <w:start w:val="1"/>
+      <w:numFmt w:val="bullet"/>
+      <w:lvlText w:val=""/>
+      <w:lvlJc w:val="left"/>
+      <w:pPr>
+        <w:tabs>
+          <w:tab w:val="num" w:pos="4320"/>
+        </w:tabs>
+        <w:ind w:left="4320" w:hanging="360"/>
+      </w:pPr>
+      <w:rPr>
+        <w:rFonts w:ascii="Wingdings" w:hAnsi="Wingdings" w:hint="default"/>
+        <w:sz w:val="20"/>
+      </w:rPr>
+    </w:lvl>
+    <w:lvl w:ilvl="6" w:tentative="1">
+      <w:start w:val="1"/>
+      <w:numFmt w:val="bullet"/>
+      <w:lvlText w:val=""/>
+      <w:lvlJc w:val="left"/>
+      <w:pPr>
+        <w:tabs>
+          <w:tab w:val="num" w:pos="5040"/>
+        </w:tabs>
+        <w:ind w:left="5040" w:hanging="360"/>
+      </w:pPr>
+      <w:rPr>
+        <w:rFonts w:ascii="Wingdings" w:hAnsi="Wingdings" w:hint="default"/>
+        <w:sz w:val="20"/>
+      </w:rPr>
+    </w:lvl>
+    <w:lvl w:ilvl="7" w:tentative="1">
+      <w:start w:val="1"/>
+      <w:numFmt w:val="bullet"/>
+      <w:lvlText w:val=""/>
+      <w:lvlJc w:val="left"/>
+      <w:pPr>
+        <w:tabs>
+          <w:tab w:val="num" w:pos="5760"/>
+        </w:tabs>
+        <w:ind w:left="5760" w:hanging="360"/>
+      </w:pPr>
+      <w:rPr>
+        <w:rFonts w:ascii="Wingdings" w:hAnsi="Wingdings" w:hint="default"/>
+        <w:sz w:val="20"/>
+      </w:rPr>
+    </w:lvl>
+    <w:lvl w:ilvl="8" w:tentative="1">
+      <w:start w:val="1"/>
+      <w:numFmt w:val="bullet"/>
+      <w:lvlText w:val=""/>
+      <w:lvlJc w:val="left"/>
+      <w:pPr>
+        <w:tabs>
+          <w:tab w:val="num" w:pos="6480"/>
+        </w:tabs>
+        <w:ind w:left="6480" w:hanging="360"/>
+      </w:pPr>
+      <w:rPr>
+        <w:rFonts w:ascii="Wingdings" w:hAnsi="Wingdings" w:hint="default"/>
+        <w:sz w:val="20"/>
+      </w:rPr>
+    </w:lvl>
+  </w:abstractNum>
+  <w:abstractNum w:abstractNumId="16" w15:restartNumberingAfterBreak="0">
     <w:nsid w:val="5AF23476"/>
     <w:multiLevelType w:val="hybridMultilevel"/>
     <w:tmpl w:val="8FD206F6"/>
@@ -2576,7 +8580,7 @@
       </w:rPr>
     </w:lvl>
   </w:abstractNum>
-  <w:abstractNum w:abstractNumId="12" w15:restartNumberingAfterBreak="0">
+  <w:abstractNum w:abstractNumId="17" w15:restartNumberingAfterBreak="0">
     <w:nsid w:val="5DB6510E"/>
     <w:multiLevelType w:val="hybridMultilevel"/>
     <w:tmpl w:val="8AE0287A"/>
@@ -2689,7 +8693,156 @@
       </w:rPr>
     </w:lvl>
   </w:abstractNum>
-  <w:abstractNum w:abstractNumId="13" w15:restartNumberingAfterBreak="0">
+  <w:abstractNum w:abstractNumId="18" w15:restartNumberingAfterBreak="0">
+    <w:nsid w:val="5DF0006D"/>
+    <w:multiLevelType w:val="multilevel"/>
+    <w:tmpl w:val="1EA85344"/>
+    <w:lvl w:ilvl="0">
+      <w:start w:val="1"/>
+      <w:numFmt w:val="bullet"/>
+      <w:lvlText w:val=""/>
+      <w:lvlJc w:val="left"/>
+      <w:pPr>
+        <w:tabs>
+          <w:tab w:val="num" w:pos="720"/>
+        </w:tabs>
+        <w:ind w:left="720" w:hanging="360"/>
+      </w:pPr>
+      <w:rPr>
+        <w:rFonts w:ascii="Symbol" w:hAnsi="Symbol" w:hint="default"/>
+        <w:sz w:val="20"/>
+      </w:rPr>
+    </w:lvl>
+    <w:lvl w:ilvl="1" w:tentative="1">
+      <w:start w:val="1"/>
+      <w:numFmt w:val="bullet"/>
+      <w:lvlText w:val="o"/>
+      <w:lvlJc w:val="left"/>
+      <w:pPr>
+        <w:tabs>
+          <w:tab w:val="num" w:pos="1440"/>
+        </w:tabs>
+        <w:ind w:left="1440" w:hanging="360"/>
+      </w:pPr>
+      <w:rPr>
+        <w:rFonts w:ascii="Courier New" w:hAnsi="Courier New" w:hint="default"/>
+        <w:sz w:val="20"/>
+      </w:rPr>
+    </w:lvl>
+    <w:lvl w:ilvl="2" w:tentative="1">
+      <w:start w:val="1"/>
+      <w:numFmt w:val="bullet"/>
+      <w:lvlText w:val=""/>
+      <w:lvlJc w:val="left"/>
+      <w:pPr>
+        <w:tabs>
+          <w:tab w:val="num" w:pos="2160"/>
+        </w:tabs>
+        <w:ind w:left="2160" w:hanging="360"/>
+      </w:pPr>
+      <w:rPr>
+        <w:rFonts w:ascii="Wingdings" w:hAnsi="Wingdings" w:hint="default"/>
+        <w:sz w:val="20"/>
+      </w:rPr>
+    </w:lvl>
+    <w:lvl w:ilvl="3" w:tentative="1">
+      <w:start w:val="1"/>
+      <w:numFmt w:val="bullet"/>
+      <w:lvlText w:val=""/>
+      <w:lvlJc w:val="left"/>
+      <w:pPr>
+        <w:tabs>
+          <w:tab w:val="num" w:pos="2880"/>
+        </w:tabs>
+        <w:ind w:left="2880" w:hanging="360"/>
+      </w:pPr>
+      <w:rPr>
+        <w:rFonts w:ascii="Wingdings" w:hAnsi="Wingdings" w:hint="default"/>
+        <w:sz w:val="20"/>
+      </w:rPr>
+    </w:lvl>
+    <w:lvl w:ilvl="4" w:tentative="1">
+      <w:start w:val="1"/>
+      <w:numFmt w:val="bullet"/>
+      <w:lvlText w:val=""/>
+      <w:lvlJc w:val="left"/>
+      <w:pPr>
+        <w:tabs>
+          <w:tab w:val="num" w:pos="3600"/>
+        </w:tabs>
+        <w:ind w:left="3600" w:hanging="360"/>
+      </w:pPr>
+      <w:rPr>
+        <w:rFonts w:ascii="Wingdings" w:hAnsi="Wingdings" w:hint="default"/>
+        <w:sz w:val="20"/>
+      </w:rPr>
+    </w:lvl>
+    <w:lvl w:ilvl="5" w:tentative="1">
+      <w:start w:val="1"/>
+      <w:numFmt w:val="bullet"/>
+      <w:lvlText w:val=""/>
+      <w:lvlJc w:val="left"/>
+      <w:pPr>
+        <w:tabs>
+          <w:tab w:val="num" w:pos="4320"/>
+        </w:tabs>
+        <w:ind w:left="4320" w:hanging="360"/>
+      </w:pPr>
+      <w:rPr>
+        <w:rFonts w:ascii="Wingdings" w:hAnsi="Wingdings" w:hint="default"/>
+        <w:sz w:val="20"/>
+      </w:rPr>
+    </w:lvl>
+    <w:lvl w:ilvl="6" w:tentative="1">
+      <w:start w:val="1"/>
+      <w:numFmt w:val="bullet"/>
+      <w:lvlText w:val=""/>
+      <w:lvlJc w:val="left"/>
+      <w:pPr>
+        <w:tabs>
+          <w:tab w:val="num" w:pos="5040"/>
+        </w:tabs>
+        <w:ind w:left="5040" w:hanging="360"/>
+      </w:pPr>
+      <w:rPr>
+        <w:rFonts w:ascii="Wingdings" w:hAnsi="Wingdings" w:hint="default"/>
+        <w:sz w:val="20"/>
+      </w:rPr>
+    </w:lvl>
+    <w:lvl w:ilvl="7" w:tentative="1">
+      <w:start w:val="1"/>
+      <w:numFmt w:val="bullet"/>
+      <w:lvlText w:val=""/>
+      <w:lvlJc w:val="left"/>
+      <w:pPr>
+        <w:tabs>
+          <w:tab w:val="num" w:pos="5760"/>
+        </w:tabs>
+        <w:ind w:left="5760" w:hanging="360"/>
+      </w:pPr>
+      <w:rPr>
+        <w:rFonts w:ascii="Wingdings" w:hAnsi="Wingdings" w:hint="default"/>
+        <w:sz w:val="20"/>
+      </w:rPr>
+    </w:lvl>
+    <w:lvl w:ilvl="8" w:tentative="1">
+      <w:start w:val="1"/>
+      <w:numFmt w:val="bullet"/>
+      <w:lvlText w:val=""/>
+      <w:lvlJc w:val="left"/>
+      <w:pPr>
+        <w:tabs>
+          <w:tab w:val="num" w:pos="6480"/>
+        </w:tabs>
+        <w:ind w:left="6480" w:hanging="360"/>
+      </w:pPr>
+      <w:rPr>
+        <w:rFonts w:ascii="Wingdings" w:hAnsi="Wingdings" w:hint="default"/>
+        <w:sz w:val="20"/>
+      </w:rPr>
+    </w:lvl>
+  </w:abstractNum>
+  <w:abstractNum w:abstractNumId="19" w15:restartNumberingAfterBreak="0">
     <w:nsid w:val="5EEA0FFD"/>
     <w:multiLevelType w:val="multilevel"/>
     <w:tmpl w:val="36723DA4"/>
@@ -2802,7 +8955,7 @@
       </w:pPr>
     </w:lvl>
   </w:abstractNum>
-  <w:abstractNum w:abstractNumId="14" w15:restartNumberingAfterBreak="0">
+  <w:abstractNum w:abstractNumId="20" w15:restartNumberingAfterBreak="0">
     <w:nsid w:val="60696571"/>
     <w:multiLevelType w:val="multilevel"/>
     <w:tmpl w:val="C122E7A0"/>
@@ -2919,7 +9072,7 @@
       </w:pPr>
     </w:lvl>
   </w:abstractNum>
-  <w:abstractNum w:abstractNumId="15" w15:restartNumberingAfterBreak="0">
+  <w:abstractNum w:abstractNumId="21" w15:restartNumberingAfterBreak="0">
     <w:nsid w:val="6A157A69"/>
     <w:multiLevelType w:val="multilevel"/>
     <w:tmpl w:val="D83C1B44"/>
@@ -3068,7 +9221,7 @@
       </w:rPr>
     </w:lvl>
   </w:abstractNum>
-  <w:abstractNum w:abstractNumId="16" w15:restartNumberingAfterBreak="0">
+  <w:abstractNum w:abstractNumId="22" w15:restartNumberingAfterBreak="0">
     <w:nsid w:val="6D6925D1"/>
     <w:multiLevelType w:val="multilevel"/>
     <w:tmpl w:val="F2CC268A"/>
@@ -3217,7 +9370,7 @@
       </w:rPr>
     </w:lvl>
   </w:abstractNum>
-  <w:abstractNum w:abstractNumId="17" w15:restartNumberingAfterBreak="0">
+  <w:abstractNum w:abstractNumId="23" w15:restartNumberingAfterBreak="0">
     <w:nsid w:val="7800702C"/>
     <w:multiLevelType w:val="multilevel"/>
     <w:tmpl w:val="1F22AB32"/>
@@ -3330,7 +9483,7 @@
       </w:pPr>
     </w:lvl>
   </w:abstractNum>
-  <w:abstractNum w:abstractNumId="18" w15:restartNumberingAfterBreak="0">
+  <w:abstractNum w:abstractNumId="24" w15:restartNumberingAfterBreak="0">
     <w:nsid w:val="794B7D8E"/>
     <w:multiLevelType w:val="hybridMultilevel"/>
     <w:tmpl w:val="D57ECB20"/>
@@ -3443,7 +9596,7 @@
       </w:rPr>
     </w:lvl>
   </w:abstractNum>
-  <w:abstractNum w:abstractNumId="19" w15:restartNumberingAfterBreak="0">
+  <w:abstractNum w:abstractNumId="25" w15:restartNumberingAfterBreak="0">
     <w:nsid w:val="7BF06E36"/>
     <w:multiLevelType w:val="multilevel"/>
     <w:tmpl w:val="D514F770"/>
@@ -3592,7 +9745,305 @@
       </w:rPr>
     </w:lvl>
   </w:abstractNum>
-  <w:abstractNum w:abstractNumId="20" w15:restartNumberingAfterBreak="0">
+  <w:abstractNum w:abstractNumId="26" w15:restartNumberingAfterBreak="0">
+    <w:nsid w:val="7BF54BF8"/>
+    <w:multiLevelType w:val="multilevel"/>
+    <w:tmpl w:val="79D4405E"/>
+    <w:lvl w:ilvl="0">
+      <w:start w:val="1"/>
+      <w:numFmt w:val="bullet"/>
+      <w:lvlText w:val=""/>
+      <w:lvlJc w:val="left"/>
+      <w:pPr>
+        <w:tabs>
+          <w:tab w:val="num" w:pos="720"/>
+        </w:tabs>
+        <w:ind w:left="720" w:hanging="360"/>
+      </w:pPr>
+      <w:rPr>
+        <w:rFonts w:ascii="Symbol" w:hAnsi="Symbol" w:hint="default"/>
+        <w:sz w:val="20"/>
+      </w:rPr>
+    </w:lvl>
+    <w:lvl w:ilvl="1" w:tentative="1">
+      <w:start w:val="1"/>
+      <w:numFmt w:val="bullet"/>
+      <w:lvlText w:val="o"/>
+      <w:lvlJc w:val="left"/>
+      <w:pPr>
+        <w:tabs>
+          <w:tab w:val="num" w:pos="1440"/>
+        </w:tabs>
+        <w:ind w:left="1440" w:hanging="360"/>
+      </w:pPr>
+      <w:rPr>
+        <w:rFonts w:ascii="Courier New" w:hAnsi="Courier New" w:hint="default"/>
+        <w:sz w:val="20"/>
+      </w:rPr>
+    </w:lvl>
+    <w:lvl w:ilvl="2" w:tentative="1">
+      <w:start w:val="1"/>
+      <w:numFmt w:val="bullet"/>
+      <w:lvlText w:val=""/>
+      <w:lvlJc w:val="left"/>
+      <w:pPr>
+        <w:tabs>
+          <w:tab w:val="num" w:pos="2160"/>
+        </w:tabs>
+        <w:ind w:left="2160" w:hanging="360"/>
+      </w:pPr>
+      <w:rPr>
+        <w:rFonts w:ascii="Wingdings" w:hAnsi="Wingdings" w:hint="default"/>
+        <w:sz w:val="20"/>
+      </w:rPr>
+    </w:lvl>
+    <w:lvl w:ilvl="3" w:tentative="1">
+      <w:start w:val="1"/>
+      <w:numFmt w:val="bullet"/>
+      <w:lvlText w:val=""/>
+      <w:lvlJc w:val="left"/>
+      <w:pPr>
+        <w:tabs>
+          <w:tab w:val="num" w:pos="2880"/>
+        </w:tabs>
+        <w:ind w:left="2880" w:hanging="360"/>
+      </w:pPr>
+      <w:rPr>
+        <w:rFonts w:ascii="Wingdings" w:hAnsi="Wingdings" w:hint="default"/>
+        <w:sz w:val="20"/>
+      </w:rPr>
+    </w:lvl>
+    <w:lvl w:ilvl="4" w:tentative="1">
+      <w:start w:val="1"/>
+      <w:numFmt w:val="bullet"/>
+      <w:lvlText w:val=""/>
+      <w:lvlJc w:val="left"/>
+      <w:pPr>
+        <w:tabs>
+          <w:tab w:val="num" w:pos="3600"/>
+        </w:tabs>
+        <w:ind w:left="3600" w:hanging="360"/>
+      </w:pPr>
+      <w:rPr>
+        <w:rFonts w:ascii="Wingdings" w:hAnsi="Wingdings" w:hint="default"/>
+        <w:sz w:val="20"/>
+      </w:rPr>
+    </w:lvl>
+    <w:lvl w:ilvl="5" w:tentative="1">
+      <w:start w:val="1"/>
+      <w:numFmt w:val="bullet"/>
+      <w:lvlText w:val=""/>
+      <w:lvlJc w:val="left"/>
+      <w:pPr>
+        <w:tabs>
+          <w:tab w:val="num" w:pos="4320"/>
+        </w:tabs>
+        <w:ind w:left="4320" w:hanging="360"/>
+      </w:pPr>
+      <w:rPr>
+        <w:rFonts w:ascii="Wingdings" w:hAnsi="Wingdings" w:hint="default"/>
+        <w:sz w:val="20"/>
+      </w:rPr>
+    </w:lvl>
+    <w:lvl w:ilvl="6" w:tentative="1">
+      <w:start w:val="1"/>
+      <w:numFmt w:val="bullet"/>
+      <w:lvlText w:val=""/>
+      <w:lvlJc w:val="left"/>
+      <w:pPr>
+        <w:tabs>
+          <w:tab w:val="num" w:pos="5040"/>
+        </w:tabs>
+        <w:ind w:left="5040" w:hanging="360"/>
+      </w:pPr>
+      <w:rPr>
+        <w:rFonts w:ascii="Wingdings" w:hAnsi="Wingdings" w:hint="default"/>
+        <w:sz w:val="20"/>
+      </w:rPr>
+    </w:lvl>
+    <w:lvl w:ilvl="7" w:tentative="1">
+      <w:start w:val="1"/>
+      <w:numFmt w:val="bullet"/>
+      <w:lvlText w:val=""/>
+      <w:lvlJc w:val="left"/>
+      <w:pPr>
+        <w:tabs>
+          <w:tab w:val="num" w:pos="5760"/>
+        </w:tabs>
+        <w:ind w:left="5760" w:hanging="360"/>
+      </w:pPr>
+      <w:rPr>
+        <w:rFonts w:ascii="Wingdings" w:hAnsi="Wingdings" w:hint="default"/>
+        <w:sz w:val="20"/>
+      </w:rPr>
+    </w:lvl>
+    <w:lvl w:ilvl="8" w:tentative="1">
+      <w:start w:val="1"/>
+      <w:numFmt w:val="bullet"/>
+      <w:lvlText w:val=""/>
+      <w:lvlJc w:val="left"/>
+      <w:pPr>
+        <w:tabs>
+          <w:tab w:val="num" w:pos="6480"/>
+        </w:tabs>
+        <w:ind w:left="6480" w:hanging="360"/>
+      </w:pPr>
+      <w:rPr>
+        <w:rFonts w:ascii="Wingdings" w:hAnsi="Wingdings" w:hint="default"/>
+        <w:sz w:val="20"/>
+      </w:rPr>
+    </w:lvl>
+  </w:abstractNum>
+  <w:abstractNum w:abstractNumId="27" w15:restartNumberingAfterBreak="0">
+    <w:nsid w:val="7D295505"/>
+    <w:multiLevelType w:val="multilevel"/>
+    <w:tmpl w:val="E1A65F70"/>
+    <w:lvl w:ilvl="0">
+      <w:start w:val="1"/>
+      <w:numFmt w:val="bullet"/>
+      <w:lvlText w:val=""/>
+      <w:lvlJc w:val="left"/>
+      <w:pPr>
+        <w:tabs>
+          <w:tab w:val="num" w:pos="720"/>
+        </w:tabs>
+        <w:ind w:left="720" w:hanging="360"/>
+      </w:pPr>
+      <w:rPr>
+        <w:rFonts w:ascii="Symbol" w:hAnsi="Symbol" w:hint="default"/>
+        <w:sz w:val="20"/>
+      </w:rPr>
+    </w:lvl>
+    <w:lvl w:ilvl="1" w:tentative="1">
+      <w:start w:val="1"/>
+      <w:numFmt w:val="bullet"/>
+      <w:lvlText w:val="o"/>
+      <w:lvlJc w:val="left"/>
+      <w:pPr>
+        <w:tabs>
+          <w:tab w:val="num" w:pos="1440"/>
+        </w:tabs>
+        <w:ind w:left="1440" w:hanging="360"/>
+      </w:pPr>
+      <w:rPr>
+        <w:rFonts w:ascii="Courier New" w:hAnsi="Courier New" w:hint="default"/>
+        <w:sz w:val="20"/>
+      </w:rPr>
+    </w:lvl>
+    <w:lvl w:ilvl="2" w:tentative="1">
+      <w:start w:val="1"/>
+      <w:numFmt w:val="bullet"/>
+      <w:lvlText w:val=""/>
+      <w:lvlJc w:val="left"/>
+      <w:pPr>
+        <w:tabs>
+          <w:tab w:val="num" w:pos="2160"/>
+        </w:tabs>
+        <w:ind w:left="2160" w:hanging="360"/>
+      </w:pPr>
+      <w:rPr>
+        <w:rFonts w:ascii="Wingdings" w:hAnsi="Wingdings" w:hint="default"/>
+        <w:sz w:val="20"/>
+      </w:rPr>
+    </w:lvl>
+    <w:lvl w:ilvl="3" w:tentative="1">
+      <w:start w:val="1"/>
+      <w:numFmt w:val="bullet"/>
+      <w:lvlText w:val=""/>
+      <w:lvlJc w:val="left"/>
+      <w:pPr>
+        <w:tabs>
+          <w:tab w:val="num" w:pos="2880"/>
+        </w:tabs>
+        <w:ind w:left="2880" w:hanging="360"/>
+      </w:pPr>
+      <w:rPr>
+        <w:rFonts w:ascii="Wingdings" w:hAnsi="Wingdings" w:hint="default"/>
+        <w:sz w:val="20"/>
+      </w:rPr>
+    </w:lvl>
+    <w:lvl w:ilvl="4" w:tentative="1">
+      <w:start w:val="1"/>
+      <w:numFmt w:val="bullet"/>
+      <w:lvlText w:val=""/>
+      <w:lvlJc w:val="left"/>
+      <w:pPr>
+        <w:tabs>
+          <w:tab w:val="num" w:pos="3600"/>
+        </w:tabs>
+        <w:ind w:left="3600" w:hanging="360"/>
+      </w:pPr>
+      <w:rPr>
+        <w:rFonts w:ascii="Wingdings" w:hAnsi="Wingdings" w:hint="default"/>
+        <w:sz w:val="20"/>
+      </w:rPr>
+    </w:lvl>
+    <w:lvl w:ilvl="5" w:tentative="1">
+      <w:start w:val="1"/>
+      <w:numFmt w:val="bullet"/>
+      <w:lvlText w:val=""/>
+      <w:lvlJc w:val="left"/>
+      <w:pPr>
+        <w:tabs>
+          <w:tab w:val="num" w:pos="4320"/>
+        </w:tabs>
+        <w:ind w:left="4320" w:hanging="360"/>
+      </w:pPr>
+      <w:rPr>
+        <w:rFonts w:ascii="Wingdings" w:hAnsi="Wingdings" w:hint="default"/>
+        <w:sz w:val="20"/>
+      </w:rPr>
+    </w:lvl>
+    <w:lvl w:ilvl="6" w:tentative="1">
+      <w:start w:val="1"/>
+      <w:numFmt w:val="bullet"/>
+      <w:lvlText w:val=""/>
+      <w:lvlJc w:val="left"/>
+      <w:pPr>
+        <w:tabs>
+          <w:tab w:val="num" w:pos="5040"/>
+        </w:tabs>
+        <w:ind w:left="5040" w:hanging="360"/>
+      </w:pPr>
+      <w:rPr>
+        <w:rFonts w:ascii="Wingdings" w:hAnsi="Wingdings" w:hint="default"/>
+        <w:sz w:val="20"/>
+      </w:rPr>
+    </w:lvl>
+    <w:lvl w:ilvl="7" w:tentative="1">
+      <w:start w:val="1"/>
+      <w:numFmt w:val="bullet"/>
+      <w:lvlText w:val=""/>
+      <w:lvlJc w:val="left"/>
+      <w:pPr>
+        <w:tabs>
+          <w:tab w:val="num" w:pos="5760"/>
+        </w:tabs>
+        <w:ind w:left="5760" w:hanging="360"/>
+      </w:pPr>
+      <w:rPr>
+        <w:rFonts w:ascii="Wingdings" w:hAnsi="Wingdings" w:hint="default"/>
+        <w:sz w:val="20"/>
+      </w:rPr>
+    </w:lvl>
+    <w:lvl w:ilvl="8" w:tentative="1">
+      <w:start w:val="1"/>
+      <w:numFmt w:val="bullet"/>
+      <w:lvlText w:val=""/>
+      <w:lvlJc w:val="left"/>
+      <w:pPr>
+        <w:tabs>
+          <w:tab w:val="num" w:pos="6480"/>
+        </w:tabs>
+        <w:ind w:left="6480" w:hanging="360"/>
+      </w:pPr>
+      <w:rPr>
+        <w:rFonts w:ascii="Wingdings" w:hAnsi="Wingdings" w:hint="default"/>
+        <w:sz w:val="20"/>
+      </w:rPr>
+    </w:lvl>
+  </w:abstractNum>
+  <w:abstractNum w:abstractNumId="28" w15:restartNumberingAfterBreak="0">
     <w:nsid w:val="7EC812C7"/>
     <w:multiLevelType w:val="multilevel"/>
     <w:tmpl w:val="133C4136"/>
@@ -3742,67 +10193,91 @@
     </w:lvl>
   </w:abstractNum>
   <w:num w:numId="1" w16cid:durableId="691615739">
+    <w:abstractNumId w:val="12"/>
+  </w:num>
+  <w:num w:numId="2" w16cid:durableId="1923441671">
+    <w:abstractNumId w:val="14"/>
+  </w:num>
+  <w:num w:numId="3" w16cid:durableId="678116926">
+    <w:abstractNumId w:val="9"/>
+  </w:num>
+  <w:num w:numId="4" w16cid:durableId="48307544">
+    <w:abstractNumId w:val="24"/>
+  </w:num>
+  <w:num w:numId="5" w16cid:durableId="185026278">
+    <w:abstractNumId w:val="10"/>
+  </w:num>
+  <w:num w:numId="6" w16cid:durableId="1456483850">
     <w:abstractNumId w:val="8"/>
   </w:num>
-  <w:num w:numId="2" w16cid:durableId="1923441671">
-    <w:abstractNumId w:val="10"/>
+  <w:num w:numId="7" w16cid:durableId="393892132">
+    <w:abstractNumId w:val="19"/>
   </w:num>
-  <w:num w:numId="3" w16cid:durableId="678116926">
+  <w:num w:numId="8" w16cid:durableId="388917875">
+    <w:abstractNumId w:val="23"/>
+  </w:num>
+  <w:num w:numId="9" w16cid:durableId="1019433474">
     <w:abstractNumId w:val="6"/>
   </w:num>
-  <w:num w:numId="4" w16cid:durableId="48307544">
+  <w:num w:numId="10" w16cid:durableId="172115972">
+    <w:abstractNumId w:val="28"/>
+  </w:num>
+  <w:num w:numId="11" w16cid:durableId="1587297893">
+    <w:abstractNumId w:val="17"/>
+  </w:num>
+  <w:num w:numId="12" w16cid:durableId="786775666">
+    <w:abstractNumId w:val="13"/>
+  </w:num>
+  <w:num w:numId="13" w16cid:durableId="1822576477">
+    <w:abstractNumId w:val="22"/>
+  </w:num>
+  <w:num w:numId="14" w16cid:durableId="791749777">
+    <w:abstractNumId w:val="2"/>
+  </w:num>
+  <w:num w:numId="15" w16cid:durableId="1776243752">
+    <w:abstractNumId w:val="7"/>
+  </w:num>
+  <w:num w:numId="16" w16cid:durableId="1217625238">
+    <w:abstractNumId w:val="5"/>
+  </w:num>
+  <w:num w:numId="17" w16cid:durableId="1163158719">
+    <w:abstractNumId w:val="21"/>
+  </w:num>
+  <w:num w:numId="18" w16cid:durableId="571739589">
+    <w:abstractNumId w:val="3"/>
+  </w:num>
+  <w:num w:numId="19" w16cid:durableId="983509941">
+    <w:abstractNumId w:val="20"/>
+  </w:num>
+  <w:num w:numId="20" w16cid:durableId="357316106">
+    <w:abstractNumId w:val="25"/>
+  </w:num>
+  <w:num w:numId="21" w16cid:durableId="687802874">
+    <w:abstractNumId w:val="16"/>
+  </w:num>
+  <w:num w:numId="22" w16cid:durableId="867334717">
+    <w:abstractNumId w:val="0"/>
+  </w:num>
+  <w:num w:numId="23" w16cid:durableId="1856648782">
+    <w:abstractNumId w:val="15"/>
+  </w:num>
+  <w:num w:numId="24" w16cid:durableId="1021319405">
+    <w:abstractNumId w:val="4"/>
+  </w:num>
+  <w:num w:numId="25" w16cid:durableId="777677950">
+    <w:abstractNumId w:val="1"/>
+  </w:num>
+  <w:num w:numId="26" w16cid:durableId="1503349853">
+    <w:abstractNumId w:val="27"/>
+  </w:num>
+  <w:num w:numId="27" w16cid:durableId="1780029662">
     <w:abstractNumId w:val="18"/>
   </w:num>
-  <w:num w:numId="5" w16cid:durableId="185026278">
-    <w:abstractNumId w:val="7"/>
+  <w:num w:numId="28" w16cid:durableId="303630719">
+    <w:abstractNumId w:val="11"/>
   </w:num>
-  <w:num w:numId="6" w16cid:durableId="1456483850">
-    <w:abstractNumId w:val="5"/>
-  </w:num>
-  <w:num w:numId="7" w16cid:durableId="393892132">
-    <w:abstractNumId w:val="13"/>
-  </w:num>
-  <w:num w:numId="8" w16cid:durableId="388917875">
-    <w:abstractNumId w:val="17"/>
-  </w:num>
-  <w:num w:numId="9" w16cid:durableId="1019433474">
-    <w:abstractNumId w:val="3"/>
-  </w:num>
-  <w:num w:numId="10" w16cid:durableId="172115972">
-    <w:abstractNumId w:val="20"/>
-  </w:num>
-  <w:num w:numId="11" w16cid:durableId="1587297893">
-    <w:abstractNumId w:val="12"/>
-  </w:num>
-  <w:num w:numId="12" w16cid:durableId="786775666">
-    <w:abstractNumId w:val="9"/>
-  </w:num>
-  <w:num w:numId="13" w16cid:durableId="1822576477">
-    <w:abstractNumId w:val="16"/>
-  </w:num>
-  <w:num w:numId="14" w16cid:durableId="791749777">
-    <w:abstractNumId w:val="0"/>
-  </w:num>
-  <w:num w:numId="15" w16cid:durableId="1776243752">
-    <w:abstractNumId w:val="4"/>
-  </w:num>
-  <w:num w:numId="16" w16cid:durableId="1217625238">
-    <w:abstractNumId w:val="2"/>
-  </w:num>
-  <w:num w:numId="17" w16cid:durableId="1163158719">
-    <w:abstractNumId w:val="15"/>
-  </w:num>
-  <w:num w:numId="18" w16cid:durableId="571739589">
-    <w:abstractNumId w:val="1"/>
-  </w:num>
-  <w:num w:numId="19" w16cid:durableId="983509941">
-    <w:abstractNumId w:val="14"/>
-  </w:num>
-  <w:num w:numId="20" w16cid:durableId="357316106">
-    <w:abstractNumId w:val="19"/>
-  </w:num>
-  <w:num w:numId="21" w16cid:durableId="687802874">
-    <w:abstractNumId w:val="11"/>
+  <w:num w:numId="29" w16cid:durableId="1766996233">
+    <w:abstractNumId w:val="26"/>
   </w:num>
 </w:numbering>
 </file>
